--- a/Week05/Week5_BaoCaoNhom.docx
+++ b/Week05/Week5_BaoCaoNhom.docx
@@ -115,8 +115,40 @@
           <w:sz w:val="24"/>
           <w:szCs w:val="24"/>
         </w:rPr>
-        <w:t>Project: ReadMore Bookstore — Nhà sách trực tuyến</w:t>
-      </w:r>
+        <w:t xml:space="preserve">Project: </w:t>
+      </w:r>
+      <w:r>
+        <w:rPr>
+          <w:rFonts w:hint="eastAsia"/>
+          <w:i/>
+          <w:iCs/>
+          <w:sz w:val="24"/>
+          <w:szCs w:val="24"/>
+        </w:rPr>
+        <w:t>Online Movie Ticket Sellinng System</w:t>
+      </w:r>
+      <w:r>
+        <w:rPr>
+          <w:rFonts w:eastAsia="Times New Roman"/>
+          <w:i/>
+          <w:iCs/>
+          <w:sz w:val="24"/>
+          <w:szCs w:val="24"/>
+        </w:rPr>
+        <w:t xml:space="preserve">— </w:t>
+      </w:r>
+      <w:r>
+        <w:rPr>
+          <w:rFonts w:hint="eastAsia"/>
+          <w:i/>
+          <w:iCs/>
+          <w:sz w:val="24"/>
+          <w:szCs w:val="24"/>
+        </w:rPr>
+        <w:t>Hệ thống bán vé xem phim trực tuyến</w:t>
+      </w:r>
+      <w:bookmarkStart w:id="0" w:name="_GoBack"/>
+      <w:bookmarkEnd w:id="0"/>
     </w:p>
     <w:p>
       <w:pPr>
@@ -195,11 +227,6 @@
             </w:tcMar>
           </w:tcPr>
           <w:p>
-            <w:pPr>
-              <w:rPr>
-                <w:rFonts w:hint="eastAsia"/>
-              </w:rPr>
-            </w:pPr>
             <w:r>
               <w:rPr>
                 <w:rFonts w:hint="eastAsia"/>
@@ -258,11 +285,6 @@
             </w:tcMar>
           </w:tcPr>
           <w:p>
-            <w:pPr>
-              <w:rPr>
-                <w:rFonts w:hint="eastAsia"/>
-              </w:rPr>
-            </w:pPr>
             <w:r>
               <w:rPr>
                 <w:rFonts w:hint="eastAsia"/>
@@ -489,11 +511,6 @@
             </w:tcMar>
           </w:tcPr>
           <w:p>
-            <w:pPr>
-              <w:rPr>
-                <w:rFonts w:hint="eastAsia"/>
-              </w:rPr>
-            </w:pPr>
             <w:r>
               <w:rPr>
                 <w:rFonts w:hint="eastAsia"/>
@@ -518,8 +535,6 @@
       <w:r>
         <w:t>II. PHÂN CÔNG CÔNG VIỆC</w:t>
       </w:r>
-      <w:bookmarkStart w:id="0" w:name="_GoBack"/>
-      <w:bookmarkEnd w:id="0"/>
     </w:p>
     <w:p>
       <w:pPr>
@@ -5986,7 +6001,7 @@
         <w:sz w:val="20"/>
         <w:szCs w:val="20"/>
       </w:rPr>
-      <w:t>2</w:t>
+      <w:t>6</w:t>
     </w:r>
     <w:r>
       <w:rPr>

--- a/Week05/Week5_BaoCaoNhom.docx
+++ b/Week05/Week5_BaoCaoNhom.docx
@@ -106,10 +106,15 @@
       <w:pPr>
         <w:spacing w:after="320"/>
         <w:jc w:val="center"/>
-      </w:pPr>
-      <w:r>
-        <w:rPr>
-          <w:rFonts w:eastAsia="Times New Roman"/>
+        <w:rPr>
+          <w:i/>
+          <w:iCs/>
+          <w:sz w:val="22"/>
+          <w:szCs w:val="24"/>
+        </w:rPr>
+      </w:pPr>
+      <w:r>
+        <w:rPr>
           <w:i/>
           <w:iCs/>
           <w:sz w:val="24"/>
@@ -119,36 +124,20 @@
       </w:r>
       <w:r>
         <w:rPr>
-          <w:rFonts w:hint="eastAsia"/>
+          <w:i/>
+          <w:sz w:val="24"/>
+        </w:rPr>
+        <w:t>TicketNow – Event Ticketing Platform</w:t>
+      </w:r>
+      <w:r>
+        <w:rPr>
           <w:i/>
           <w:iCs/>
-          <w:sz w:val="24"/>
+          <w:sz w:val="22"/>
           <w:szCs w:val="24"/>
         </w:rPr>
-        <w:t>Online Movie Ticket Sellinng System</w:t>
-      </w:r>
-      <w:r>
-        <w:rPr>
-          <w:rFonts w:eastAsia="Times New Roman"/>
-          <w:i/>
-          <w:iCs/>
-          <w:sz w:val="24"/>
-          <w:szCs w:val="24"/>
-        </w:rPr>
-        <w:t xml:space="preserve">— </w:t>
-      </w:r>
-      <w:r>
-        <w:rPr>
-          <w:rFonts w:hint="eastAsia"/>
-          <w:i/>
-          <w:iCs/>
-          <w:sz w:val="24"/>
-          <w:szCs w:val="24"/>
-        </w:rPr>
-        <w:t>Hệ thống bán vé xem phim trực tuyến</w:t>
-      </w:r>
-      <w:bookmarkStart w:id="0" w:name="_GoBack"/>
-      <w:bookmarkEnd w:id="0"/>
+        <w:t xml:space="preserve"> </w:t>
+      </w:r>
     </w:p>
     <w:p>
       <w:pPr>
@@ -864,7 +853,7 @@
               <w:rPr>
                 <w:sz w:val="24"/>
               </w:rPr>
-              <w:t>Tùy biến giao diện Dashboard Admin bằng React-Bootstrap, tối ưu bố cục Navbar, Sidebar và các bảng dữ liệu, đảm bảo giao diện thống nhất.</w:t>
+              <w:t>Tích hợp React-Bootstrap, thiết kế Header, Footer và chuẩn hóa giao diện chung của hệ thống.</w:t>
             </w:r>
           </w:p>
         </w:tc>
@@ -1021,7 +1010,7 @@
               <w:rPr>
                 <w:sz w:val="24"/>
               </w:rPr>
-              <w:t>Hoàn thiện giao diện Booking, sử dụng Card, Button, Modal và Grid của React-Bootstrap, đồng thời tối ưu hiển thị trên nhiều kích thước màn hình.</w:t>
+              <w:t>Hoàn thiện giao diện Select Tickets và Payment bằng Card, Button, Form của React-Bootstrap.</w:t>
             </w:r>
           </w:p>
         </w:tc>
@@ -1178,14 +1167,7 @@
               <w:rPr>
                 <w:sz w:val="24"/>
               </w:rPr>
-              <w:t xml:space="preserve">Tùy chỉnh giao diện </w:t>
-            </w:r>
-            <w:r>
-              <w:rPr>
-                <w:sz w:val="24"/>
-              </w:rPr>
-              <w:lastRenderedPageBreak/>
-              <w:t>Movie Detail, Lịch chiếu và AI Recommendation, sử dụng Card, Carousel, Badge và Modal để tăng trải nghiệm người dùng.</w:t>
+              <w:t>Thiết kế giao diện Event Detail và Home Page sử dụng Grid System và Card.</w:t>
             </w:r>
           </w:p>
         </w:tc>
@@ -1216,7 +1198,6 @@
               <w:rPr>
                 <w:sz w:val="24"/>
               </w:rPr>
-              <w:lastRenderedPageBreak/>
               <w:t>Đạt</w:t>
             </w:r>
           </w:p>
@@ -1344,7 +1325,7 @@
               <w:rPr>
                 <w:sz w:val="24"/>
               </w:rPr>
-              <w:t>Hoàn thiện giao diện Trang chủ, Danh sách phim và Chatbot, sử dụng Carousel, Card, Dropdown và Grid System của React-Bootstrap để cải thiện UI/UX.</w:t>
+              <w:t>Hoàn thiện giao diện Categories, Event Section và tối ưu Responsive trên nhiều thiết bị.</w:t>
             </w:r>
           </w:p>
         </w:tc>
@@ -1501,7 +1482,7 @@
               <w:rPr>
                 <w:sz w:val="24"/>
               </w:rPr>
-              <w:t>Thiết kế lại giao diện Đăng nhập, Đăng ký, Hồ sơ người dùng và Đa ngôn ngữ, sử dụng Form, Input Group, Alert và Button của React-Bootstrap, đồng thời tùy chỉnh CSS cho đồng bộ toàn hệ thống.</w:t>
+              <w:t>Thiết kế giao diện Login/Register Modal và tùy chỉnh CSS để đồng bộ giao diện toàn hệ thống.</w:t>
             </w:r>
           </w:p>
         </w:tc>
@@ -1807,8 +1788,8 @@
       </w:tblPr>
       <w:tblGrid>
         <w:gridCol w:w="400"/>
-        <w:gridCol w:w="6026"/>
-        <w:gridCol w:w="1200"/>
+        <w:gridCol w:w="5847"/>
+        <w:gridCol w:w="1379"/>
         <w:gridCol w:w="1400"/>
       </w:tblGrid>
       <w:tr>
@@ -1848,7 +1829,7 @@
         </w:tc>
         <w:tc>
           <w:tcPr>
-            <w:tcW w:w="6026" w:type="dxa"/>
+            <w:tcW w:w="5847" w:type="dxa"/>
             <w:tcBorders>
               <w:top w:val="single" w:sz="1" w:space="0" w:color="AAB7C4"/>
               <w:left w:val="single" w:sz="1" w:space="0" w:color="AAB7C4"/>
@@ -1882,7 +1863,7 @@
         </w:tc>
         <w:tc>
           <w:tcPr>
-            <w:tcW w:w="1200" w:type="dxa"/>
+            <w:tcW w:w="1379" w:type="dxa"/>
             <w:tcBorders>
               <w:top w:val="single" w:sz="1" w:space="0" w:color="AAB7C4"/>
               <w:left w:val="single" w:sz="1" w:space="0" w:color="AAB7C4"/>
@@ -1968,22 +1949,14 @@
             </w:tcMar>
           </w:tcPr>
           <w:p>
-            <w:pPr>
-              <w:rPr>
-                <w:sz w:val="24"/>
-              </w:rPr>
-            </w:pPr>
-            <w:r>
-              <w:rPr>
-                <w:sz w:val="24"/>
-              </w:rPr>
+            <w:r>
               <w:t>1</w:t>
             </w:r>
           </w:p>
         </w:tc>
         <w:tc>
           <w:tcPr>
-            <w:tcW w:w="6026" w:type="dxa"/>
+            <w:tcW w:w="5847" w:type="dxa"/>
             <w:tcBorders>
               <w:top w:val="single" w:sz="1" w:space="0" w:color="AAB7C4"/>
               <w:left w:val="single" w:sz="1" w:space="0" w:color="AAB7C4"/>
@@ -1999,36 +1972,14 @@
             </w:tcMar>
           </w:tcPr>
           <w:p>
-            <w:pPr>
-              <w:rPr>
-                <w:sz w:val="24"/>
-              </w:rPr>
-            </w:pPr>
-            <w:r>
-              <w:rPr>
-                <w:sz w:val="24"/>
-              </w:rPr>
-              <w:t xml:space="preserve">Tích hợp thư viện React-Bootstrap vào dự </w:t>
-            </w:r>
-            <w:proofErr w:type="gramStart"/>
-            <w:r>
-              <w:rPr>
-                <w:sz w:val="24"/>
-              </w:rPr>
-              <w:t>án</w:t>
-            </w:r>
-            <w:proofErr w:type="gramEnd"/>
-            <w:r>
-              <w:rPr>
-                <w:sz w:val="24"/>
-              </w:rPr>
-              <w:t xml:space="preserve"> và cấu hình giao diện cơ bản cho hệ thống.</w:t>
-            </w:r>
-          </w:p>
-        </w:tc>
-        <w:tc>
-          <w:tcPr>
-            <w:tcW w:w="1200" w:type="dxa"/>
+            <w:r>
+              <w:t>Tích hợp React-Bootstrap vào dự án</w:t>
+            </w:r>
+          </w:p>
+        </w:tc>
+        <w:tc>
+          <w:tcPr>
+            <w:tcW w:w="1379" w:type="dxa"/>
             <w:tcBorders>
               <w:top w:val="single" w:sz="1" w:space="0" w:color="AAB7C4"/>
               <w:left w:val="single" w:sz="1" w:space="0" w:color="AAB7C4"/>
@@ -2044,17 +1995,8 @@
             </w:tcMar>
           </w:tcPr>
           <w:p>
-            <w:pPr>
-              <w:rPr>
-                <w:sz w:val="24"/>
-              </w:rPr>
-            </w:pPr>
-            <w:r>
-              <w:rPr>
-                <w:rFonts w:ascii="MS Mincho" w:eastAsia="MS Mincho" w:hAnsi="MS Mincho" w:cs="MS Mincho" w:hint="eastAsia"/>
-                <w:sz w:val="24"/>
-              </w:rPr>
-              <w:t>☑</w:t>
+            <w:r>
+              <w:t xml:space="preserve">[x] </w:t>
             </w:r>
           </w:p>
         </w:tc>
@@ -2076,15 +2018,7 @@
             </w:tcMar>
           </w:tcPr>
           <w:p>
-            <w:pPr>
-              <w:rPr>
-                <w:sz w:val="24"/>
-              </w:rPr>
-            </w:pPr>
-            <w:r>
-              <w:rPr>
-                <w:sz w:val="24"/>
-              </w:rPr>
+            <w:r>
               <w:t>Nguyễn Hữu Tấn Đạt</w:t>
             </w:r>
           </w:p>
@@ -2109,22 +2043,14 @@
             </w:tcMar>
           </w:tcPr>
           <w:p>
-            <w:pPr>
-              <w:rPr>
-                <w:sz w:val="24"/>
-              </w:rPr>
-            </w:pPr>
-            <w:r>
-              <w:rPr>
-                <w:sz w:val="24"/>
-              </w:rPr>
+            <w:r>
               <w:t>2</w:t>
             </w:r>
           </w:p>
         </w:tc>
         <w:tc>
           <w:tcPr>
-            <w:tcW w:w="6026" w:type="dxa"/>
+            <w:tcW w:w="5847" w:type="dxa"/>
             <w:tcBorders>
               <w:top w:val="single" w:sz="1" w:space="0" w:color="AAB7C4"/>
               <w:left w:val="single" w:sz="1" w:space="0" w:color="AAB7C4"/>
@@ -2140,22 +2066,14 @@
             </w:tcMar>
           </w:tcPr>
           <w:p>
-            <w:pPr>
-              <w:rPr>
-                <w:sz w:val="24"/>
-              </w:rPr>
-            </w:pPr>
-            <w:r>
-              <w:rPr>
-                <w:sz w:val="24"/>
-              </w:rPr>
-              <w:t>Thiết kế giao diện Header, Banner, Footer và các thành phần hiển thị bằng React-Bootstrap.</w:t>
-            </w:r>
-          </w:p>
-        </w:tc>
-        <w:tc>
-          <w:tcPr>
-            <w:tcW w:w="1200" w:type="dxa"/>
+            <w:r>
+              <w:t>Thiết kế Header, Banner, Footer bằng React-Bootstrap</w:t>
+            </w:r>
+          </w:p>
+        </w:tc>
+        <w:tc>
+          <w:tcPr>
+            <w:tcW w:w="1379" w:type="dxa"/>
             <w:tcBorders>
               <w:top w:val="single" w:sz="1" w:space="0" w:color="AAB7C4"/>
               <w:left w:val="single" w:sz="1" w:space="0" w:color="AAB7C4"/>
@@ -2171,17 +2089,8 @@
             </w:tcMar>
           </w:tcPr>
           <w:p>
-            <w:pPr>
-              <w:rPr>
-                <w:sz w:val="24"/>
-              </w:rPr>
-            </w:pPr>
-            <w:r>
-              <w:rPr>
-                <w:rFonts w:ascii="MS Mincho" w:eastAsia="MS Mincho" w:hAnsi="MS Mincho" w:cs="MS Mincho" w:hint="eastAsia"/>
-                <w:sz w:val="24"/>
-              </w:rPr>
-              <w:t>☑</w:t>
+            <w:r>
+              <w:t xml:space="preserve">[x] </w:t>
             </w:r>
           </w:p>
         </w:tc>
@@ -2203,15 +2112,7 @@
             </w:tcMar>
           </w:tcPr>
           <w:p>
-            <w:pPr>
-              <w:rPr>
-                <w:sz w:val="24"/>
-              </w:rPr>
-            </w:pPr>
-            <w:r>
-              <w:rPr>
-                <w:sz w:val="24"/>
-              </w:rPr>
+            <w:r>
               <w:t>Nguyễn Minh Huy</w:t>
             </w:r>
           </w:p>
@@ -2236,22 +2137,14 @@
             </w:tcMar>
           </w:tcPr>
           <w:p>
-            <w:pPr>
-              <w:rPr>
-                <w:sz w:val="24"/>
-              </w:rPr>
-            </w:pPr>
-            <w:r>
-              <w:rPr>
-                <w:sz w:val="24"/>
-              </w:rPr>
+            <w:r>
               <w:t>3</w:t>
             </w:r>
           </w:p>
         </w:tc>
         <w:tc>
           <w:tcPr>
-            <w:tcW w:w="6026" w:type="dxa"/>
+            <w:tcW w:w="5847" w:type="dxa"/>
             <w:tcBorders>
               <w:top w:val="single" w:sz="1" w:space="0" w:color="AAB7C4"/>
               <w:left w:val="single" w:sz="1" w:space="0" w:color="AAB7C4"/>
@@ -2267,22 +2160,14 @@
             </w:tcMar>
           </w:tcPr>
           <w:p>
-            <w:pPr>
-              <w:rPr>
-                <w:sz w:val="24"/>
-              </w:rPr>
-            </w:pPr>
-            <w:r>
-              <w:rPr>
-                <w:sz w:val="24"/>
-              </w:rPr>
-              <w:t>Áp dụng Grid System (Container, Row, Col) để xây dựng bố cục cho Trang chủ, Danh mục sự kiện và Trang chi tiết.</w:t>
-            </w:r>
-          </w:p>
-        </w:tc>
-        <w:tc>
-          <w:tcPr>
-            <w:tcW w:w="1200" w:type="dxa"/>
+            <w:r>
+              <w:t>Xây dựng bố cục Home Page, Categories và Event Section bằng Grid System</w:t>
+            </w:r>
+          </w:p>
+        </w:tc>
+        <w:tc>
+          <w:tcPr>
+            <w:tcW w:w="1379" w:type="dxa"/>
             <w:tcBorders>
               <w:top w:val="single" w:sz="1" w:space="0" w:color="AAB7C4"/>
               <w:left w:val="single" w:sz="1" w:space="0" w:color="AAB7C4"/>
@@ -2298,17 +2183,8 @@
             </w:tcMar>
           </w:tcPr>
           <w:p>
-            <w:pPr>
-              <w:rPr>
-                <w:sz w:val="24"/>
-              </w:rPr>
-            </w:pPr>
-            <w:r>
-              <w:rPr>
-                <w:rFonts w:ascii="MS Mincho" w:eastAsia="MS Mincho" w:hAnsi="MS Mincho" w:cs="MS Mincho" w:hint="eastAsia"/>
-                <w:sz w:val="24"/>
-              </w:rPr>
-              <w:t>☑</w:t>
+            <w:r>
+              <w:t xml:space="preserve">[x] </w:t>
             </w:r>
           </w:p>
         </w:tc>
@@ -2330,15 +2206,7 @@
             </w:tcMar>
           </w:tcPr>
           <w:p>
-            <w:pPr>
-              <w:rPr>
-                <w:sz w:val="24"/>
-              </w:rPr>
-            </w:pPr>
-            <w:r>
-              <w:rPr>
-                <w:sz w:val="24"/>
-              </w:rPr>
+            <w:r>
               <w:t>Bùi Thùy Dung</w:t>
             </w:r>
           </w:p>
@@ -2363,23 +2231,14 @@
             </w:tcMar>
           </w:tcPr>
           <w:p>
-            <w:pPr>
-              <w:rPr>
-                <w:sz w:val="24"/>
-              </w:rPr>
-            </w:pPr>
-            <w:r>
-              <w:rPr>
-                <w:sz w:val="24"/>
-              </w:rPr>
-              <w:lastRenderedPageBreak/>
+            <w:r>
               <w:t>4</w:t>
             </w:r>
           </w:p>
         </w:tc>
         <w:tc>
           <w:tcPr>
-            <w:tcW w:w="6026" w:type="dxa"/>
+            <w:tcW w:w="5847" w:type="dxa"/>
             <w:tcBorders>
               <w:top w:val="single" w:sz="1" w:space="0" w:color="AAB7C4"/>
               <w:left w:val="single" w:sz="1" w:space="0" w:color="AAB7C4"/>
@@ -2395,22 +2254,14 @@
             </w:tcMar>
           </w:tcPr>
           <w:p>
-            <w:pPr>
-              <w:rPr>
-                <w:sz w:val="24"/>
-              </w:rPr>
-            </w:pPr>
-            <w:r>
-              <w:rPr>
-                <w:sz w:val="24"/>
-              </w:rPr>
-              <w:t>Thiết kế giao diện Đặt vé, Thanh toán và các biểu mẫu bằng Card, Form, Button và Modal của React-Bootstrap.</w:t>
-            </w:r>
-          </w:p>
-        </w:tc>
-        <w:tc>
-          <w:tcPr>
-            <w:tcW w:w="1200" w:type="dxa"/>
+            <w:r>
+              <w:t>Hoàn thiện giao diện SelectTickets, PaymentPage và Login/Register</w:t>
+            </w:r>
+          </w:p>
+        </w:tc>
+        <w:tc>
+          <w:tcPr>
+            <w:tcW w:w="1379" w:type="dxa"/>
             <w:tcBorders>
               <w:top w:val="single" w:sz="1" w:space="0" w:color="AAB7C4"/>
               <w:left w:val="single" w:sz="1" w:space="0" w:color="AAB7C4"/>
@@ -2426,17 +2277,8 @@
             </w:tcMar>
           </w:tcPr>
           <w:p>
-            <w:pPr>
-              <w:rPr>
-                <w:sz w:val="24"/>
-              </w:rPr>
-            </w:pPr>
-            <w:r>
-              <w:rPr>
-                <w:rFonts w:ascii="MS Mincho" w:eastAsia="MS Mincho" w:hAnsi="MS Mincho" w:cs="MS Mincho" w:hint="eastAsia"/>
-                <w:sz w:val="24"/>
-              </w:rPr>
-              <w:t>☑</w:t>
+            <w:r>
+              <w:t xml:space="preserve">[x] </w:t>
             </w:r>
           </w:p>
         </w:tc>
@@ -2458,15 +2300,7 @@
             </w:tcMar>
           </w:tcPr>
           <w:p>
-            <w:pPr>
-              <w:rPr>
-                <w:sz w:val="24"/>
-              </w:rPr>
-            </w:pPr>
-            <w:r>
-              <w:rPr>
-                <w:sz w:val="24"/>
-              </w:rPr>
+            <w:r>
               <w:t>Huỳnh Thị Thúy Kiều</w:t>
             </w:r>
           </w:p>
@@ -2491,22 +2325,14 @@
             </w:tcMar>
           </w:tcPr>
           <w:p>
-            <w:pPr>
-              <w:rPr>
-                <w:sz w:val="24"/>
-              </w:rPr>
-            </w:pPr>
-            <w:r>
-              <w:rPr>
-                <w:sz w:val="24"/>
-              </w:rPr>
+            <w:r>
               <w:t>5</w:t>
             </w:r>
           </w:p>
         </w:tc>
         <w:tc>
           <w:tcPr>
-            <w:tcW w:w="6026" w:type="dxa"/>
+            <w:tcW w:w="5847" w:type="dxa"/>
             <w:tcBorders>
               <w:top w:val="single" w:sz="1" w:space="0" w:color="AAB7C4"/>
               <w:left w:val="single" w:sz="1" w:space="0" w:color="AAB7C4"/>
@@ -2522,22 +2348,14 @@
             </w:tcMar>
           </w:tcPr>
           <w:p>
-            <w:pPr>
-              <w:rPr>
-                <w:sz w:val="24"/>
-              </w:rPr>
-            </w:pPr>
-            <w:r>
-              <w:rPr>
-                <w:sz w:val="24"/>
-              </w:rPr>
-              <w:t>Tối ưu giao diện Responsive bằng các Responsive Breakpoints (xs, sm, md, lg, xl) và điều chỉnh CSS để hiển thị tốt.</w:t>
-            </w:r>
-          </w:p>
-        </w:tc>
-        <w:tc>
-          <w:tcPr>
-            <w:tcW w:w="1200" w:type="dxa"/>
+            <w:r>
+              <w:t>Tối ưu Responsive trên Desktop, Tablet và Mobile</w:t>
+            </w:r>
+          </w:p>
+        </w:tc>
+        <w:tc>
+          <w:tcPr>
+            <w:tcW w:w="1379" w:type="dxa"/>
             <w:tcBorders>
               <w:top w:val="single" w:sz="1" w:space="0" w:color="AAB7C4"/>
               <w:left w:val="single" w:sz="1" w:space="0" w:color="AAB7C4"/>
@@ -2553,17 +2371,8 @@
             </w:tcMar>
           </w:tcPr>
           <w:p>
-            <w:pPr>
-              <w:rPr>
-                <w:sz w:val="24"/>
-              </w:rPr>
-            </w:pPr>
-            <w:r>
-              <w:rPr>
-                <w:rFonts w:ascii="MS Mincho" w:eastAsia="MS Mincho" w:hAnsi="MS Mincho" w:cs="MS Mincho" w:hint="eastAsia"/>
-                <w:sz w:val="24"/>
-              </w:rPr>
-              <w:t>☑</w:t>
+            <w:r>
+              <w:t xml:space="preserve">[x] </w:t>
             </w:r>
           </w:p>
         </w:tc>
@@ -2585,15 +2394,7 @@
             </w:tcMar>
           </w:tcPr>
           <w:p>
-            <w:pPr>
-              <w:rPr>
-                <w:sz w:val="24"/>
-              </w:rPr>
-            </w:pPr>
-            <w:r>
-              <w:rPr>
-                <w:sz w:val="24"/>
-              </w:rPr>
+            <w:r>
               <w:t>Nguyễn Xuân Thịnh</w:t>
             </w:r>
           </w:p>
@@ -2618,22 +2419,14 @@
             </w:tcMar>
           </w:tcPr>
           <w:p>
-            <w:pPr>
-              <w:rPr>
-                <w:sz w:val="24"/>
-              </w:rPr>
-            </w:pPr>
-            <w:r>
-              <w:rPr>
-                <w:sz w:val="24"/>
-              </w:rPr>
+            <w:r>
               <w:t>6</w:t>
             </w:r>
           </w:p>
         </w:tc>
         <w:tc>
           <w:tcPr>
-            <w:tcW w:w="6026" w:type="dxa"/>
+            <w:tcW w:w="5847" w:type="dxa"/>
             <w:tcBorders>
               <w:top w:val="single" w:sz="1" w:space="0" w:color="AAB7C4"/>
               <w:left w:val="single" w:sz="1" w:space="0" w:color="AAB7C4"/>
@@ -2649,22 +2442,14 @@
             </w:tcMar>
           </w:tcPr>
           <w:p>
-            <w:pPr>
-              <w:rPr>
-                <w:sz w:val="24"/>
-              </w:rPr>
-            </w:pPr>
-            <w:r>
-              <w:rPr>
-                <w:sz w:val="24"/>
-              </w:rPr>
-              <w:t>Kiểm thử giao diện trên nhiều thiết bị, điều chỉnh khoảng cách, kích thước và màu sắc để đảm bảo tính đồng nhất của toàn hệ thống.</w:t>
-            </w:r>
-          </w:p>
-        </w:tc>
-        <w:tc>
-          <w:tcPr>
-            <w:tcW w:w="1200" w:type="dxa"/>
+            <w:r>
+              <w:t>Kiểm thử và tinh chỉnh CSS toàn bộ giao diện</w:t>
+            </w:r>
+          </w:p>
+        </w:tc>
+        <w:tc>
+          <w:tcPr>
+            <w:tcW w:w="1379" w:type="dxa"/>
             <w:tcBorders>
               <w:top w:val="single" w:sz="1" w:space="0" w:color="AAB7C4"/>
               <w:left w:val="single" w:sz="1" w:space="0" w:color="AAB7C4"/>
@@ -2680,17 +2465,8 @@
             </w:tcMar>
           </w:tcPr>
           <w:p>
-            <w:pPr>
-              <w:rPr>
-                <w:sz w:val="24"/>
-              </w:rPr>
-            </w:pPr>
-            <w:r>
-              <w:rPr>
-                <w:rFonts w:ascii="MS Mincho" w:eastAsia="MS Mincho" w:hAnsi="MS Mincho" w:cs="MS Mincho" w:hint="eastAsia"/>
-                <w:sz w:val="24"/>
-              </w:rPr>
-              <w:t>☑</w:t>
+            <w:r>
+              <w:t xml:space="preserve">[x] </w:t>
             </w:r>
           </w:p>
         </w:tc>
@@ -2712,15 +2488,7 @@
             </w:tcMar>
           </w:tcPr>
           <w:p>
-            <w:pPr>
-              <w:rPr>
-                <w:sz w:val="24"/>
-              </w:rPr>
-            </w:pPr>
-            <w:r>
-              <w:rPr>
-                <w:sz w:val="24"/>
-              </w:rPr>
+            <w:r>
               <w:t>Nguyễn Minh Huy</w:t>
             </w:r>
           </w:p>
@@ -2736,562 +2504,457 @@
       <w:pPr>
         <w:pStyle w:val="Heading2"/>
       </w:pPr>
-      <w:r>
-        <w:t>3.2. Mô tả chi tiết cách triển khai</w:t>
-      </w:r>
     </w:p>
     <w:p>
       <w:pPr>
-        <w:pStyle w:val="Heading1"/>
-        <w:tabs>
-          <w:tab w:val="left" w:pos="7920"/>
-        </w:tabs>
-        <w:rPr>
-          <w:rFonts w:eastAsiaTheme="minorEastAsia"/>
-          <w:b w:val="0"/>
-          <w:bCs w:val="0"/>
-          <w:color w:val="auto"/>
-          <w:sz w:val="24"/>
-          <w:szCs w:val="24"/>
-        </w:rPr>
-      </w:pPr>
-      <w:r>
-        <w:rPr>
-          <w:b w:val="0"/>
-          <w:bCs w:val="0"/>
-          <w:color w:val="auto"/>
-          <w:sz w:val="24"/>
-          <w:szCs w:val="24"/>
-        </w:rPr>
-        <w:t>Trong tuần 05, nhóm tập trung hoàn thiện giao diện của hệ thống TicketNow – Hệ thống đặt vé sự kiện trực tuyến bằng React-Bootstrap, đồng thời áp dụng Grid System (Container, Row, Col) và Responsive Breakpoints để tối ưu trải nghiệm người dùng trên nhiều thiết bị.</w:t>
+        <w:pStyle w:val="Heading2"/>
+      </w:pPr>
+      <w:r>
+        <w:lastRenderedPageBreak/>
+        <w:t>3.2. Mô tả chi tiết cách triển khai</w:t>
       </w:r>
     </w:p>
     <w:p>
       <w:pPr>
-        <w:pStyle w:val="Heading1"/>
-        <w:tabs>
-          <w:tab w:val="left" w:pos="7920"/>
-        </w:tabs>
-        <w:rPr>
-          <w:rFonts w:eastAsiaTheme="minorEastAsia"/>
+        <w:pStyle w:val="pdq2pgselectionanchorcontainer"/>
+      </w:pPr>
+      <w:r>
+        <w:t xml:space="preserve">Trong tuần 05, nhóm tập trung hoàn thiện giao diện của hệ thống </w:t>
+      </w:r>
+      <w:r>
+        <w:rPr>
+          <w:rStyle w:val="Strong"/>
           <w:b w:val="0"/>
-          <w:bCs w:val="0"/>
-          <w:color w:val="auto"/>
-          <w:sz w:val="24"/>
-          <w:szCs w:val="24"/>
-        </w:rPr>
-      </w:pPr>
-      <w:r>
-        <w:rPr>
+        </w:rPr>
+        <w:t>TicketNow</w:t>
+      </w:r>
+      <w:r>
+        <w:rPr>
+          <w:rStyle w:val="Strong"/>
+        </w:rPr>
+        <w:t xml:space="preserve"> – </w:t>
+      </w:r>
+      <w:r>
+        <w:rPr>
+          <w:rStyle w:val="Strong"/>
           <w:b w:val="0"/>
-          <w:bCs w:val="0"/>
-          <w:color w:val="auto"/>
-          <w:sz w:val="24"/>
-          <w:szCs w:val="24"/>
-        </w:rPr>
-        <w:t xml:space="preserve">Nhóm bắt đầu bằng việc tích hợp React-Bootstrap vào dự án và thay thế các thành phần HTML thông thường bằng các component như Navbar, Container, Row, Col, Card, Button, Form, Modal và Alert. </w:t>
-      </w:r>
+        </w:rPr>
+        <w:t>Event</w:t>
+      </w:r>
+      <w:r>
+        <w:rPr>
+          <w:rStyle w:val="Strong"/>
+        </w:rPr>
+        <w:t xml:space="preserve"> </w:t>
+      </w:r>
+      <w:r>
+        <w:rPr>
+          <w:rStyle w:val="Strong"/>
+          <w:b w:val="0"/>
+        </w:rPr>
+        <w:t>Ticketing</w:t>
+      </w:r>
+      <w:r>
+        <w:rPr>
+          <w:rStyle w:val="Strong"/>
+        </w:rPr>
+        <w:t xml:space="preserve"> </w:t>
+      </w:r>
+      <w:r>
+        <w:rPr>
+          <w:rStyle w:val="Strong"/>
+          <w:b w:val="0"/>
+        </w:rPr>
+        <w:t>Platform</w:t>
+      </w:r>
+      <w:r>
+        <w:t xml:space="preserve"> bằng thư viện </w:t>
+      </w:r>
+      <w:r>
+        <w:rPr>
+          <w:rStyle w:val="Strong"/>
+          <w:b w:val="0"/>
+        </w:rPr>
+        <w:t>React</w:t>
+      </w:r>
+      <w:r>
+        <w:rPr>
+          <w:rStyle w:val="Strong"/>
+        </w:rPr>
+        <w:t>-</w:t>
+      </w:r>
+      <w:r>
+        <w:rPr>
+          <w:rStyle w:val="Strong"/>
+          <w:b w:val="0"/>
+        </w:rPr>
+        <w:t>Bootstrap</w:t>
+      </w:r>
+      <w:r>
+        <w:t xml:space="preserve"> kết hợp với CSS tùy chỉnh nhằm nâng cao tính thẩm mỹ và khả năng hiển thị trên nhiều thiết bị.</w:t>
+      </w:r>
+    </w:p>
+    <w:p>
+      <w:pPr>
+        <w:pStyle w:val="NormalWeb"/>
+      </w:pPr>
+      <w:r>
+        <w:t xml:space="preserve">Nhóm tích hợp React-Bootstrap vào dự án và sử dụng các component như </w:t>
+      </w:r>
+      <w:r>
+        <w:rPr>
+          <w:rStyle w:val="Strong"/>
+          <w:b w:val="0"/>
+        </w:rPr>
+        <w:t>Container</w:t>
+      </w:r>
+      <w:r>
+        <w:rPr>
+          <w:rStyle w:val="Strong"/>
+        </w:rPr>
+        <w:t xml:space="preserve">, </w:t>
+      </w:r>
+      <w:r>
+        <w:rPr>
+          <w:rStyle w:val="Strong"/>
+          <w:b w:val="0"/>
+        </w:rPr>
+        <w:t>Row</w:t>
+      </w:r>
+      <w:r>
+        <w:rPr>
+          <w:rStyle w:val="Strong"/>
+        </w:rPr>
+        <w:t xml:space="preserve">, </w:t>
+      </w:r>
+      <w:r>
+        <w:rPr>
+          <w:rStyle w:val="Strong"/>
+          <w:b w:val="0"/>
+        </w:rPr>
+        <w:t>Col</w:t>
+      </w:r>
+      <w:r>
+        <w:rPr>
+          <w:rStyle w:val="Strong"/>
+        </w:rPr>
+        <w:t xml:space="preserve">, </w:t>
+      </w:r>
+      <w:r>
+        <w:rPr>
+          <w:rStyle w:val="Strong"/>
+          <w:b w:val="0"/>
+        </w:rPr>
+        <w:t>Card</w:t>
+      </w:r>
+      <w:r>
+        <w:rPr>
+          <w:rStyle w:val="Strong"/>
+        </w:rPr>
+        <w:t xml:space="preserve">, </w:t>
+      </w:r>
+      <w:r>
+        <w:rPr>
+          <w:rStyle w:val="Strong"/>
+          <w:b w:val="0"/>
+        </w:rPr>
+        <w:t>Button</w:t>
+      </w:r>
+      <w:r>
+        <w:rPr>
+          <w:rStyle w:val="Strong"/>
+        </w:rPr>
+        <w:t xml:space="preserve">, </w:t>
+      </w:r>
+      <w:r>
+        <w:rPr>
+          <w:rStyle w:val="Strong"/>
+          <w:b w:val="0"/>
+        </w:rPr>
+        <w:t>Form</w:t>
+      </w:r>
+      <w:r>
+        <w:rPr>
+          <w:rStyle w:val="Strong"/>
+        </w:rPr>
+        <w:t xml:space="preserve">, </w:t>
+      </w:r>
+      <w:r>
+        <w:rPr>
+          <w:rStyle w:val="Strong"/>
+          <w:b w:val="0"/>
+        </w:rPr>
+        <w:t>Navbar</w:t>
+      </w:r>
+      <w:r>
+        <w:rPr>
+          <w:rStyle w:val="Strong"/>
+        </w:rPr>
+        <w:t xml:space="preserve"> </w:t>
+      </w:r>
+      <w:r>
+        <w:rPr>
+          <w:rStyle w:val="Strong"/>
+          <w:b w:val="0"/>
+        </w:rPr>
+        <w:t>và</w:t>
+      </w:r>
+      <w:r>
+        <w:rPr>
+          <w:rStyle w:val="Strong"/>
+        </w:rPr>
+        <w:t xml:space="preserve"> </w:t>
+      </w:r>
+      <w:r>
+        <w:rPr>
+          <w:rStyle w:val="Strong"/>
+          <w:b w:val="0"/>
+        </w:rPr>
+        <w:t>Modal</w:t>
+      </w:r>
+      <w:r>
+        <w:t xml:space="preserve"> để xây dựng giao diện cho các trang như </w:t>
+      </w:r>
+      <w:r>
+        <w:rPr>
+          <w:rStyle w:val="Strong"/>
+          <w:b w:val="0"/>
+        </w:rPr>
+        <w:t>Home</w:t>
+      </w:r>
+      <w:r>
+        <w:rPr>
+          <w:rStyle w:val="Strong"/>
+        </w:rPr>
+        <w:t xml:space="preserve"> </w:t>
+      </w:r>
+      <w:r>
+        <w:rPr>
+          <w:rStyle w:val="Strong"/>
+          <w:b w:val="0"/>
+        </w:rPr>
+        <w:t>Page</w:t>
+      </w:r>
+      <w:r>
+        <w:rPr>
+          <w:rStyle w:val="Strong"/>
+        </w:rPr>
+        <w:t xml:space="preserve">, </w:t>
+      </w:r>
+      <w:r>
+        <w:rPr>
+          <w:rStyle w:val="Strong"/>
+          <w:b w:val="0"/>
+        </w:rPr>
+        <w:t>Event</w:t>
+      </w:r>
+      <w:r>
+        <w:rPr>
+          <w:rStyle w:val="Strong"/>
+        </w:rPr>
+        <w:t xml:space="preserve"> </w:t>
+      </w:r>
+      <w:r>
+        <w:rPr>
+          <w:rStyle w:val="Strong"/>
+          <w:b w:val="0"/>
+        </w:rPr>
+        <w:t>Detail</w:t>
+      </w:r>
+      <w:r>
+        <w:rPr>
+          <w:rStyle w:val="Strong"/>
+        </w:rPr>
+        <w:t xml:space="preserve">, </w:t>
+      </w:r>
+      <w:r>
+        <w:rPr>
+          <w:rStyle w:val="Strong"/>
+          <w:b w:val="0"/>
+        </w:rPr>
+        <w:t>Select</w:t>
+      </w:r>
+      <w:r>
+        <w:rPr>
+          <w:rStyle w:val="Strong"/>
+        </w:rPr>
+        <w:t xml:space="preserve"> </w:t>
+      </w:r>
+      <w:r>
+        <w:rPr>
+          <w:rStyle w:val="Strong"/>
+          <w:b w:val="0"/>
+        </w:rPr>
+        <w:t>Tickets</w:t>
+      </w:r>
+      <w:r>
+        <w:rPr>
+          <w:rStyle w:val="Strong"/>
+        </w:rPr>
+        <w:t xml:space="preserve">, </w:t>
+      </w:r>
+      <w:r>
+        <w:rPr>
+          <w:rStyle w:val="Strong"/>
+          <w:b w:val="0"/>
+        </w:rPr>
+        <w:t>Payment</w:t>
+      </w:r>
+      <w:r>
+        <w:rPr>
+          <w:rStyle w:val="Strong"/>
+        </w:rPr>
+        <w:t xml:space="preserve"> </w:t>
+      </w:r>
+      <w:r>
+        <w:rPr>
+          <w:rStyle w:val="Strong"/>
+          <w:b w:val="0"/>
+        </w:rPr>
+        <w:t>Page</w:t>
+      </w:r>
+      <w:r>
+        <w:rPr>
+          <w:rStyle w:val="Strong"/>
+        </w:rPr>
+        <w:t xml:space="preserve"> </w:t>
+      </w:r>
+      <w:r>
+        <w:rPr>
+          <w:rStyle w:val="Strong"/>
+          <w:b w:val="0"/>
+        </w:rPr>
+        <w:t>và</w:t>
+      </w:r>
+      <w:r>
+        <w:rPr>
+          <w:rStyle w:val="Strong"/>
+        </w:rPr>
+        <w:t xml:space="preserve"> </w:t>
+      </w:r>
+      <w:r>
+        <w:rPr>
+          <w:rStyle w:val="Strong"/>
+          <w:b w:val="0"/>
+        </w:rPr>
+        <w:t>Login</w:t>
+      </w:r>
+      <w:r>
+        <w:rPr>
+          <w:rStyle w:val="Strong"/>
+        </w:rPr>
+        <w:t>/</w:t>
+      </w:r>
+      <w:r>
+        <w:rPr>
+          <w:rStyle w:val="Strong"/>
+          <w:b w:val="0"/>
+        </w:rPr>
+        <w:t>Register</w:t>
+      </w:r>
+      <w:r>
+        <w:t>.</w:t>
+      </w:r>
+    </w:p>
+    <w:p>
+      <w:pPr>
+        <w:pStyle w:val="NormalWeb"/>
+      </w:pPr>
       <w:proofErr w:type="gramStart"/>
       <w:r>
-        <w:rPr>
+        <w:t xml:space="preserve">Bên cạnh đó, nhóm áp dụng </w:t>
+      </w:r>
+      <w:r>
+        <w:rPr>
+          <w:rStyle w:val="Strong"/>
           <w:b w:val="0"/>
-          <w:bCs w:val="0"/>
-          <w:color w:val="auto"/>
-          <w:sz w:val="24"/>
-          <w:szCs w:val="24"/>
-        </w:rPr>
-        <w:t>Việc sử dụng các component có sẵn giúp giao diện đồng nhất, dễ bảo trì và giảm đáng kể thời gian phát triển.</w:t>
+        </w:rPr>
+        <w:t>Grid</w:t>
+      </w:r>
+      <w:r>
+        <w:rPr>
+          <w:rStyle w:val="Strong"/>
+        </w:rPr>
+        <w:t xml:space="preserve"> </w:t>
+      </w:r>
+      <w:r>
+        <w:rPr>
+          <w:rStyle w:val="Strong"/>
+          <w:b w:val="0"/>
+        </w:rPr>
+        <w:t>System</w:t>
+      </w:r>
+      <w:r>
+        <w:t xml:space="preserve"> để sắp xếp bố cục các thành phần như Banner, Categories và Event Section.</w:t>
+      </w:r>
+      <w:proofErr w:type="gramEnd"/>
+      <w:r>
+        <w:t xml:space="preserve"> </w:t>
+      </w:r>
+      <w:proofErr w:type="gramStart"/>
+      <w:r>
+        <w:t>Các Responsive Breakpoints được sử dụng để giao diện hiển thị phù hợp trên máy tính, máy tính bảng và điện thoại.</w:t>
       </w:r>
       <w:proofErr w:type="gramEnd"/>
     </w:p>
     <w:p>
       <w:pPr>
-        <w:pStyle w:val="Heading1"/>
-        <w:tabs>
-          <w:tab w:val="left" w:pos="7920"/>
-        </w:tabs>
-        <w:rPr>
-          <w:rFonts w:eastAsiaTheme="minorEastAsia"/>
-          <w:b w:val="0"/>
-          <w:bCs w:val="0"/>
-          <w:color w:val="auto"/>
-          <w:sz w:val="24"/>
-          <w:szCs w:val="24"/>
-        </w:rPr>
-      </w:pPr>
-      <w:r>
-        <w:rPr>
-          <w:b w:val="0"/>
-          <w:bCs w:val="0"/>
-          <w:color w:val="auto"/>
-          <w:sz w:val="24"/>
-          <w:szCs w:val="24"/>
-        </w:rPr>
-        <w:t xml:space="preserve">Đối với các trang chính như Trang chủ, Danh mục sự kiện, Chi tiết sự kiện, Chọn vé, Thanh toán và Đăng nhập, nhóm sử dụng Grid System để xây dựng bố cục rõ ràng và linh hoạt. Các thuộc tính Responsive Breakpoints (xs, sm, md, lg, </w:t>
+        <w:pStyle w:val="NormalWeb"/>
+      </w:pPr>
+      <w:r>
+        <w:t xml:space="preserve">Ngoài các component của React-Bootstrap, nhóm còn kết hợp CSS nhằm tùy chỉnh màu sắc, khoảng cách, kiểu chữ và hiệu ứng giao diện để tạo sự đồng nhất cho toàn bộ hệ thống. </w:t>
       </w:r>
       <w:proofErr w:type="gramStart"/>
       <w:r>
-        <w:rPr>
-          <w:b w:val="0"/>
-          <w:bCs w:val="0"/>
-          <w:color w:val="auto"/>
-          <w:sz w:val="24"/>
-          <w:szCs w:val="24"/>
-        </w:rPr>
-        <w:t>xl</w:t>
-      </w:r>
-      <w:proofErr w:type="gramEnd"/>
-      <w:r>
-        <w:rPr>
-          <w:b w:val="0"/>
-          <w:bCs w:val="0"/>
-          <w:color w:val="auto"/>
-          <w:sz w:val="24"/>
-          <w:szCs w:val="24"/>
-        </w:rPr>
-        <w:t>) được áp dụng nhằm đảm bảo giao diện hiển thị tốt trên máy tính, máy tính bảng và điện thoại.</w:t>
-      </w:r>
-    </w:p>
-    <w:p>
-      <w:pPr>
-        <w:pStyle w:val="Heading1"/>
-        <w:tabs>
-          <w:tab w:val="left" w:pos="7920"/>
-        </w:tabs>
-        <w:rPr>
-          <w:rFonts w:eastAsiaTheme="minorEastAsia"/>
-          <w:b w:val="0"/>
-          <w:bCs w:val="0"/>
-          <w:color w:val="auto"/>
-          <w:sz w:val="24"/>
-          <w:szCs w:val="24"/>
-        </w:rPr>
-      </w:pPr>
-      <w:r>
-        <w:rPr>
-          <w:b w:val="0"/>
-          <w:bCs w:val="0"/>
-          <w:color w:val="auto"/>
-          <w:sz w:val="24"/>
-          <w:szCs w:val="24"/>
-        </w:rPr>
-        <w:t xml:space="preserve">Ngoài việc sử dụng React-Bootstrap, nhóm còn kết hợp với CSS tùy chỉnh để thống nhất màu sắc, khoảng cách, kiểu chữ và hiệu ứng khi người dùng tương tác với hệ thống. Trong quá trình thực hiện, nhóm gặp một số khó khăn do CSS tùy chỉnh bị xung đột với các lớp mặc định của Bootstrap, dẫn đến một số thành phần hiển thị chưa đúng trên các màn hình nhỏ. Nhóm đã khắc phục bằng cách rà soát lại cấu trúc Grid, điều chỉnh Responsive Breakpoints và chuẩn hóa các thành phần giao diện dùng </w:t>
-      </w:r>
-      <w:proofErr w:type="gramStart"/>
-      <w:r>
-        <w:rPr>
-          <w:b w:val="0"/>
-          <w:bCs w:val="0"/>
-          <w:color w:val="auto"/>
-          <w:sz w:val="24"/>
-          <w:szCs w:val="24"/>
-        </w:rPr>
-        <w:t>chung</w:t>
-      </w:r>
-      <w:proofErr w:type="gramEnd"/>
-      <w:r>
-        <w:rPr>
-          <w:b w:val="0"/>
-          <w:bCs w:val="0"/>
-          <w:color w:val="auto"/>
-          <w:sz w:val="24"/>
-          <w:szCs w:val="24"/>
-        </w:rPr>
-        <w:t>. Sau khi hoàn thiện, giao diện của hệ thống hoạt động ổn định, có tính nhất quán cao và đáp ứng tốt trên nhiều kích thước màn hình, tạo nền tảng thuận lợi cho việc phát triển các chức năng ở các tuần tiếp theo.</w:t>
-      </w:r>
-    </w:p>
-    <w:p>
-      <w:pPr>
-        <w:pStyle w:val="Heading1"/>
-        <w:tabs>
-          <w:tab w:val="left" w:pos="7920"/>
-        </w:tabs>
-      </w:pPr>
-      <w:r>
-        <w:t>IV. KẾT QUẢ ĐẠT ĐƯỢC</w:t>
-      </w:r>
-      <w:r>
-        <w:tab/>
-      </w:r>
-    </w:p>
-    <w:p>
-      <w:pPr>
-        <w:pStyle w:val="Heading2"/>
-      </w:pPr>
-      <w:r>
-        <w:t>4.1. Kết quả kỹ thuật đạt được</w:t>
-      </w:r>
-    </w:p>
-    <w:p>
-      <w:pPr>
-        <w:pStyle w:val="Heading3"/>
-        <w:rPr>
-          <w:rFonts w:eastAsia="Times New Roman"/>
-          <w:color w:val="auto"/>
-        </w:rPr>
-      </w:pPr>
-      <w:r>
-        <w:rPr>
-          <w:rFonts w:eastAsia="Times New Roman"/>
-          <w:color w:val="auto"/>
-        </w:rPr>
-        <w:t>1. Hoàn thiện giao diện bằng React-Bootstrap</w:t>
-      </w:r>
-    </w:p>
-    <w:p>
-      <w:pPr>
-        <w:pStyle w:val="Heading3"/>
-        <w:rPr>
-          <w:rFonts w:eastAsia="Times New Roman"/>
-          <w:color w:val="auto"/>
-        </w:rPr>
-      </w:pPr>
-    </w:p>
-    <w:p>
-      <w:pPr>
-        <w:pStyle w:val="Heading3"/>
-        <w:rPr>
-          <w:rFonts w:eastAsia="Times New Roman"/>
-          <w:color w:val="auto"/>
-        </w:rPr>
-      </w:pPr>
-      <w:r>
-        <w:rPr>
-          <w:rFonts w:eastAsia="Times New Roman"/>
-          <w:color w:val="auto"/>
-        </w:rPr>
-        <w:t xml:space="preserve">Nhóm đã tích hợp thư viện React-Bootstrap vào dự án và sử dụng các component như Navbar, Container, Card, Button, Form và Modal để xây dựng giao diện cho hệ thống đặt vé xem phim trực tuyến. </w:t>
-      </w:r>
-      <w:proofErr w:type="gramStart"/>
-      <w:r>
-        <w:rPr>
-          <w:rFonts w:eastAsia="Times New Roman"/>
-          <w:color w:val="auto"/>
-        </w:rPr>
-        <w:t>Việc sử dụng React-Bootstrap giúp giao diện đồng bộ, trực quan, dễ bảo trì và nâng cao trải nghiệm người dùng.</w:t>
+        <w:t>Sau khi hoàn thiện, nhóm tiến hành kiểm thử trên nhiều kích thước màn hình và điều chỉnh các lỗi về bố cục cũng như khả năng hiển thị.</w:t>
       </w:r>
       <w:proofErr w:type="gramEnd"/>
     </w:p>
     <w:p>
       <w:pPr>
-        <w:pStyle w:val="Heading3"/>
-        <w:rPr>
-          <w:rFonts w:eastAsia="Times New Roman"/>
-          <w:color w:val="auto"/>
-        </w:rPr>
-      </w:pPr>
+        <w:pStyle w:val="Heading1"/>
+        <w:tabs>
+          <w:tab w:val="left" w:pos="7920"/>
+        </w:tabs>
+      </w:pPr>
+      <w:r>
+        <w:t>IV. KẾT QUẢ ĐẠT ĐƯỢC</w:t>
+      </w:r>
+      <w:r>
+        <w:tab/>
+      </w:r>
     </w:p>
     <w:p>
       <w:pPr>
-        <w:pStyle w:val="Heading3"/>
-        <w:rPr>
-          <w:rFonts w:eastAsia="Times New Roman"/>
-          <w:color w:val="auto"/>
-        </w:rPr>
-      </w:pPr>
-      <w:r>
-        <w:rPr>
-          <w:rFonts w:eastAsia="Times New Roman"/>
-          <w:color w:val="auto"/>
-        </w:rPr>
-        <w:t>Minh chứng</w:t>
+        <w:pStyle w:val="Heading2"/>
+      </w:pPr>
+      <w:r>
+        <w:t>4.1. Kết quả kỹ thuật đạt được</w:t>
       </w:r>
     </w:p>
     <w:p>
       <w:pPr>
         <w:pStyle w:val="Heading3"/>
-        <w:rPr>
-          <w:rFonts w:eastAsia="Times New Roman"/>
-          <w:color w:val="auto"/>
-        </w:rPr>
-      </w:pPr>
+      </w:pPr>
+      <w:r>
+        <w:t>1. Hoàn thành giao diện bằng React-Bootstrap</w:t>
+      </w:r>
     </w:p>
     <w:p>
       <w:pPr>
-        <w:pStyle w:val="Heading3"/>
-        <w:rPr>
-          <w:rFonts w:eastAsia="Times New Roman"/>
-          <w:color w:val="auto"/>
-        </w:rPr>
-      </w:pPr>
-      <w:r>
-        <w:rPr>
-          <w:rFonts w:eastAsia="Times New Roman"/>
-          <w:color w:val="auto"/>
-        </w:rPr>
-        <w:t>src/components/Header.jsx</w:t>
-      </w:r>
-    </w:p>
-    <w:p>
-      <w:pPr>
-        <w:pStyle w:val="Heading3"/>
-        <w:rPr>
-          <w:rFonts w:eastAsia="Times New Roman"/>
-          <w:color w:val="auto"/>
-        </w:rPr>
-      </w:pPr>
-      <w:r>
-        <w:rPr>
-          <w:rFonts w:eastAsia="Times New Roman"/>
-          <w:color w:val="auto"/>
-        </w:rPr>
-        <w:t>src/components/Footer.jsx</w:t>
-      </w:r>
-    </w:p>
-    <w:p>
-      <w:pPr>
-        <w:pStyle w:val="Heading3"/>
-      </w:pPr>
-      <w:r>
-        <w:rPr>
-          <w:rFonts w:eastAsia="Times New Roman"/>
-          <w:color w:val="auto"/>
-        </w:rPr>
-        <w:t>src/components/Banner.jsx</w:t>
-      </w:r>
-    </w:p>
-    <w:p>
-      <w:pPr>
-        <w:pStyle w:val="Heading3"/>
-      </w:pPr>
-    </w:p>
-    <w:p>
-      <w:pPr>
-        <w:pStyle w:val="Heading3"/>
-        <w:rPr>
-          <w:color w:val="auto"/>
-        </w:rPr>
-      </w:pPr>
-    </w:p>
-    <w:p>
-      <w:pPr>
-        <w:pStyle w:val="Heading3"/>
-        <w:rPr>
-          <w:color w:val="auto"/>
-        </w:rPr>
-      </w:pPr>
-      <w:r>
-        <w:rPr>
-          <w:color w:val="auto"/>
-        </w:rPr>
-        <w:t>2. Xây dựng bố cục Responsive bằng Grid System</w:t>
-      </w:r>
-    </w:p>
-    <w:p>
-      <w:pPr>
-        <w:pStyle w:val="Heading3"/>
-      </w:pPr>
-    </w:p>
-    <w:p>
-      <w:pPr>
-        <w:pStyle w:val="Heading3"/>
-        <w:rPr>
-          <w:color w:val="auto"/>
+        <w:spacing w:before="100" w:beforeAutospacing="1" w:after="100" w:afterAutospacing="1"/>
+        <w:rPr>
+          <w:sz w:val="24"/>
+          <w:szCs w:val="24"/>
         </w:rPr>
       </w:pPr>
       <w:proofErr w:type="gramStart"/>
       <w:r>
         <w:rPr>
-          <w:color w:val="auto"/>
-        </w:rPr>
-        <w:t>Nhóm sử dụng Container, Row và Col để xây dựng bố cục cho các trang chính như Trang chủ, Danh sách phim, Chi tiết phim và Đặt vé.</w:t>
-      </w:r>
-      <w:proofErr w:type="gramEnd"/>
-      <w:r>
-        <w:rPr>
-          <w:color w:val="auto"/>
-        </w:rPr>
-        <w:t xml:space="preserve"> Đồng thời áp dụng các Responsive Breakpoints (xs, sm, md, lg, </w:t>
-      </w:r>
-      <w:proofErr w:type="gramStart"/>
-      <w:r>
-        <w:rPr>
-          <w:color w:val="auto"/>
-        </w:rPr>
-        <w:t>xl</w:t>
-      </w:r>
-      <w:proofErr w:type="gramEnd"/>
-      <w:r>
-        <w:rPr>
-          <w:color w:val="auto"/>
-        </w:rPr>
-        <w:t>) nhằm đảm bảo giao diện hiển thị tốt trên máy tính, máy tính bảng và điện thoại.</w:t>
-      </w:r>
-    </w:p>
-    <w:p>
-      <w:pPr>
-        <w:pStyle w:val="Heading3"/>
-        <w:rPr>
-          <w:color w:val="auto"/>
-        </w:rPr>
-      </w:pPr>
-    </w:p>
-    <w:p>
-      <w:pPr>
-        <w:pStyle w:val="Heading3"/>
-        <w:rPr>
-          <w:color w:val="auto"/>
-        </w:rPr>
-      </w:pPr>
-      <w:r>
-        <w:rPr>
-          <w:color w:val="auto"/>
-        </w:rPr>
-        <w:t>Minh chứng</w:t>
-      </w:r>
-    </w:p>
-    <w:p>
-      <w:pPr>
-        <w:pStyle w:val="Heading3"/>
-        <w:rPr>
-          <w:color w:val="auto"/>
-        </w:rPr>
-      </w:pPr>
-    </w:p>
-    <w:p>
-      <w:pPr>
-        <w:pStyle w:val="Heading3"/>
-        <w:rPr>
-          <w:color w:val="auto"/>
-        </w:rPr>
-      </w:pPr>
-      <w:r>
-        <w:rPr>
-          <w:color w:val="auto"/>
-        </w:rPr>
-        <w:t>src/components/Banner.jsx</w:t>
-      </w:r>
-    </w:p>
-    <w:p>
-      <w:pPr>
-        <w:pStyle w:val="Heading3"/>
-        <w:rPr>
-          <w:color w:val="auto"/>
-        </w:rPr>
-      </w:pPr>
-      <w:r>
-        <w:rPr>
-          <w:color w:val="auto"/>
-        </w:rPr>
-        <w:t>src/components/Categories.jsx</w:t>
-      </w:r>
-    </w:p>
-    <w:p>
-      <w:pPr>
-        <w:pStyle w:val="Heading3"/>
-        <w:rPr>
-          <w:color w:val="auto"/>
-        </w:rPr>
-      </w:pPr>
-      <w:r>
-        <w:rPr>
-          <w:color w:val="auto"/>
-        </w:rPr>
-        <w:t>src/components/EventSection.jsx</w:t>
-      </w:r>
-    </w:p>
-    <w:p>
-      <w:pPr>
-        <w:pStyle w:val="Heading3"/>
-        <w:rPr>
-          <w:color w:val="auto"/>
-        </w:rPr>
-      </w:pPr>
-    </w:p>
-    <w:p>
-      <w:pPr>
-        <w:pStyle w:val="Heading3"/>
-      </w:pPr>
-      <w:r>
-        <w:t>3. Hoàn thiện giao diện và tối ưu trải nghiệm người dùng</w:t>
-      </w:r>
-    </w:p>
-    <w:p>
-      <w:pPr>
-        <w:pStyle w:val="NormalWeb"/>
-      </w:pPr>
-      <w:proofErr w:type="gramStart"/>
-      <w:r>
-        <w:t>Nhóm đã kết hợp React-Bootstrap với CSS để tùy chỉnh màu sắc, khoảng cách, kiểu chữ và bố cục giao diện.</w:t>
-      </w:r>
-      <w:proofErr w:type="gramEnd"/>
-      <w:r>
-        <w:t xml:space="preserve"> </w:t>
-      </w:r>
-      <w:proofErr w:type="gramStart"/>
-      <w:r>
-        <w:t xml:space="preserve">Đồng thời tối ưu các trang </w:t>
-      </w:r>
-      <w:r>
-        <w:rPr>
-          <w:rStyle w:val="Strong"/>
-          <w:b w:val="0"/>
-        </w:rPr>
-        <w:t>Đăng nhập</w:t>
-      </w:r>
-      <w:r>
-        <w:rPr>
-          <w:b/>
-        </w:rPr>
-        <w:t xml:space="preserve">, </w:t>
-      </w:r>
-      <w:r>
-        <w:rPr>
-          <w:rStyle w:val="Strong"/>
-          <w:b w:val="0"/>
-        </w:rPr>
-        <w:t>Đăng ký</w:t>
-      </w:r>
-      <w:r>
-        <w:rPr>
-          <w:b/>
-        </w:rPr>
-        <w:t xml:space="preserve">, </w:t>
-      </w:r>
-      <w:r>
-        <w:rPr>
-          <w:rStyle w:val="Strong"/>
-          <w:b w:val="0"/>
-        </w:rPr>
-        <w:t>Đặt vé</w:t>
-      </w:r>
-      <w:r>
-        <w:rPr>
-          <w:b/>
-        </w:rPr>
-        <w:t xml:space="preserve">, </w:t>
-      </w:r>
-      <w:r>
-        <w:rPr>
-          <w:rStyle w:val="Strong"/>
-          <w:b w:val="0"/>
-        </w:rPr>
-        <w:t>Thanh toán</w:t>
-      </w:r>
-      <w:r>
-        <w:rPr>
-          <w:b/>
-        </w:rPr>
-        <w:t xml:space="preserve"> </w:t>
-      </w:r>
-      <w:r>
-        <w:t>và</w:t>
-      </w:r>
-      <w:r>
-        <w:rPr>
-          <w:b/>
-        </w:rPr>
-        <w:t xml:space="preserve"> </w:t>
-      </w:r>
-      <w:r>
-        <w:rPr>
-          <w:rStyle w:val="Strong"/>
-          <w:b w:val="0"/>
-        </w:rPr>
-        <w:t>Quản lý tài khoản</w:t>
-      </w:r>
-      <w:r>
-        <w:t>, giúp hệ thống có giao diện hiện đại, thân thiện và thống nhất.</w:t>
+          <w:sz w:val="24"/>
+          <w:szCs w:val="24"/>
+        </w:rPr>
+        <w:t>Nhóm đã tích hợp React-Bootstrap và sử dụng các component như Navbar, Container, Card, Button, Form và Modal để xây dựng giao diện của hệ thống TicketNow.</w:t>
       </w:r>
       <w:proofErr w:type="gramEnd"/>
     </w:p>
@@ -3310,76 +2973,441 @@
       <w:pPr>
         <w:numPr>
           <w:ilvl w:val="0"/>
-          <w:numId w:val="8"/>
+          <w:numId w:val="9"/>
         </w:numPr>
         <w:spacing w:before="100" w:beforeAutospacing="1" w:after="100" w:afterAutospacing="1"/>
-      </w:pPr>
-      <w:r>
-        <w:rPr>
-          <w:rStyle w:val="HTMLCode"/>
-          <w:rFonts w:eastAsiaTheme="minorEastAsia"/>
-        </w:rPr>
-        <w:t>src/components/SelectTickets.jsx</w:t>
-      </w:r>
-      <w:r>
-        <w:t xml:space="preserve"> </w:t>
+        <w:rPr>
+          <w:sz w:val="24"/>
+          <w:szCs w:val="24"/>
+        </w:rPr>
+      </w:pPr>
+      <w:r>
+        <w:rPr>
+          <w:sz w:val="24"/>
+          <w:szCs w:val="24"/>
+        </w:rPr>
+        <w:t xml:space="preserve">src/components/Header.jsx </w:t>
       </w:r>
     </w:p>
     <w:p>
       <w:pPr>
         <w:numPr>
           <w:ilvl w:val="0"/>
-          <w:numId w:val="8"/>
+          <w:numId w:val="9"/>
         </w:numPr>
         <w:spacing w:before="100" w:beforeAutospacing="1" w:after="100" w:afterAutospacing="1"/>
-      </w:pPr>
-      <w:r>
-        <w:rPr>
-          <w:rStyle w:val="HTMLCode"/>
-          <w:rFonts w:eastAsiaTheme="minorEastAsia"/>
-        </w:rPr>
-        <w:t>src/components/PaymentPage.jsx</w:t>
-      </w:r>
-      <w:r>
-        <w:t xml:space="preserve"> </w:t>
+        <w:rPr>
+          <w:sz w:val="24"/>
+          <w:szCs w:val="24"/>
+        </w:rPr>
+      </w:pPr>
+      <w:r>
+        <w:rPr>
+          <w:sz w:val="24"/>
+          <w:szCs w:val="24"/>
+        </w:rPr>
+        <w:t xml:space="preserve">src/components/Footer.jsx </w:t>
       </w:r>
     </w:p>
     <w:p>
       <w:pPr>
         <w:numPr>
           <w:ilvl w:val="0"/>
-          <w:numId w:val="8"/>
+          <w:numId w:val="9"/>
         </w:numPr>
         <w:spacing w:before="100" w:beforeAutospacing="1" w:after="100" w:afterAutospacing="1"/>
-      </w:pPr>
-      <w:r>
-        <w:rPr>
-          <w:rStyle w:val="HTMLCode"/>
-          <w:rFonts w:eastAsiaTheme="minorEastAsia"/>
-        </w:rPr>
-        <w:t>src/App.css</w:t>
-      </w:r>
-      <w:r>
-        <w:t xml:space="preserve"> </w:t>
+        <w:rPr>
+          <w:sz w:val="24"/>
+          <w:szCs w:val="24"/>
+        </w:rPr>
+      </w:pPr>
+      <w:r>
+        <w:rPr>
+          <w:sz w:val="24"/>
+          <w:szCs w:val="24"/>
+        </w:rPr>
+        <w:t xml:space="preserve">src/components/Banner.jsx </w:t>
       </w:r>
     </w:p>
     <w:p>
       <w:pPr>
+        <w:pStyle w:val="Heading3"/>
+      </w:pPr>
+      <w:r>
+        <w:t>2. Xây dựng bố cục Responsive</w:t>
+      </w:r>
+    </w:p>
+    <w:p>
+      <w:pPr>
+        <w:pStyle w:val="NormalWeb"/>
+      </w:pPr>
+      <w:r>
+        <w:t>Nhóm sử dụng Grid System để xây dựng bố cục cho các trang:</w:t>
+      </w:r>
+    </w:p>
+    <w:p>
+      <w:pPr>
         <w:numPr>
           <w:ilvl w:val="0"/>
-          <w:numId w:val="8"/>
+          <w:numId w:val="10"/>
         </w:numPr>
         <w:spacing w:before="100" w:beforeAutospacing="1" w:after="100" w:afterAutospacing="1"/>
-      </w:pPr>
-      <w:r>
-        <w:rPr>
-          <w:rStyle w:val="HTMLCode"/>
-          <w:rFonts w:eastAsiaTheme="minorEastAsia"/>
+        <w:rPr>
+          <w:sz w:val="24"/>
+          <w:szCs w:val="24"/>
+        </w:rPr>
+      </w:pPr>
+      <w:r>
+        <w:rPr>
+          <w:sz w:val="24"/>
+          <w:szCs w:val="24"/>
+        </w:rPr>
+        <w:t xml:space="preserve">Home Page </w:t>
+      </w:r>
+    </w:p>
+    <w:p>
+      <w:pPr>
+        <w:numPr>
+          <w:ilvl w:val="0"/>
+          <w:numId w:val="10"/>
+        </w:numPr>
+        <w:spacing w:before="100" w:beforeAutospacing="1" w:after="100" w:afterAutospacing="1"/>
+        <w:rPr>
+          <w:sz w:val="24"/>
+          <w:szCs w:val="24"/>
+        </w:rPr>
+      </w:pPr>
+      <w:r>
+        <w:rPr>
+          <w:sz w:val="24"/>
+          <w:szCs w:val="24"/>
+        </w:rPr>
+        <w:t xml:space="preserve">Event Detail </w:t>
+      </w:r>
+    </w:p>
+    <w:p>
+      <w:pPr>
+        <w:numPr>
+          <w:ilvl w:val="0"/>
+          <w:numId w:val="10"/>
+        </w:numPr>
+        <w:spacing w:before="100" w:beforeAutospacing="1" w:after="100" w:afterAutospacing="1"/>
+        <w:rPr>
+          <w:sz w:val="24"/>
+          <w:szCs w:val="24"/>
+        </w:rPr>
+      </w:pPr>
+      <w:r>
+        <w:rPr>
+          <w:sz w:val="24"/>
+          <w:szCs w:val="24"/>
+        </w:rPr>
+        <w:t xml:space="preserve">Categories </w:t>
+      </w:r>
+    </w:p>
+    <w:p>
+      <w:pPr>
+        <w:numPr>
+          <w:ilvl w:val="0"/>
+          <w:numId w:val="10"/>
+        </w:numPr>
+        <w:spacing w:before="100" w:beforeAutospacing="1" w:after="100" w:afterAutospacing="1"/>
+        <w:rPr>
+          <w:sz w:val="24"/>
+          <w:szCs w:val="24"/>
+        </w:rPr>
+      </w:pPr>
+      <w:r>
+        <w:rPr>
+          <w:sz w:val="24"/>
+          <w:szCs w:val="24"/>
+        </w:rPr>
+        <w:t xml:space="preserve">Event Section </w:t>
+      </w:r>
+    </w:p>
+    <w:p>
+      <w:pPr>
+        <w:pStyle w:val="NormalWeb"/>
+      </w:pPr>
+      <w:proofErr w:type="gramStart"/>
+      <w:r>
+        <w:t>đảm</w:t>
+      </w:r>
+      <w:proofErr w:type="gramEnd"/>
+      <w:r>
+        <w:t xml:space="preserve"> bảo giao diện hiển thị tốt trên Desktop, Tablet và Mobile.</w:t>
+      </w:r>
+    </w:p>
+    <w:p>
+      <w:pPr>
+        <w:pStyle w:val="NormalWeb"/>
+      </w:pPr>
+      <w:r>
+        <w:rPr>
+          <w:rStyle w:val="Strong"/>
+        </w:rPr>
+        <w:t>Minh chứng</w:t>
+      </w:r>
+    </w:p>
+    <w:p>
+      <w:pPr>
+        <w:numPr>
+          <w:ilvl w:val="0"/>
+          <w:numId w:val="11"/>
+        </w:numPr>
+        <w:spacing w:before="100" w:beforeAutospacing="1" w:after="100" w:afterAutospacing="1"/>
+        <w:rPr>
+          <w:sz w:val="24"/>
+          <w:szCs w:val="24"/>
+        </w:rPr>
+      </w:pPr>
+      <w:r>
+        <w:rPr>
+          <w:sz w:val="24"/>
+          <w:szCs w:val="24"/>
+        </w:rPr>
+        <w:t xml:space="preserve">src/components/Banner.jsx </w:t>
+      </w:r>
+    </w:p>
+    <w:p>
+      <w:pPr>
+        <w:numPr>
+          <w:ilvl w:val="0"/>
+          <w:numId w:val="11"/>
+        </w:numPr>
+        <w:spacing w:before="100" w:beforeAutospacing="1" w:after="100" w:afterAutospacing="1"/>
+        <w:rPr>
+          <w:sz w:val="24"/>
+          <w:szCs w:val="24"/>
+        </w:rPr>
+      </w:pPr>
+      <w:r>
+        <w:rPr>
+          <w:sz w:val="24"/>
+          <w:szCs w:val="24"/>
+        </w:rPr>
+        <w:t xml:space="preserve">src/components/Categories.jsx </w:t>
+      </w:r>
+    </w:p>
+    <w:p>
+      <w:pPr>
+        <w:numPr>
+          <w:ilvl w:val="0"/>
+          <w:numId w:val="11"/>
+        </w:numPr>
+        <w:spacing w:before="100" w:beforeAutospacing="1" w:after="100" w:afterAutospacing="1"/>
+        <w:rPr>
+          <w:sz w:val="24"/>
+          <w:szCs w:val="24"/>
+        </w:rPr>
+      </w:pPr>
+      <w:r>
+        <w:rPr>
+          <w:sz w:val="24"/>
+          <w:szCs w:val="24"/>
+        </w:rPr>
+        <w:t xml:space="preserve">src/components/EventSection.jsx </w:t>
+      </w:r>
+    </w:p>
+    <w:p>
+      <w:pPr>
+        <w:pStyle w:val="Heading3"/>
+      </w:pPr>
+      <w:r>
+        <w:t>3. Hoàn thiện giao diện các chức năng chính</w:t>
+      </w:r>
+    </w:p>
+    <w:p>
+      <w:pPr>
+        <w:pStyle w:val="NormalWeb"/>
+      </w:pPr>
+      <w:r>
+        <w:lastRenderedPageBreak/>
+        <w:t>Nhóm hoàn thiện giao diện của:</w:t>
+      </w:r>
+    </w:p>
+    <w:p>
+      <w:pPr>
+        <w:numPr>
+          <w:ilvl w:val="0"/>
+          <w:numId w:val="12"/>
+        </w:numPr>
+        <w:spacing w:before="100" w:beforeAutospacing="1" w:after="100" w:afterAutospacing="1"/>
+        <w:rPr>
+          <w:sz w:val="24"/>
+          <w:szCs w:val="24"/>
+        </w:rPr>
+      </w:pPr>
+      <w:r>
+        <w:rPr>
+          <w:sz w:val="24"/>
+          <w:szCs w:val="24"/>
+        </w:rPr>
+        <w:t xml:space="preserve">Select Tickets </w:t>
+      </w:r>
+    </w:p>
+    <w:p>
+      <w:pPr>
+        <w:numPr>
+          <w:ilvl w:val="0"/>
+          <w:numId w:val="12"/>
+        </w:numPr>
+        <w:spacing w:before="100" w:beforeAutospacing="1" w:after="100" w:afterAutospacing="1"/>
+        <w:rPr>
+          <w:sz w:val="24"/>
+          <w:szCs w:val="24"/>
+        </w:rPr>
+      </w:pPr>
+      <w:r>
+        <w:rPr>
+          <w:sz w:val="24"/>
+          <w:szCs w:val="24"/>
+        </w:rPr>
+        <w:t xml:space="preserve">Payment Page </w:t>
+      </w:r>
+    </w:p>
+    <w:p>
+      <w:pPr>
+        <w:numPr>
+          <w:ilvl w:val="0"/>
+          <w:numId w:val="12"/>
+        </w:numPr>
+        <w:spacing w:before="100" w:beforeAutospacing="1" w:after="100" w:afterAutospacing="1"/>
+        <w:rPr>
+          <w:sz w:val="24"/>
+          <w:szCs w:val="24"/>
+        </w:rPr>
+      </w:pPr>
+      <w:r>
+        <w:rPr>
+          <w:sz w:val="24"/>
+          <w:szCs w:val="24"/>
+        </w:rPr>
+        <w:t xml:space="preserve">Login/Register Modal </w:t>
+      </w:r>
+    </w:p>
+    <w:p>
+      <w:pPr>
+        <w:pStyle w:val="NormalWeb"/>
+      </w:pPr>
+      <w:proofErr w:type="gramStart"/>
+      <w:r>
+        <w:t>đồng</w:t>
+      </w:r>
+      <w:proofErr w:type="gramEnd"/>
+      <w:r>
+        <w:t xml:space="preserve"> thời kết hợp CSS để thống nhất màu sắc, khoảng cách và bố cục.</w:t>
+      </w:r>
+    </w:p>
+    <w:p>
+      <w:pPr>
+        <w:pStyle w:val="NormalWeb"/>
+      </w:pPr>
+      <w:r>
+        <w:rPr>
+          <w:rStyle w:val="Strong"/>
+        </w:rPr>
+        <w:t>Minh chứng</w:t>
+      </w:r>
+    </w:p>
+    <w:p>
+      <w:pPr>
+        <w:numPr>
+          <w:ilvl w:val="0"/>
+          <w:numId w:val="13"/>
+        </w:numPr>
+        <w:spacing w:before="100" w:beforeAutospacing="1" w:after="100" w:afterAutospacing="1"/>
+        <w:rPr>
+          <w:sz w:val="24"/>
+          <w:szCs w:val="24"/>
+        </w:rPr>
+      </w:pPr>
+      <w:r>
+        <w:rPr>
+          <w:sz w:val="24"/>
+          <w:szCs w:val="24"/>
+        </w:rPr>
+        <w:t xml:space="preserve">src/components/SelectTickets.jsx </w:t>
+      </w:r>
+    </w:p>
+    <w:p>
+      <w:pPr>
+        <w:numPr>
+          <w:ilvl w:val="0"/>
+          <w:numId w:val="13"/>
+        </w:numPr>
+        <w:spacing w:before="100" w:beforeAutospacing="1" w:after="100" w:afterAutospacing="1"/>
+        <w:rPr>
+          <w:sz w:val="24"/>
+          <w:szCs w:val="24"/>
+        </w:rPr>
+      </w:pPr>
+      <w:r>
+        <w:rPr>
+          <w:sz w:val="24"/>
+          <w:szCs w:val="24"/>
+        </w:rPr>
+        <w:t xml:space="preserve">src/components/PaymentPage.jsx </w:t>
+      </w:r>
+    </w:p>
+    <w:p>
+      <w:pPr>
+        <w:numPr>
+          <w:ilvl w:val="0"/>
+          <w:numId w:val="13"/>
+        </w:numPr>
+        <w:spacing w:before="100" w:beforeAutospacing="1" w:after="100" w:afterAutospacing="1"/>
+        <w:rPr>
+          <w:sz w:val="24"/>
+          <w:szCs w:val="24"/>
+        </w:rPr>
+      </w:pPr>
+      <w:r>
+        <w:rPr>
+          <w:sz w:val="24"/>
+          <w:szCs w:val="24"/>
+        </w:rPr>
+        <w:t xml:space="preserve">src/components/LoginRegisterModal.jsx </w:t>
+      </w:r>
+    </w:p>
+    <w:p>
+      <w:pPr>
+        <w:numPr>
+          <w:ilvl w:val="0"/>
+          <w:numId w:val="13"/>
+        </w:numPr>
+        <w:spacing w:before="100" w:beforeAutospacing="1" w:after="100" w:afterAutospacing="1"/>
+        <w:rPr>
+          <w:sz w:val="24"/>
+          <w:szCs w:val="24"/>
+        </w:rPr>
+      </w:pPr>
+      <w:r>
+        <w:rPr>
+          <w:sz w:val="24"/>
+          <w:szCs w:val="24"/>
+        </w:rPr>
+        <w:t xml:space="preserve">src/App.css </w:t>
+      </w:r>
+    </w:p>
+    <w:p>
+      <w:pPr>
+        <w:numPr>
+          <w:ilvl w:val="0"/>
+          <w:numId w:val="13"/>
+        </w:numPr>
+        <w:spacing w:before="100" w:beforeAutospacing="1" w:after="100" w:afterAutospacing="1"/>
+        <w:rPr>
+          <w:sz w:val="24"/>
+          <w:szCs w:val="24"/>
+        </w:rPr>
+      </w:pPr>
+      <w:r>
+        <w:rPr>
+          <w:sz w:val="24"/>
+          <w:szCs w:val="24"/>
         </w:rPr>
         <w:t>src/index.css</w:t>
-      </w:r>
-      <w:r>
-        <w:t xml:space="preserve"> </w:t>
       </w:r>
     </w:p>
     <w:p>
@@ -3423,6 +3451,309 @@
           <w:color w:val="7F8C8D"/>
         </w:rPr>
         <w:t>Ghi chú bên dưới mỗi ảnh.</w:t>
+      </w:r>
+      <w:proofErr w:type="gramEnd"/>
+    </w:p>
+    <w:p>
+      <w:pPr>
+        <w:spacing w:before="60"/>
+      </w:pPr>
+    </w:p>
+    <w:tbl>
+      <w:tblPr>
+        <w:tblW w:w="9239" w:type="dxa"/>
+        <w:tblInd w:w="110" w:type="dxa"/>
+        <w:tblBorders>
+          <w:top w:val="single" w:sz="4" w:space="0" w:color="auto"/>
+          <w:left w:val="single" w:sz="4" w:space="0" w:color="auto"/>
+          <w:bottom w:val="single" w:sz="4" w:space="0" w:color="auto"/>
+          <w:right w:val="single" w:sz="4" w:space="0" w:color="auto"/>
+          <w:insideH w:val="single" w:sz="4" w:space="0" w:color="auto"/>
+          <w:insideV w:val="single" w:sz="4" w:space="0" w:color="auto"/>
+        </w:tblBorders>
+        <w:tblCellMar>
+          <w:left w:w="10" w:type="dxa"/>
+          <w:right w:w="10" w:type="dxa"/>
+        </w:tblCellMar>
+        <w:tblLook w:val="04A0" w:firstRow="1" w:lastRow="0" w:firstColumn="1" w:lastColumn="0" w:noHBand="0" w:noVBand="1"/>
+      </w:tblPr>
+      <w:tblGrid>
+        <w:gridCol w:w="9485"/>
+      </w:tblGrid>
+      <w:tr>
+        <w:tc>
+          <w:tcPr>
+            <w:tcW w:w="9239" w:type="dxa"/>
+            <w:tcBorders>
+              <w:top w:val="single" w:sz="1" w:space="0" w:color="AAB7C4"/>
+              <w:left w:val="single" w:sz="1" w:space="0" w:color="AAB7C4"/>
+              <w:bottom w:val="single" w:sz="1" w:space="0" w:color="AAB7C4"/>
+              <w:right w:val="single" w:sz="1" w:space="0" w:color="AAB7C4"/>
+            </w:tcBorders>
+            <w:shd w:val="clear" w:color="auto" w:fill="F4F6F8"/>
+            <w:tcMar>
+              <w:top w:w="80" w:type="dxa"/>
+              <w:left w:w="120" w:type="dxa"/>
+              <w:bottom w:w="80" w:type="dxa"/>
+              <w:right w:w="120" w:type="dxa"/>
+            </w:tcMar>
+          </w:tcPr>
+          <w:p>
+            <w:pPr>
+              <w:spacing w:before="1200" w:after="80"/>
+              <w:jc w:val="center"/>
+              <w:rPr>
+                <w:rFonts w:eastAsia="Times New Roman"/>
+                <w:i/>
+                <w:iCs/>
+                <w:sz w:val="22"/>
+                <w:szCs w:val="22"/>
+              </w:rPr>
+            </w:pPr>
+            <w:bookmarkStart w:id="0" w:name="_GoBack"/>
+            <w:bookmarkEnd w:id="0"/>
+            <w:r>
+              <w:rPr>
+                <w:rFonts w:eastAsia="Times New Roman"/>
+                <w:i/>
+                <w:iCs/>
+                <w:sz w:val="22"/>
+                <w:szCs w:val="22"/>
+              </w:rPr>
+              <w:drawing>
+                <wp:inline distT="0" distB="0" distL="0" distR="0" wp14:anchorId="3C19318D" wp14:editId="2D8EB016">
+                  <wp:extent cx="5943600" cy="2821940"/>
+                  <wp:effectExtent l="0" t="0" r="0" b="0"/>
+                  <wp:docPr id="1" name="Picture 1"/>
+                  <wp:cNvGraphicFramePr>
+                    <a:graphicFrameLocks xmlns:a="http://schemas.openxmlformats.org/drawingml/2006/main" noChangeAspect="1"/>
+                  </wp:cNvGraphicFramePr>
+                  <a:graphic xmlns:a="http://schemas.openxmlformats.org/drawingml/2006/main">
+                    <a:graphicData uri="http://schemas.openxmlformats.org/drawingml/2006/picture">
+                      <pic:pic xmlns:pic="http://schemas.openxmlformats.org/drawingml/2006/picture">
+                        <pic:nvPicPr>
+                          <pic:cNvPr id="0" name=""/>
+                          <pic:cNvPicPr/>
+                        </pic:nvPicPr>
+                        <pic:blipFill>
+                          <a:blip r:embed="rId8"/>
+                          <a:stretch>
+                            <a:fillRect/>
+                          </a:stretch>
+                        </pic:blipFill>
+                        <pic:spPr>
+                          <a:xfrm>
+                            <a:off x="0" y="0"/>
+                            <a:ext cx="5943600" cy="2821940"/>
+                          </a:xfrm>
+                          <a:prstGeom prst="rect">
+                            <a:avLst/>
+                          </a:prstGeom>
+                        </pic:spPr>
+                      </pic:pic>
+                    </a:graphicData>
+                  </a:graphic>
+                </wp:inline>
+              </w:drawing>
+            </w:r>
+          </w:p>
+          <w:p>
+            <w:pPr>
+              <w:spacing w:before="1200" w:after="80"/>
+              <w:jc w:val="center"/>
+            </w:pPr>
+            <w:r>
+              <w:rPr>
+                <w:rFonts w:eastAsia="Times New Roman"/>
+                <w:i/>
+                <w:iCs/>
+                <w:sz w:val="22"/>
+                <w:szCs w:val="22"/>
+              </w:rPr>
+              <w:t xml:space="preserve">Hình 1: </w:t>
+            </w:r>
+            <w:r>
+              <w:rPr>
+                <w:i/>
+              </w:rPr>
+              <w:t xml:space="preserve">Giao diện Trang chủ </w:t>
+            </w:r>
+          </w:p>
+        </w:tc>
+      </w:tr>
+      <w:tr>
+        <w:tc>
+          <w:tcPr>
+            <w:tcW w:w="9239" w:type="dxa"/>
+            <w:tcBorders>
+              <w:top w:val="single" w:sz="1" w:space="0" w:color="AAB7C4"/>
+              <w:left w:val="single" w:sz="1" w:space="0" w:color="AAB7C4"/>
+              <w:bottom w:val="single" w:sz="1" w:space="0" w:color="AAB7C4"/>
+              <w:right w:val="single" w:sz="1" w:space="0" w:color="AAB7C4"/>
+            </w:tcBorders>
+            <w:shd w:val="clear" w:color="auto" w:fill="F4F6F8"/>
+            <w:tcMar>
+              <w:top w:w="80" w:type="dxa"/>
+              <w:left w:w="120" w:type="dxa"/>
+              <w:bottom w:w="80" w:type="dxa"/>
+              <w:right w:w="120" w:type="dxa"/>
+            </w:tcMar>
+          </w:tcPr>
+          <w:p>
+            <w:pPr>
+              <w:spacing w:before="1200" w:after="80"/>
+              <w:jc w:val="center"/>
+              <w:rPr>
+                <w:i/>
+                <w:iCs/>
+                <w:sz w:val="22"/>
+                <w:szCs w:val="22"/>
+              </w:rPr>
+            </w:pPr>
+            <w:r>
+              <w:rPr>
+                <w:i/>
+                <w:iCs/>
+                <w:sz w:val="22"/>
+                <w:szCs w:val="22"/>
+              </w:rPr>
+              <w:lastRenderedPageBreak/>
+              <w:drawing>
+                <wp:inline distT="0" distB="0" distL="0" distR="0" wp14:anchorId="3F00E166" wp14:editId="1FD3D99A">
+                  <wp:extent cx="5943600" cy="2826385"/>
+                  <wp:effectExtent l="0" t="0" r="0" b="0"/>
+                  <wp:docPr id="2" name="Picture 2"/>
+                  <wp:cNvGraphicFramePr>
+                    <a:graphicFrameLocks xmlns:a="http://schemas.openxmlformats.org/drawingml/2006/main" noChangeAspect="1"/>
+                  </wp:cNvGraphicFramePr>
+                  <a:graphic xmlns:a="http://schemas.openxmlformats.org/drawingml/2006/main">
+                    <a:graphicData uri="http://schemas.openxmlformats.org/drawingml/2006/picture">
+                      <pic:pic xmlns:pic="http://schemas.openxmlformats.org/drawingml/2006/picture">
+                        <pic:nvPicPr>
+                          <pic:cNvPr id="0" name=""/>
+                          <pic:cNvPicPr/>
+                        </pic:nvPicPr>
+                        <pic:blipFill>
+                          <a:blip r:embed="rId9"/>
+                          <a:stretch>
+                            <a:fillRect/>
+                          </a:stretch>
+                        </pic:blipFill>
+                        <pic:spPr>
+                          <a:xfrm>
+                            <a:off x="0" y="0"/>
+                            <a:ext cx="5943600" cy="2826385"/>
+                          </a:xfrm>
+                          <a:prstGeom prst="rect">
+                            <a:avLst/>
+                          </a:prstGeom>
+                        </pic:spPr>
+                      </pic:pic>
+                    </a:graphicData>
+                  </a:graphic>
+                </wp:inline>
+              </w:drawing>
+            </w:r>
+          </w:p>
+          <w:p>
+            <w:pPr>
+              <w:spacing w:before="1200" w:after="80"/>
+              <w:jc w:val="center"/>
+              <w:rPr>
+                <w:rFonts w:eastAsia="Times New Roman"/>
+                <w:i/>
+                <w:iCs/>
+                <w:color w:val="AAB7C4"/>
+                <w:sz w:val="22"/>
+                <w:szCs w:val="22"/>
+              </w:rPr>
+            </w:pPr>
+            <w:r>
+              <w:rPr>
+                <w:rFonts w:eastAsia="Times New Roman"/>
+                <w:i/>
+                <w:iCs/>
+                <w:sz w:val="22"/>
+                <w:szCs w:val="22"/>
+              </w:rPr>
+              <w:t xml:space="preserve">Hình 2: </w:t>
+            </w:r>
+            <w:r>
+              <w:rPr>
+                <w:i/>
+              </w:rPr>
+              <w:t xml:space="preserve">Giao diện Danh sách </w:t>
+            </w:r>
+            <w:r>
+              <w:rPr>
+                <w:i/>
+              </w:rPr>
+              <w:t>vé</w:t>
+            </w:r>
+          </w:p>
+        </w:tc>
+      </w:tr>
+    </w:tbl>
+    <w:p>
+      <w:pPr>
+        <w:spacing w:before="60"/>
+      </w:pPr>
+    </w:p>
+    <w:p>
+      <w:pPr>
+        <w:spacing w:before="60"/>
+      </w:pPr>
+    </w:p>
+    <w:p>
+      <w:pPr>
+        <w:pStyle w:val="Heading1"/>
+        <w:rPr>
+          <w:rFonts w:eastAsiaTheme="minorEastAsia"/>
+        </w:rPr>
+      </w:pPr>
+      <w:r>
+        <w:t>V. CHECKLIST ĐẦU RA — TUẦN 0</w:t>
+      </w:r>
+      <w:r>
+        <w:rPr>
+          <w:rFonts w:eastAsiaTheme="minorEastAsia" w:hint="eastAsia"/>
+        </w:rPr>
+        <w:t>5</w:t>
+      </w:r>
+    </w:p>
+    <w:p>
+      <w:pPr>
+        <w:spacing w:before="60" w:after="60"/>
+      </w:pPr>
+      <w:proofErr w:type="gramStart"/>
+      <w:r>
+        <w:rPr>
+          <w:rFonts w:eastAsia="Times New Roman"/>
+          <w:i/>
+          <w:iCs/>
+          <w:color w:val="7F8C8D"/>
+        </w:rPr>
+        <w:t>Đánh dấu ☑ vào cột "HT?" cho mỗi đầu ra đã hoàn thành.</w:t>
+      </w:r>
+      <w:proofErr w:type="gramEnd"/>
+      <w:r>
+        <w:rPr>
+          <w:rFonts w:eastAsia="Times New Roman"/>
+          <w:i/>
+          <w:iCs/>
+          <w:color w:val="7F8C8D"/>
+        </w:rPr>
+        <w:t xml:space="preserve"> </w:t>
+      </w:r>
+      <w:proofErr w:type="gramStart"/>
+      <w:r>
+        <w:rPr>
+          <w:rFonts w:eastAsia="Times New Roman"/>
+          <w:i/>
+          <w:iCs/>
+          <w:color w:val="7F8C8D"/>
+        </w:rPr>
+        <w:t>Ghi rõ file/folder/link lưu kết quả.</w:t>
       </w:r>
       <w:proofErr w:type="gramEnd"/>
     </w:p>
@@ -3450,351 +3781,16 @@
         <w:tblLook w:val="04A0" w:firstRow="1" w:lastRow="0" w:firstColumn="1" w:lastColumn="0" w:noHBand="0" w:noVBand="1"/>
       </w:tblPr>
       <w:tblGrid>
-        <w:gridCol w:w="9239"/>
-        <w:gridCol w:w="246"/>
+        <w:gridCol w:w="370"/>
+        <w:gridCol w:w="2796"/>
+        <w:gridCol w:w="806"/>
+        <w:gridCol w:w="2703"/>
+        <w:gridCol w:w="2351"/>
       </w:tblGrid>
       <w:tr>
         <w:tc>
           <w:tcPr>
-            <w:tcW w:w="4500" w:type="dxa"/>
-            <w:tcBorders>
-              <w:top w:val="single" w:sz="1" w:space="0" w:color="AAB7C4"/>
-              <w:left w:val="single" w:sz="1" w:space="0" w:color="AAB7C4"/>
-              <w:bottom w:val="single" w:sz="1" w:space="0" w:color="AAB7C4"/>
-              <w:right w:val="single" w:sz="1" w:space="0" w:color="AAB7C4"/>
-            </w:tcBorders>
-            <w:shd w:val="clear" w:color="auto" w:fill="F4F6F8"/>
-            <w:tcMar>
-              <w:top w:w="80" w:type="dxa"/>
-              <w:left w:w="120" w:type="dxa"/>
-              <w:bottom w:w="80" w:type="dxa"/>
-              <w:right w:w="120" w:type="dxa"/>
-            </w:tcMar>
-          </w:tcPr>
-          <w:p>
-            <w:pPr>
-              <w:spacing w:before="1200" w:after="80"/>
-              <w:jc w:val="center"/>
-            </w:pPr>
-            <w:r>
-              <w:rPr>
-                <w:rFonts w:eastAsia="Times New Roman"/>
-                <w:i/>
-                <w:iCs/>
-                <w:noProof/>
-                <w:color w:val="AAB7C4"/>
-                <w:sz w:val="22"/>
-                <w:szCs w:val="22"/>
-              </w:rPr>
-              <w:lastRenderedPageBreak/>
-              <w:drawing>
-                <wp:inline distT="0" distB="0" distL="0" distR="0" wp14:anchorId="009D5668" wp14:editId="2F0894BF">
-                  <wp:extent cx="5943600" cy="2868295"/>
-                  <wp:effectExtent l="0" t="0" r="0" b="8255"/>
-                  <wp:docPr id="1" name="Picture 1"/>
-                  <wp:cNvGraphicFramePr>
-                    <a:graphicFrameLocks xmlns:a="http://schemas.openxmlformats.org/drawingml/2006/main" noChangeAspect="1"/>
-                  </wp:cNvGraphicFramePr>
-                  <a:graphic xmlns:a="http://schemas.openxmlformats.org/drawingml/2006/main">
-                    <a:graphicData uri="http://schemas.openxmlformats.org/drawingml/2006/picture">
-                      <pic:pic xmlns:pic="http://schemas.openxmlformats.org/drawingml/2006/picture">
-                        <pic:nvPicPr>
-                          <pic:cNvPr id="0" name=""/>
-                          <pic:cNvPicPr/>
-                        </pic:nvPicPr>
-                        <pic:blipFill>
-                          <a:blip r:embed="rId8"/>
-                          <a:stretch>
-                            <a:fillRect/>
-                          </a:stretch>
-                        </pic:blipFill>
-                        <pic:spPr>
-                          <a:xfrm>
-                            <a:off x="0" y="0"/>
-                            <a:ext cx="5943600" cy="2868295"/>
-                          </a:xfrm>
-                          <a:prstGeom prst="rect">
-                            <a:avLst/>
-                          </a:prstGeom>
-                        </pic:spPr>
-                      </pic:pic>
-                    </a:graphicData>
-                  </a:graphic>
-                </wp:inline>
-              </w:drawing>
-            </w:r>
-            <w:r>
-              <w:rPr>
-                <w:rFonts w:eastAsia="Times New Roman"/>
-                <w:i/>
-                <w:iCs/>
-                <w:sz w:val="22"/>
-                <w:szCs w:val="22"/>
-              </w:rPr>
-              <w:t xml:space="preserve">Hình 1: </w:t>
-            </w:r>
-            <w:r>
-              <w:rPr>
-                <w:i/>
-              </w:rPr>
-              <w:t xml:space="preserve">Giao diện Trang chủ </w:t>
-            </w:r>
-          </w:p>
-        </w:tc>
-        <w:tc>
-          <w:tcPr>
-            <w:tcW w:w="4526" w:type="dxa"/>
-            <w:tcBorders>
-              <w:top w:val="single" w:sz="1" w:space="0" w:color="AAB7C4"/>
-              <w:left w:val="single" w:sz="1" w:space="0" w:color="AAB7C4"/>
-              <w:bottom w:val="single" w:sz="1" w:space="0" w:color="AAB7C4"/>
-              <w:right w:val="single" w:sz="1" w:space="0" w:color="AAB7C4"/>
-            </w:tcBorders>
-            <w:shd w:val="clear" w:color="auto" w:fill="F4F6F8"/>
-            <w:tcMar>
-              <w:top w:w="80" w:type="dxa"/>
-              <w:left w:w="120" w:type="dxa"/>
-              <w:bottom w:w="80" w:type="dxa"/>
-              <w:right w:w="120" w:type="dxa"/>
-            </w:tcMar>
-          </w:tcPr>
-          <w:p>
-            <w:pPr>
-              <w:spacing w:before="1200" w:after="80"/>
-              <w:jc w:val="center"/>
-            </w:pPr>
-          </w:p>
-        </w:tc>
-      </w:tr>
-      <w:tr>
-        <w:tc>
-          <w:tcPr>
-            <w:tcW w:w="4500" w:type="dxa"/>
-            <w:tcBorders>
-              <w:top w:val="single" w:sz="1" w:space="0" w:color="AAB7C4"/>
-              <w:left w:val="single" w:sz="1" w:space="0" w:color="AAB7C4"/>
-              <w:bottom w:val="single" w:sz="1" w:space="0" w:color="AAB7C4"/>
-              <w:right w:val="single" w:sz="1" w:space="0" w:color="AAB7C4"/>
-            </w:tcBorders>
-            <w:shd w:val="clear" w:color="auto" w:fill="F4F6F8"/>
-            <w:tcMar>
-              <w:top w:w="80" w:type="dxa"/>
-              <w:left w:w="120" w:type="dxa"/>
-              <w:bottom w:w="80" w:type="dxa"/>
-              <w:right w:w="120" w:type="dxa"/>
-            </w:tcMar>
-          </w:tcPr>
-          <w:p>
-            <w:pPr>
-              <w:spacing w:before="1200" w:after="80"/>
-              <w:jc w:val="center"/>
-              <w:rPr>
-                <w:i/>
-                <w:iCs/>
-                <w:sz w:val="22"/>
-                <w:szCs w:val="22"/>
-              </w:rPr>
-            </w:pPr>
-            <w:r>
-              <w:rPr>
-                <w:i/>
-                <w:iCs/>
-                <w:noProof/>
-                <w:sz w:val="22"/>
-                <w:szCs w:val="22"/>
-              </w:rPr>
-              <w:drawing>
-                <wp:inline distT="0" distB="0" distL="0" distR="0" wp14:anchorId="206A523E" wp14:editId="58409CF6">
-                  <wp:extent cx="5943600" cy="2923540"/>
-                  <wp:effectExtent l="0" t="0" r="0" b="0"/>
-                  <wp:docPr id="3" name="Picture 3"/>
-                  <wp:cNvGraphicFramePr>
-                    <a:graphicFrameLocks xmlns:a="http://schemas.openxmlformats.org/drawingml/2006/main" noChangeAspect="1"/>
-                  </wp:cNvGraphicFramePr>
-                  <a:graphic xmlns:a="http://schemas.openxmlformats.org/drawingml/2006/main">
-                    <a:graphicData uri="http://schemas.openxmlformats.org/drawingml/2006/picture">
-                      <pic:pic xmlns:pic="http://schemas.openxmlformats.org/drawingml/2006/picture">
-                        <pic:nvPicPr>
-                          <pic:cNvPr id="0" name=""/>
-                          <pic:cNvPicPr/>
-                        </pic:nvPicPr>
-                        <pic:blipFill>
-                          <a:blip r:embed="rId9"/>
-                          <a:stretch>
-                            <a:fillRect/>
-                          </a:stretch>
-                        </pic:blipFill>
-                        <pic:spPr>
-                          <a:xfrm>
-                            <a:off x="0" y="0"/>
-                            <a:ext cx="5943600" cy="2923540"/>
-                          </a:xfrm>
-                          <a:prstGeom prst="rect">
-                            <a:avLst/>
-                          </a:prstGeom>
-                        </pic:spPr>
-                      </pic:pic>
-                    </a:graphicData>
-                  </a:graphic>
-                </wp:inline>
-              </w:drawing>
-            </w:r>
-          </w:p>
-          <w:p>
-            <w:pPr>
-              <w:spacing w:before="1200" w:after="80"/>
-              <w:jc w:val="center"/>
-              <w:rPr>
-                <w:rFonts w:eastAsia="Times New Roman"/>
-                <w:i/>
-                <w:iCs/>
-                <w:color w:val="AAB7C4"/>
-                <w:sz w:val="22"/>
-                <w:szCs w:val="22"/>
-              </w:rPr>
-            </w:pPr>
-            <w:r>
-              <w:rPr>
-                <w:rFonts w:eastAsia="Times New Roman"/>
-                <w:i/>
-                <w:iCs/>
-                <w:sz w:val="22"/>
-                <w:szCs w:val="22"/>
-              </w:rPr>
-              <w:t xml:space="preserve">Hình 1: </w:t>
-            </w:r>
-            <w:r>
-              <w:rPr>
-                <w:i/>
-              </w:rPr>
-              <w:t>Giao diện Danh sách phim</w:t>
-            </w:r>
-          </w:p>
-        </w:tc>
-        <w:tc>
-          <w:tcPr>
-            <w:tcW w:w="4526" w:type="dxa"/>
-            <w:tcBorders>
-              <w:top w:val="single" w:sz="1" w:space="0" w:color="AAB7C4"/>
-              <w:left w:val="single" w:sz="1" w:space="0" w:color="AAB7C4"/>
-              <w:bottom w:val="single" w:sz="1" w:space="0" w:color="AAB7C4"/>
-              <w:right w:val="single" w:sz="1" w:space="0" w:color="AAB7C4"/>
-            </w:tcBorders>
-            <w:shd w:val="clear" w:color="auto" w:fill="F4F6F8"/>
-            <w:tcMar>
-              <w:top w:w="80" w:type="dxa"/>
-              <w:left w:w="120" w:type="dxa"/>
-              <w:bottom w:w="80" w:type="dxa"/>
-              <w:right w:w="120" w:type="dxa"/>
-            </w:tcMar>
-          </w:tcPr>
-          <w:p>
-            <w:pPr>
-              <w:spacing w:before="1200" w:after="80"/>
-              <w:jc w:val="center"/>
-            </w:pPr>
-          </w:p>
-        </w:tc>
-      </w:tr>
-    </w:tbl>
-    <w:p>
-      <w:pPr>
-        <w:spacing w:before="60"/>
-      </w:pPr>
-    </w:p>
-    <w:p>
-      <w:pPr>
-        <w:spacing w:before="60"/>
-      </w:pPr>
-    </w:p>
-    <w:p>
-      <w:pPr>
-        <w:pStyle w:val="Heading1"/>
-        <w:rPr>
-          <w:rFonts w:eastAsiaTheme="minorEastAsia"/>
-        </w:rPr>
-      </w:pPr>
-      <w:r>
-        <w:lastRenderedPageBreak/>
-        <w:t>V. CHECKLIST ĐẦU RA — TUẦN 0</w:t>
-      </w:r>
-      <w:r>
-        <w:rPr>
-          <w:rFonts w:eastAsiaTheme="minorEastAsia" w:hint="eastAsia"/>
-        </w:rPr>
-        <w:t>5</w:t>
-      </w:r>
-    </w:p>
-    <w:p>
-      <w:pPr>
-        <w:spacing w:before="60" w:after="60"/>
-      </w:pPr>
-      <w:proofErr w:type="gramStart"/>
-      <w:r>
-        <w:rPr>
-          <w:rFonts w:eastAsia="Times New Roman"/>
-          <w:i/>
-          <w:iCs/>
-          <w:color w:val="7F8C8D"/>
-        </w:rPr>
-        <w:t>Đánh dấu ☑ vào cột "HT?" cho mỗi đầu ra đã hoàn thành.</w:t>
-      </w:r>
-      <w:proofErr w:type="gramEnd"/>
-      <w:r>
-        <w:rPr>
-          <w:rFonts w:eastAsia="Times New Roman"/>
-          <w:i/>
-          <w:iCs/>
-          <w:color w:val="7F8C8D"/>
-        </w:rPr>
-        <w:t xml:space="preserve"> </w:t>
-      </w:r>
-      <w:proofErr w:type="gramStart"/>
-      <w:r>
-        <w:rPr>
-          <w:rFonts w:eastAsia="Times New Roman"/>
-          <w:i/>
-          <w:iCs/>
-          <w:color w:val="7F8C8D"/>
-        </w:rPr>
-        <w:t>Ghi rõ file/folder/link lưu kết quả.</w:t>
-      </w:r>
-      <w:proofErr w:type="gramEnd"/>
-    </w:p>
-    <w:p>
-      <w:pPr>
-        <w:spacing w:before="60"/>
-      </w:pPr>
-    </w:p>
-    <w:tbl>
-      <w:tblPr>
-        <w:tblW w:w="9026" w:type="dxa"/>
-        <w:tblInd w:w="110" w:type="dxa"/>
-        <w:tblBorders>
-          <w:top w:val="single" w:sz="4" w:space="0" w:color="auto"/>
-          <w:left w:val="single" w:sz="4" w:space="0" w:color="auto"/>
-          <w:bottom w:val="single" w:sz="4" w:space="0" w:color="auto"/>
-          <w:right w:val="single" w:sz="4" w:space="0" w:color="auto"/>
-          <w:insideH w:val="single" w:sz="4" w:space="0" w:color="auto"/>
-          <w:insideV w:val="single" w:sz="4" w:space="0" w:color="auto"/>
-        </w:tblBorders>
-        <w:tblCellMar>
-          <w:left w:w="10" w:type="dxa"/>
-          <w:right w:w="10" w:type="dxa"/>
-        </w:tblCellMar>
-        <w:tblLook w:val="04A0" w:firstRow="1" w:lastRow="0" w:firstColumn="1" w:lastColumn="0" w:noHBand="0" w:noVBand="1"/>
-      </w:tblPr>
-      <w:tblGrid>
-        <w:gridCol w:w="365"/>
-        <w:gridCol w:w="2798"/>
-        <w:gridCol w:w="806"/>
-        <w:gridCol w:w="2704"/>
-        <w:gridCol w:w="2353"/>
-      </w:tblGrid>
-      <w:tr>
-        <w:tc>
-          <w:tcPr>
-            <w:tcW w:w="365" w:type="dxa"/>
+            <w:tcW w:w="370" w:type="dxa"/>
             <w:tcBorders>
               <w:top w:val="single" w:sz="1" w:space="0" w:color="AAB7C4"/>
               <w:left w:val="single" w:sz="1" w:space="0" w:color="AAB7C4"/>
@@ -3812,6 +3808,10 @@
           <w:p>
             <w:pPr>
               <w:jc w:val="center"/>
+              <w:rPr>
+                <w:sz w:val="24"/>
+                <w:szCs w:val="24"/>
+              </w:rPr>
             </w:pPr>
             <w:r>
               <w:rPr>
@@ -3828,7 +3828,7 @@
         </w:tc>
         <w:tc>
           <w:tcPr>
-            <w:tcW w:w="2798" w:type="dxa"/>
+            <w:tcW w:w="2796" w:type="dxa"/>
             <w:tcBorders>
               <w:top w:val="single" w:sz="1" w:space="0" w:color="AAB7C4"/>
               <w:left w:val="single" w:sz="1" w:space="0" w:color="AAB7C4"/>
@@ -3846,6 +3846,10 @@
           <w:p>
             <w:pPr>
               <w:jc w:val="center"/>
+              <w:rPr>
+                <w:sz w:val="24"/>
+                <w:szCs w:val="24"/>
+              </w:rPr>
             </w:pPr>
             <w:r>
               <w:rPr>
@@ -3880,6 +3884,10 @@
           <w:p>
             <w:pPr>
               <w:jc w:val="center"/>
+              <w:rPr>
+                <w:sz w:val="24"/>
+                <w:szCs w:val="24"/>
+              </w:rPr>
             </w:pPr>
             <w:r>
               <w:rPr>
@@ -3896,7 +3904,7 @@
         </w:tc>
         <w:tc>
           <w:tcPr>
-            <w:tcW w:w="2704" w:type="dxa"/>
+            <w:tcW w:w="2703" w:type="dxa"/>
             <w:tcBorders>
               <w:top w:val="single" w:sz="1" w:space="0" w:color="AAB7C4"/>
               <w:left w:val="single" w:sz="1" w:space="0" w:color="AAB7C4"/>
@@ -3914,6 +3922,10 @@
           <w:p>
             <w:pPr>
               <w:jc w:val="center"/>
+              <w:rPr>
+                <w:sz w:val="24"/>
+                <w:szCs w:val="24"/>
+              </w:rPr>
             </w:pPr>
             <w:r>
               <w:rPr>
@@ -3930,7 +3942,7 @@
         </w:tc>
         <w:tc>
           <w:tcPr>
-            <w:tcW w:w="2353" w:type="dxa"/>
+            <w:tcW w:w="2351" w:type="dxa"/>
             <w:tcBorders>
               <w:top w:val="single" w:sz="1" w:space="0" w:color="AAB7C4"/>
               <w:left w:val="single" w:sz="1" w:space="0" w:color="AAB7C4"/>
@@ -3948,6 +3960,10 @@
           <w:p>
             <w:pPr>
               <w:jc w:val="center"/>
+              <w:rPr>
+                <w:sz w:val="24"/>
+                <w:szCs w:val="24"/>
+              </w:rPr>
             </w:pPr>
             <w:r>
               <w:rPr>
@@ -3966,7 +3982,7 @@
       <w:tr>
         <w:tc>
           <w:tcPr>
-            <w:tcW w:w="365" w:type="dxa"/>
+            <w:tcW w:w="370" w:type="dxa"/>
             <w:tcBorders>
               <w:top w:val="single" w:sz="1" w:space="0" w:color="AAB7C4"/>
               <w:left w:val="single" w:sz="1" w:space="0" w:color="AAB7C4"/>
@@ -3985,11 +4001,13 @@
             <w:pPr>
               <w:rPr>
                 <w:sz w:val="24"/>
+                <w:szCs w:val="24"/>
               </w:rPr>
             </w:pPr>
             <w:r>
               <w:rPr>
                 <w:sz w:val="24"/>
+                <w:szCs w:val="24"/>
               </w:rPr>
               <w:t>1</w:t>
             </w:r>
@@ -3997,7 +4015,7 @@
         </w:tc>
         <w:tc>
           <w:tcPr>
-            <w:tcW w:w="2798" w:type="dxa"/>
+            <w:tcW w:w="2796" w:type="dxa"/>
             <w:tcBorders>
               <w:top w:val="single" w:sz="1" w:space="0" w:color="AAB7C4"/>
               <w:left w:val="single" w:sz="1" w:space="0" w:color="AAB7C4"/>
@@ -4016,27 +4034,15 @@
             <w:pPr>
               <w:rPr>
                 <w:sz w:val="24"/>
+                <w:szCs w:val="24"/>
               </w:rPr>
             </w:pPr>
             <w:r>
               <w:rPr>
                 <w:sz w:val="24"/>
-              </w:rPr>
-              <w:t xml:space="preserve">Tích hợp React-Bootstrap vào dự </w:t>
-            </w:r>
-            <w:proofErr w:type="gramStart"/>
-            <w:r>
-              <w:rPr>
-                <w:sz w:val="24"/>
-              </w:rPr>
-              <w:t>án</w:t>
-            </w:r>
-            <w:proofErr w:type="gramEnd"/>
-            <w:r>
-              <w:rPr>
-                <w:sz w:val="24"/>
-              </w:rPr>
-              <w:t xml:space="preserve"> và sử dụng các component như Navbar, Container, Row, Col, Card, Button, Form để xây dựng giao diện.</w:t>
+                <w:szCs w:val="24"/>
+              </w:rPr>
+              <w:t>Tích hợp React-Bootstrap và sử dụng các component giao diện</w:t>
             </w:r>
           </w:p>
         </w:tc>
@@ -4061,20 +4067,29 @@
             <w:pPr>
               <w:rPr>
                 <w:sz w:val="24"/>
+                <w:szCs w:val="24"/>
               </w:rPr>
             </w:pPr>
             <w:r>
               <w:rPr>
                 <w:rFonts w:ascii="MS Mincho" w:eastAsia="MS Mincho" w:hAnsi="MS Mincho" w:cs="MS Mincho" w:hint="eastAsia"/>
                 <w:sz w:val="24"/>
+                <w:szCs w:val="24"/>
               </w:rPr>
               <w:t>☑</w:t>
             </w:r>
-          </w:p>
-        </w:tc>
-        <w:tc>
-          <w:tcPr>
-            <w:tcW w:w="2704" w:type="dxa"/>
+            <w:r>
+              <w:rPr>
+                <w:sz w:val="24"/>
+                <w:szCs w:val="24"/>
+              </w:rPr>
+              <w:t xml:space="preserve"> </w:t>
+            </w:r>
+          </w:p>
+        </w:tc>
+        <w:tc>
+          <w:tcPr>
+            <w:tcW w:w="2703" w:type="dxa"/>
             <w:tcBorders>
               <w:top w:val="single" w:sz="1" w:space="0" w:color="AAB7C4"/>
               <w:left w:val="single" w:sz="1" w:space="0" w:color="AAB7C4"/>
@@ -4093,19 +4108,21 @@
             <w:pPr>
               <w:rPr>
                 <w:sz w:val="24"/>
+                <w:szCs w:val="24"/>
               </w:rPr>
             </w:pPr>
             <w:r>
               <w:rPr>
                 <w:sz w:val="24"/>
-              </w:rPr>
-              <w:t>src/components/</w:t>
-            </w:r>
-          </w:p>
-        </w:tc>
-        <w:tc>
-          <w:tcPr>
-            <w:tcW w:w="2353" w:type="dxa"/>
+                <w:szCs w:val="24"/>
+              </w:rPr>
+              <w:t>src/components</w:t>
+            </w:r>
+          </w:p>
+        </w:tc>
+        <w:tc>
+          <w:tcPr>
+            <w:tcW w:w="2351" w:type="dxa"/>
             <w:tcBorders>
               <w:top w:val="single" w:sz="1" w:space="0" w:color="AAB7C4"/>
               <w:left w:val="single" w:sz="1" w:space="0" w:color="AAB7C4"/>
@@ -4124,13 +4141,15 @@
             <w:pPr>
               <w:rPr>
                 <w:sz w:val="24"/>
+                <w:szCs w:val="24"/>
               </w:rPr>
             </w:pPr>
             <w:r>
               <w:rPr>
                 <w:sz w:val="24"/>
-              </w:rPr>
-              <w:t>Đã áp dụng React-Bootstrap cho các giao diện chính của hệ thống.</w:t>
+                <w:szCs w:val="24"/>
+              </w:rPr>
+              <w:t>Đã sử dụng React-Bootstrap cho các component như Header, Banner, Footer, Event Card và các giao diện chính.</w:t>
             </w:r>
           </w:p>
         </w:tc>
@@ -4138,7 +4157,7 @@
       <w:tr>
         <w:tc>
           <w:tcPr>
-            <w:tcW w:w="365" w:type="dxa"/>
+            <w:tcW w:w="370" w:type="dxa"/>
             <w:tcBorders>
               <w:top w:val="single" w:sz="1" w:space="0" w:color="AAB7C4"/>
               <w:left w:val="single" w:sz="1" w:space="0" w:color="AAB7C4"/>
@@ -4157,11 +4176,13 @@
             <w:pPr>
               <w:rPr>
                 <w:sz w:val="24"/>
+                <w:szCs w:val="24"/>
               </w:rPr>
             </w:pPr>
             <w:r>
               <w:rPr>
                 <w:sz w:val="24"/>
+                <w:szCs w:val="24"/>
               </w:rPr>
               <w:t>2</w:t>
             </w:r>
@@ -4169,7 +4190,7 @@
         </w:tc>
         <w:tc>
           <w:tcPr>
-            <w:tcW w:w="2798" w:type="dxa"/>
+            <w:tcW w:w="2796" w:type="dxa"/>
             <w:tcBorders>
               <w:top w:val="single" w:sz="1" w:space="0" w:color="AAB7C4"/>
               <w:left w:val="single" w:sz="1" w:space="0" w:color="AAB7C4"/>
@@ -4188,13 +4209,15 @@
             <w:pPr>
               <w:rPr>
                 <w:sz w:val="24"/>
+                <w:szCs w:val="24"/>
               </w:rPr>
             </w:pPr>
             <w:r>
               <w:rPr>
                 <w:sz w:val="24"/>
-              </w:rPr>
-              <w:t>Áp dụng Grid System (Container, Row, Col) để xây dựng bố cục cho Trang chủ, Danh sách phim, Chi tiết phim và Đặt vé.</w:t>
+                <w:szCs w:val="24"/>
+              </w:rPr>
+              <w:t>Áp dụng Grid System cho Home Page và Event Detail</w:t>
             </w:r>
           </w:p>
         </w:tc>
@@ -4219,20 +4242,29 @@
             <w:pPr>
               <w:rPr>
                 <w:sz w:val="24"/>
+                <w:szCs w:val="24"/>
               </w:rPr>
             </w:pPr>
             <w:r>
               <w:rPr>
                 <w:rFonts w:ascii="MS Mincho" w:eastAsia="MS Mincho" w:hAnsi="MS Mincho" w:cs="MS Mincho" w:hint="eastAsia"/>
                 <w:sz w:val="24"/>
+                <w:szCs w:val="24"/>
               </w:rPr>
               <w:t>☑</w:t>
             </w:r>
-          </w:p>
-        </w:tc>
-        <w:tc>
-          <w:tcPr>
-            <w:tcW w:w="2704" w:type="dxa"/>
+            <w:r>
+              <w:rPr>
+                <w:sz w:val="24"/>
+                <w:szCs w:val="24"/>
+              </w:rPr>
+              <w:t xml:space="preserve"> </w:t>
+            </w:r>
+          </w:p>
+        </w:tc>
+        <w:tc>
+          <w:tcPr>
+            <w:tcW w:w="2703" w:type="dxa"/>
             <w:tcBorders>
               <w:top w:val="single" w:sz="1" w:space="0" w:color="AAB7C4"/>
               <w:left w:val="single" w:sz="1" w:space="0" w:color="AAB7C4"/>
@@ -4251,19 +4283,21 @@
             <w:pPr>
               <w:rPr>
                 <w:sz w:val="24"/>
+                <w:szCs w:val="24"/>
               </w:rPr>
             </w:pPr>
             <w:r>
               <w:rPr>
                 <w:sz w:val="24"/>
-              </w:rPr>
-              <w:t>src/components/</w:t>
-            </w:r>
-          </w:p>
-        </w:tc>
-        <w:tc>
-          <w:tcPr>
-            <w:tcW w:w="2353" w:type="dxa"/>
+                <w:szCs w:val="24"/>
+              </w:rPr>
+              <w:t>src/components</w:t>
+            </w:r>
+          </w:p>
+        </w:tc>
+        <w:tc>
+          <w:tcPr>
+            <w:tcW w:w="2351" w:type="dxa"/>
             <w:tcBorders>
               <w:top w:val="single" w:sz="1" w:space="0" w:color="AAB7C4"/>
               <w:left w:val="single" w:sz="1" w:space="0" w:color="AAB7C4"/>
@@ -4282,13 +4316,15 @@
             <w:pPr>
               <w:rPr>
                 <w:sz w:val="24"/>
+                <w:szCs w:val="24"/>
               </w:rPr>
             </w:pPr>
             <w:r>
               <w:rPr>
                 <w:sz w:val="24"/>
-              </w:rPr>
-              <w:t>Giao diện được bố trí khoa học, dễ mở rộng và dễ bảo trì.</w:t>
+                <w:szCs w:val="24"/>
+              </w:rPr>
+              <w:t>Sử dụng Container, Row, Col để xây dựng bố cục và hiển thị dữ liệu sự kiện.</w:t>
             </w:r>
           </w:p>
         </w:tc>
@@ -4296,7 +4332,7 @@
       <w:tr>
         <w:tc>
           <w:tcPr>
-            <w:tcW w:w="365" w:type="dxa"/>
+            <w:tcW w:w="370" w:type="dxa"/>
             <w:tcBorders>
               <w:top w:val="single" w:sz="1" w:space="0" w:color="AAB7C4"/>
               <w:left w:val="single" w:sz="1" w:space="0" w:color="AAB7C4"/>
@@ -4315,11 +4351,13 @@
             <w:pPr>
               <w:rPr>
                 <w:sz w:val="24"/>
+                <w:szCs w:val="24"/>
               </w:rPr>
             </w:pPr>
             <w:r>
               <w:rPr>
                 <w:sz w:val="24"/>
+                <w:szCs w:val="24"/>
               </w:rPr>
               <w:t>3</w:t>
             </w:r>
@@ -4327,7 +4365,7 @@
         </w:tc>
         <w:tc>
           <w:tcPr>
-            <w:tcW w:w="2798" w:type="dxa"/>
+            <w:tcW w:w="2796" w:type="dxa"/>
             <w:tcBorders>
               <w:top w:val="single" w:sz="1" w:space="0" w:color="AAB7C4"/>
               <w:left w:val="single" w:sz="1" w:space="0" w:color="AAB7C4"/>
@@ -4346,13 +4384,23 @@
             <w:pPr>
               <w:rPr>
                 <w:sz w:val="24"/>
+                <w:szCs w:val="24"/>
               </w:rPr>
             </w:pPr>
             <w:r>
               <w:rPr>
                 <w:sz w:val="24"/>
-              </w:rPr>
-              <w:t>Hoàn thiện giao diện Responsive sử dụng các Responsive Breakpoints (xs, sm, md, lg, xl) và kiểm thử trên Desktop, Tablet và Mobile.</w:t>
+                <w:szCs w:val="24"/>
+              </w:rPr>
+              <w:t xml:space="preserve">Tối ưu Responsive trên </w:t>
+            </w:r>
+            <w:r>
+              <w:rPr>
+                <w:sz w:val="24"/>
+                <w:szCs w:val="24"/>
+              </w:rPr>
+              <w:lastRenderedPageBreak/>
+              <w:t>nhiều thiết bị</w:t>
             </w:r>
           </w:p>
         </w:tc>
@@ -4377,20 +4425,30 @@
             <w:pPr>
               <w:rPr>
                 <w:sz w:val="24"/>
+                <w:szCs w:val="24"/>
               </w:rPr>
             </w:pPr>
             <w:r>
               <w:rPr>
                 <w:rFonts w:ascii="MS Mincho" w:eastAsia="MS Mincho" w:hAnsi="MS Mincho" w:cs="MS Mincho" w:hint="eastAsia"/>
                 <w:sz w:val="24"/>
-              </w:rPr>
+                <w:szCs w:val="24"/>
+              </w:rPr>
+              <w:lastRenderedPageBreak/>
               <w:t>☑</w:t>
             </w:r>
-          </w:p>
-        </w:tc>
-        <w:tc>
-          <w:tcPr>
-            <w:tcW w:w="2704" w:type="dxa"/>
+            <w:r>
+              <w:rPr>
+                <w:sz w:val="24"/>
+                <w:szCs w:val="24"/>
+              </w:rPr>
+              <w:t xml:space="preserve"> </w:t>
+            </w:r>
+          </w:p>
+        </w:tc>
+        <w:tc>
+          <w:tcPr>
+            <w:tcW w:w="2703" w:type="dxa"/>
             <w:tcBorders>
               <w:top w:val="single" w:sz="1" w:space="0" w:color="AAB7C4"/>
               <w:left w:val="single" w:sz="1" w:space="0" w:color="AAB7C4"/>
@@ -4409,19 +4467,21 @@
             <w:pPr>
               <w:rPr>
                 <w:sz w:val="24"/>
+                <w:szCs w:val="24"/>
               </w:rPr>
             </w:pPr>
             <w:r>
               <w:rPr>
                 <w:sz w:val="24"/>
-              </w:rPr>
-              <w:t>src/</w:t>
-            </w:r>
-          </w:p>
-        </w:tc>
-        <w:tc>
-          <w:tcPr>
-            <w:tcW w:w="2353" w:type="dxa"/>
+                <w:szCs w:val="24"/>
+              </w:rPr>
+              <w:t>src</w:t>
+            </w:r>
+          </w:p>
+        </w:tc>
+        <w:tc>
+          <w:tcPr>
+            <w:tcW w:w="2351" w:type="dxa"/>
             <w:tcBorders>
               <w:top w:val="single" w:sz="1" w:space="0" w:color="AAB7C4"/>
               <w:left w:val="single" w:sz="1" w:space="0" w:color="AAB7C4"/>
@@ -4440,13 +4500,23 @@
             <w:pPr>
               <w:rPr>
                 <w:sz w:val="24"/>
+                <w:szCs w:val="24"/>
               </w:rPr>
             </w:pPr>
             <w:r>
               <w:rPr>
                 <w:sz w:val="24"/>
-              </w:rPr>
-              <w:t>Giao diện hiển thị ổn định trên nhiều kích thước màn hình.</w:t>
+                <w:szCs w:val="24"/>
+              </w:rPr>
+              <w:t xml:space="preserve">Giao diện được kiểm </w:t>
+            </w:r>
+            <w:r>
+              <w:rPr>
+                <w:sz w:val="24"/>
+                <w:szCs w:val="24"/>
+              </w:rPr>
+              <w:lastRenderedPageBreak/>
+              <w:t>thử trên Desktop, Tablet và Mobile, đảm bảo hiển thị ổn định.</w:t>
             </w:r>
           </w:p>
         </w:tc>
@@ -4454,7 +4524,7 @@
       <w:tr>
         <w:tc>
           <w:tcPr>
-            <w:tcW w:w="365" w:type="dxa"/>
+            <w:tcW w:w="370" w:type="dxa"/>
             <w:tcBorders>
               <w:top w:val="single" w:sz="1" w:space="0" w:color="AAB7C4"/>
               <w:left w:val="single" w:sz="1" w:space="0" w:color="AAB7C4"/>
@@ -4473,19 +4543,22 @@
             <w:pPr>
               <w:rPr>
                 <w:sz w:val="24"/>
+                <w:szCs w:val="24"/>
               </w:rPr>
             </w:pPr>
             <w:r>
               <w:rPr>
                 <w:sz w:val="24"/>
-              </w:rPr>
+                <w:szCs w:val="24"/>
+              </w:rPr>
+              <w:lastRenderedPageBreak/>
               <w:t>4</w:t>
             </w:r>
           </w:p>
         </w:tc>
         <w:tc>
           <w:tcPr>
-            <w:tcW w:w="2798" w:type="dxa"/>
+            <w:tcW w:w="2796" w:type="dxa"/>
             <w:tcBorders>
               <w:top w:val="single" w:sz="1" w:space="0" w:color="AAB7C4"/>
               <w:left w:val="single" w:sz="1" w:space="0" w:color="AAB7C4"/>
@@ -4504,13 +4577,15 @@
             <w:pPr>
               <w:rPr>
                 <w:sz w:val="24"/>
+                <w:szCs w:val="24"/>
               </w:rPr>
             </w:pPr>
             <w:r>
               <w:rPr>
                 <w:sz w:val="24"/>
-              </w:rPr>
-              <w:t>Hoàn thiện giao diện các chức năng Đăng nhập, Đăng ký, Đặt vé, Thanh toán, Quản lý phim và Quản lý tài khoản bằng React-Bootstrap kết hợp CSS tùy chỉnh.</w:t>
+                <w:szCs w:val="24"/>
+              </w:rPr>
+              <w:t>Hoàn thiện giao diện SelectTickets, Payment và Login/Register</w:t>
             </w:r>
           </w:p>
         </w:tc>
@@ -4535,20 +4610,29 @@
             <w:pPr>
               <w:rPr>
                 <w:sz w:val="24"/>
+                <w:szCs w:val="24"/>
               </w:rPr>
             </w:pPr>
             <w:r>
               <w:rPr>
                 <w:rFonts w:ascii="MS Mincho" w:eastAsia="MS Mincho" w:hAnsi="MS Mincho" w:cs="MS Mincho" w:hint="eastAsia"/>
                 <w:sz w:val="24"/>
+                <w:szCs w:val="24"/>
               </w:rPr>
               <w:t>☑</w:t>
             </w:r>
-          </w:p>
-        </w:tc>
-        <w:tc>
-          <w:tcPr>
-            <w:tcW w:w="2704" w:type="dxa"/>
+            <w:r>
+              <w:rPr>
+                <w:sz w:val="24"/>
+                <w:szCs w:val="24"/>
+              </w:rPr>
+              <w:t xml:space="preserve"> </w:t>
+            </w:r>
+          </w:p>
+        </w:tc>
+        <w:tc>
+          <w:tcPr>
+            <w:tcW w:w="2703" w:type="dxa"/>
             <w:tcBorders>
               <w:top w:val="single" w:sz="1" w:space="0" w:color="AAB7C4"/>
               <w:left w:val="single" w:sz="1" w:space="0" w:color="AAB7C4"/>
@@ -4567,19 +4651,21 @@
             <w:pPr>
               <w:rPr>
                 <w:sz w:val="24"/>
+                <w:szCs w:val="24"/>
               </w:rPr>
             </w:pPr>
             <w:r>
               <w:rPr>
                 <w:sz w:val="24"/>
-              </w:rPr>
-              <w:t>src/components/, src/pages/</w:t>
-            </w:r>
-          </w:p>
-        </w:tc>
-        <w:tc>
-          <w:tcPr>
-            <w:tcW w:w="2353" w:type="dxa"/>
+                <w:szCs w:val="24"/>
+              </w:rPr>
+              <w:t>src/components</w:t>
+            </w:r>
+          </w:p>
+        </w:tc>
+        <w:tc>
+          <w:tcPr>
+            <w:tcW w:w="2351" w:type="dxa"/>
             <w:tcBorders>
               <w:top w:val="single" w:sz="1" w:space="0" w:color="AAB7C4"/>
               <w:left w:val="single" w:sz="1" w:space="0" w:color="AAB7C4"/>
@@ -4598,13 +4684,15 @@
             <w:pPr>
               <w:rPr>
                 <w:sz w:val="24"/>
+                <w:szCs w:val="24"/>
               </w:rPr>
             </w:pPr>
             <w:r>
               <w:rPr>
                 <w:sz w:val="24"/>
-              </w:rPr>
-              <w:t>Các giao diện được đồng bộ về màu sắc, bố cục và trải nghiệm người dùng.</w:t>
+                <w:szCs w:val="24"/>
+              </w:rPr>
+              <w:t>Hoàn thiện giao diện đặt vé, thanh toán và biểu mẫu đăng nhập/đăng ký bằng React-Bootstrap kết hợp CSS.</w:t>
             </w:r>
           </w:p>
         </w:tc>
@@ -4612,7 +4700,7 @@
       <w:tr>
         <w:tc>
           <w:tcPr>
-            <w:tcW w:w="365" w:type="dxa"/>
+            <w:tcW w:w="370" w:type="dxa"/>
             <w:tcBorders>
               <w:top w:val="single" w:sz="1" w:space="0" w:color="AAB7C4"/>
               <w:left w:val="single" w:sz="1" w:space="0" w:color="AAB7C4"/>
@@ -4631,11 +4719,13 @@
             <w:pPr>
               <w:rPr>
                 <w:sz w:val="24"/>
+                <w:szCs w:val="24"/>
               </w:rPr>
             </w:pPr>
             <w:r>
               <w:rPr>
                 <w:sz w:val="24"/>
+                <w:szCs w:val="24"/>
               </w:rPr>
               <w:t>5</w:t>
             </w:r>
@@ -4643,7 +4733,7 @@
         </w:tc>
         <w:tc>
           <w:tcPr>
-            <w:tcW w:w="2798" w:type="dxa"/>
+            <w:tcW w:w="2796" w:type="dxa"/>
             <w:tcBorders>
               <w:top w:val="single" w:sz="1" w:space="0" w:color="AAB7C4"/>
               <w:left w:val="single" w:sz="1" w:space="0" w:color="AAB7C4"/>
@@ -4662,13 +4752,15 @@
             <w:pPr>
               <w:rPr>
                 <w:sz w:val="24"/>
+                <w:szCs w:val="24"/>
               </w:rPr>
             </w:pPr>
             <w:r>
               <w:rPr>
                 <w:sz w:val="24"/>
-              </w:rPr>
-              <w:t>Kiểm thử và tối ưu giao diện toàn hệ thống, đảm bảo tính nhất quán về màu sắc, font chữ, khoảng cách và khả năng tương thích trên nhiều thiết bị.</w:t>
+                <w:szCs w:val="24"/>
+              </w:rPr>
+              <w:t>Kiểm thử và tối ưu giao diện toàn hệ thống</w:t>
             </w:r>
           </w:p>
         </w:tc>
@@ -4693,20 +4785,29 @@
             <w:pPr>
               <w:rPr>
                 <w:sz w:val="24"/>
+                <w:szCs w:val="24"/>
               </w:rPr>
             </w:pPr>
             <w:r>
               <w:rPr>
                 <w:rFonts w:ascii="MS Mincho" w:eastAsia="MS Mincho" w:hAnsi="MS Mincho" w:cs="MS Mincho" w:hint="eastAsia"/>
                 <w:sz w:val="24"/>
+                <w:szCs w:val="24"/>
               </w:rPr>
               <w:t>☑</w:t>
             </w:r>
-          </w:p>
-        </w:tc>
-        <w:tc>
-          <w:tcPr>
-            <w:tcW w:w="2704" w:type="dxa"/>
+            <w:r>
+              <w:rPr>
+                <w:sz w:val="24"/>
+                <w:szCs w:val="24"/>
+              </w:rPr>
+              <w:t xml:space="preserve"> </w:t>
+            </w:r>
+          </w:p>
+        </w:tc>
+        <w:tc>
+          <w:tcPr>
+            <w:tcW w:w="2703" w:type="dxa"/>
             <w:tcBorders>
               <w:top w:val="single" w:sz="1" w:space="0" w:color="AAB7C4"/>
               <w:left w:val="single" w:sz="1" w:space="0" w:color="AAB7C4"/>
@@ -4725,19 +4826,21 @@
             <w:pPr>
               <w:rPr>
                 <w:sz w:val="24"/>
+                <w:szCs w:val="24"/>
               </w:rPr>
             </w:pPr>
             <w:r>
               <w:rPr>
                 <w:sz w:val="24"/>
-              </w:rPr>
-              <w:t>Toàn bộ thư mục src/</w:t>
-            </w:r>
-          </w:p>
-        </w:tc>
-        <w:tc>
-          <w:tcPr>
-            <w:tcW w:w="2353" w:type="dxa"/>
+                <w:szCs w:val="24"/>
+              </w:rPr>
+              <w:t>Toàn bộ project</w:t>
+            </w:r>
+          </w:p>
+        </w:tc>
+        <w:tc>
+          <w:tcPr>
+            <w:tcW w:w="2351" w:type="dxa"/>
             <w:tcBorders>
               <w:top w:val="single" w:sz="1" w:space="0" w:color="AAB7C4"/>
               <w:left w:val="single" w:sz="1" w:space="0" w:color="AAB7C4"/>
@@ -4756,13 +4859,15 @@
             <w:pPr>
               <w:rPr>
                 <w:sz w:val="24"/>
+                <w:szCs w:val="24"/>
               </w:rPr>
             </w:pPr>
             <w:r>
               <w:rPr>
                 <w:sz w:val="24"/>
-              </w:rPr>
-              <w:t>Hoàn thiện giao diện trước khi phát triển các chức năng ở các tuần tiếp theo.</w:t>
+                <w:szCs w:val="24"/>
+              </w:rPr>
+              <w:t>Chuẩn hóa màu sắc, khoảng cách, font chữ và cải thiện trải nghiệm người dùng trên toàn hệ thống.</w:t>
             </w:r>
           </w:p>
         </w:tc>
@@ -4770,7 +4875,7 @@
       <w:tr>
         <w:tc>
           <w:tcPr>
-            <w:tcW w:w="365" w:type="dxa"/>
+            <w:tcW w:w="370" w:type="dxa"/>
             <w:tcBorders>
               <w:top w:val="single" w:sz="1" w:space="0" w:color="AAB7C4"/>
               <w:left w:val="single" w:sz="1" w:space="0" w:color="AAB7C4"/>
@@ -4785,11 +4890,18 @@
               <w:right w:w="120" w:type="dxa"/>
             </w:tcMar>
           </w:tcPr>
-          <w:p/>
-        </w:tc>
-        <w:tc>
-          <w:tcPr>
-            <w:tcW w:w="2798" w:type="dxa"/>
+          <w:p>
+            <w:pPr>
+              <w:rPr>
+                <w:sz w:val="24"/>
+                <w:szCs w:val="24"/>
+              </w:rPr>
+            </w:pPr>
+          </w:p>
+        </w:tc>
+        <w:tc>
+          <w:tcPr>
+            <w:tcW w:w="2796" w:type="dxa"/>
             <w:tcBorders>
               <w:top w:val="single" w:sz="1" w:space="0" w:color="AAB7C4"/>
               <w:left w:val="single" w:sz="1" w:space="0" w:color="AAB7C4"/>
@@ -4805,6 +4917,12 @@
             </w:tcMar>
           </w:tcPr>
           <w:p>
+            <w:pPr>
+              <w:rPr>
+                <w:sz w:val="24"/>
+                <w:szCs w:val="24"/>
+              </w:rPr>
+            </w:pPr>
             <w:r>
               <w:rPr>
                 <w:rFonts w:eastAsia="Times New Roman"/>
@@ -4837,6 +4955,10 @@
           <w:p>
             <w:pPr>
               <w:jc w:val="center"/>
+              <w:rPr>
+                <w:sz w:val="24"/>
+                <w:szCs w:val="24"/>
+              </w:rPr>
             </w:pPr>
             <w:r>
               <w:rPr>
@@ -4862,7 +4984,7 @@
         </w:tc>
         <w:tc>
           <w:tcPr>
-            <w:tcW w:w="2704" w:type="dxa"/>
+            <w:tcW w:w="2703" w:type="dxa"/>
             <w:tcBorders>
               <w:top w:val="single" w:sz="1" w:space="0" w:color="AAB7C4"/>
               <w:left w:val="single" w:sz="1" w:space="0" w:color="AAB7C4"/>
@@ -4877,11 +4999,18 @@
               <w:right w:w="120" w:type="dxa"/>
             </w:tcMar>
           </w:tcPr>
-          <w:p/>
-        </w:tc>
-        <w:tc>
-          <w:tcPr>
-            <w:tcW w:w="2353" w:type="dxa"/>
+          <w:p>
+            <w:pPr>
+              <w:rPr>
+                <w:sz w:val="24"/>
+                <w:szCs w:val="24"/>
+              </w:rPr>
+            </w:pPr>
+          </w:p>
+        </w:tc>
+        <w:tc>
+          <w:tcPr>
+            <w:tcW w:w="2351" w:type="dxa"/>
             <w:tcBorders>
               <w:top w:val="single" w:sz="1" w:space="0" w:color="AAB7C4"/>
               <w:left w:val="single" w:sz="1" w:space="0" w:color="AAB7C4"/>
@@ -4896,7 +5025,14 @@
               <w:right w:w="120" w:type="dxa"/>
             </w:tcMar>
           </w:tcPr>
-          <w:p/>
+          <w:p>
+            <w:pPr>
+              <w:rPr>
+                <w:sz w:val="24"/>
+                <w:szCs w:val="24"/>
+              </w:rPr>
+            </w:pPr>
+          </w:p>
         </w:tc>
       </w:tr>
     </w:tbl>
@@ -5172,15 +5308,7 @@
             </w:tcMar>
           </w:tcPr>
           <w:p>
-            <w:pPr>
-              <w:rPr>
-                <w:sz w:val="24"/>
-              </w:rPr>
-            </w:pPr>
-            <w:r>
-              <w:rPr>
-                <w:sz w:val="24"/>
-              </w:rPr>
+            <w:r>
               <w:t>1</w:t>
             </w:r>
           </w:p>
@@ -5203,16 +5331,8 @@
             </w:tcMar>
           </w:tcPr>
           <w:p>
-            <w:pPr>
-              <w:rPr>
-                <w:sz w:val="24"/>
-              </w:rPr>
-            </w:pPr>
-            <w:r>
-              <w:rPr>
-                <w:sz w:val="24"/>
-              </w:rPr>
-              <w:t>Giao diện bị vỡ bố cục khi hiển thị trên màn hình điện thoại, các Card phim không căn đều theo hàng.</w:t>
+            <w:r>
+              <w:t>Một số thành phần giao diện bị lệch trên màn hình nhỏ.</w:t>
             </w:r>
           </w:p>
         </w:tc>
@@ -5234,16 +5354,8 @@
             </w:tcMar>
           </w:tcPr>
           <w:p>
-            <w:pPr>
-              <w:rPr>
-                <w:sz w:val="24"/>
-              </w:rPr>
-            </w:pPr>
-            <w:r>
-              <w:rPr>
-                <w:sz w:val="24"/>
-              </w:rPr>
-              <w:t>Chưa sử dụng đúng Grid System và Responsive Breakpoints của React-Bootstrap.</w:t>
+            <w:r>
+              <w:t>Chưa cấu hình Grid System phù hợp.</w:t>
             </w:r>
           </w:p>
         </w:tc>
@@ -5265,16 +5377,8 @@
             </w:tcMar>
           </w:tcPr>
           <w:p>
-            <w:pPr>
-              <w:rPr>
-                <w:sz w:val="24"/>
-              </w:rPr>
-            </w:pPr>
-            <w:r>
-              <w:rPr>
-                <w:sz w:val="24"/>
-              </w:rPr>
-              <w:t>Điều chỉnh lại Container, Row, Col và bổ sung các breakpoint (xs, sm, md, lg) để tối ưu hiển thị trên nhiều thiết bị.</w:t>
+            <w:r>
+              <w:t>Điều chỉnh lại Container, Row, Col và Responsive Breakpoints.</w:t>
             </w:r>
           </w:p>
         </w:tc>
@@ -5296,15 +5400,7 @@
             </w:tcMar>
           </w:tcPr>
           <w:p>
-            <w:pPr>
-              <w:rPr>
-                <w:sz w:val="24"/>
-              </w:rPr>
-            </w:pPr>
-            <w:r>
-              <w:rPr>
-                <w:sz w:val="24"/>
-              </w:rPr>
+            <w:r>
               <w:t>Đã fix</w:t>
             </w:r>
           </w:p>
@@ -5329,15 +5425,7 @@
             </w:tcMar>
           </w:tcPr>
           <w:p>
-            <w:pPr>
-              <w:rPr>
-                <w:sz w:val="24"/>
-              </w:rPr>
-            </w:pPr>
-            <w:r>
-              <w:rPr>
-                <w:sz w:val="24"/>
-              </w:rPr>
+            <w:r>
               <w:t>2</w:t>
             </w:r>
           </w:p>
@@ -5360,16 +5448,8 @@
             </w:tcMar>
           </w:tcPr>
           <w:p>
-            <w:pPr>
-              <w:rPr>
-                <w:sz w:val="24"/>
-              </w:rPr>
-            </w:pPr>
-            <w:r>
-              <w:rPr>
-                <w:sz w:val="24"/>
-              </w:rPr>
-              <w:t>CSS tùy chỉnh ghi đè lên style mặc định của React-Bootstrap làm một số Button và Form hiển thị không đúng thiết kế.</w:t>
+            <w:r>
+              <w:t>CSS tùy chỉnh ghi đè lên một số style của Bootstrap.</w:t>
             </w:r>
           </w:p>
         </w:tc>
@@ -5391,16 +5471,8 @@
             </w:tcMar>
           </w:tcPr>
           <w:p>
-            <w:pPr>
-              <w:rPr>
-                <w:sz w:val="24"/>
-              </w:rPr>
-            </w:pPr>
-            <w:r>
-              <w:rPr>
-                <w:sz w:val="24"/>
-              </w:rPr>
-              <w:t>Thứ tự import CSS chưa hợp lý và selector CSS quá rộng.</w:t>
+            <w:r>
+              <w:t>Selector CSS chưa hợp lý.</w:t>
             </w:r>
           </w:p>
         </w:tc>
@@ -5422,16 +5494,8 @@
             </w:tcMar>
           </w:tcPr>
           <w:p>
-            <w:pPr>
-              <w:rPr>
-                <w:sz w:val="24"/>
-              </w:rPr>
-            </w:pPr>
-            <w:r>
-              <w:rPr>
-                <w:sz w:val="24"/>
-              </w:rPr>
-              <w:t>Sắp xếp lại thứ tự import Bootstrap và CSS, đồng thời chỉnh sửa selector để tránh xung đột giữa Bootstrap và CSS tùy chỉnh.</w:t>
+            <w:r>
+              <w:t>Chuẩn hóa CSS và sắp xếp lại thứ tự import.</w:t>
             </w:r>
           </w:p>
         </w:tc>
@@ -5453,15 +5517,7 @@
             </w:tcMar>
           </w:tcPr>
           <w:p>
-            <w:pPr>
-              <w:rPr>
-                <w:sz w:val="24"/>
-              </w:rPr>
-            </w:pPr>
-            <w:r>
-              <w:rPr>
-                <w:sz w:val="24"/>
-              </w:rPr>
+            <w:r>
               <w:t>Đã fix</w:t>
             </w:r>
           </w:p>
@@ -5486,15 +5542,7 @@
             </w:tcMar>
           </w:tcPr>
           <w:p>
-            <w:pPr>
-              <w:rPr>
-                <w:sz w:val="24"/>
-              </w:rPr>
-            </w:pPr>
-            <w:r>
-              <w:rPr>
-                <w:sz w:val="24"/>
-              </w:rPr>
+            <w:r>
               <w:t>3</w:t>
             </w:r>
           </w:p>
@@ -5517,16 +5565,8 @@
             </w:tcMar>
           </w:tcPr>
           <w:p>
-            <w:pPr>
-              <w:rPr>
-                <w:sz w:val="24"/>
-              </w:rPr>
-            </w:pPr>
-            <w:r>
-              <w:rPr>
-                <w:sz w:val="24"/>
-              </w:rPr>
-              <w:t>Một số thành phần như Navbar và Footer chưa đồng nhất về khoảng cách, màu sắc và kích thước giữa các trang.</w:t>
+            <w:r>
+              <w:t>Khoảng cách giữa các component chưa đồng nhất.</w:t>
             </w:r>
           </w:p>
         </w:tc>
@@ -5548,16 +5588,8 @@
             </w:tcMar>
           </w:tcPr>
           <w:p>
-            <w:pPr>
-              <w:rPr>
-                <w:sz w:val="24"/>
-              </w:rPr>
-            </w:pPr>
-            <w:r>
-              <w:rPr>
-                <w:sz w:val="24"/>
-              </w:rPr>
-              <w:t>Chưa sử dụng chung một bộ CSS và component dùng lại cho toàn hệ thống.</w:t>
+            <w:r>
+              <w:t>Thiếu CSS dùng chung.</w:t>
             </w:r>
           </w:p>
         </w:tc>
@@ -5579,16 +5611,8 @@
             </w:tcMar>
           </w:tcPr>
           <w:p>
-            <w:pPr>
-              <w:rPr>
-                <w:sz w:val="24"/>
-              </w:rPr>
-            </w:pPr>
-            <w:r>
-              <w:rPr>
-                <w:sz w:val="24"/>
-              </w:rPr>
-              <w:t>Chuẩn hóa các component dùng chung, cập nhật CSS và thống nhất giao diện trên tất cả các trang.</w:t>
+            <w:r>
+              <w:t>Chuẩn hóa spacing và cập nhật CSS toàn hệ thống.</w:t>
             </w:r>
           </w:p>
         </w:tc>
@@ -5610,15 +5634,7 @@
             </w:tcMar>
           </w:tcPr>
           <w:p>
-            <w:pPr>
-              <w:rPr>
-                <w:sz w:val="24"/>
-              </w:rPr>
-            </w:pPr>
-            <w:r>
-              <w:rPr>
-                <w:sz w:val="24"/>
-              </w:rPr>
+            <w:r>
               <w:t>Đã fix</w:t>
             </w:r>
           </w:p>
@@ -5640,54 +5656,61 @@
     </w:p>
     <w:p>
       <w:pPr>
+        <w:pStyle w:val="Heading3"/>
+      </w:pPr>
+      <w:r>
+        <w:t>Kiến thức cần bổ sung</w:t>
+      </w:r>
+    </w:p>
+    <w:p>
+      <w:pPr>
         <w:numPr>
           <w:ilvl w:val="0"/>
-          <w:numId w:val="7"/>
+          <w:numId w:val="14"/>
         </w:numPr>
         <w:spacing w:before="100" w:beforeAutospacing="1" w:after="100" w:afterAutospacing="1"/>
         <w:rPr>
-          <w:rFonts w:eastAsia="Times New Roman"/>
           <w:sz w:val="24"/>
           <w:szCs w:val="24"/>
         </w:rPr>
       </w:pPr>
       <w:r>
         <w:rPr>
-          <w:rFonts w:eastAsia="Times New Roman"/>
           <w:sz w:val="24"/>
           <w:szCs w:val="24"/>
         </w:rPr>
-        <w:t xml:space="preserve">Nhóm mới làm quen với </w:t>
-      </w:r>
-      <w:r>
-        <w:rPr>
-          <w:rFonts w:eastAsia="Times New Roman"/>
-          <w:bCs/>
+        <w:lastRenderedPageBreak/>
+        <w:t xml:space="preserve">Tìm hiểu sâu hơn về các component nâng cao của React-Bootstrap như </w:t>
+      </w:r>
+      <w:r>
+        <w:rPr>
+          <w:rStyle w:val="Strong"/>
+          <w:b w:val="0"/>
           <w:sz w:val="24"/>
           <w:szCs w:val="24"/>
         </w:rPr>
-        <w:t>React-Bootstrap</w:t>
-      </w:r>
-      <w:r>
-        <w:rPr>
-          <w:rFonts w:eastAsia="Times New Roman"/>
+        <w:t>Offcanvas</w:t>
+      </w:r>
+      <w:r>
+        <w:rPr>
+          <w:rStyle w:val="Strong"/>
           <w:sz w:val="24"/>
           <w:szCs w:val="24"/>
         </w:rPr>
-        <w:t xml:space="preserve">, vì vậy chưa khai thác hết các component nâng cao như </w:t>
-      </w:r>
-      <w:r>
-        <w:rPr>
-          <w:rFonts w:eastAsia="Times New Roman"/>
-          <w:bCs/>
+        <w:t xml:space="preserve">, </w:t>
+      </w:r>
+      <w:r>
+        <w:rPr>
+          <w:rStyle w:val="Strong"/>
+          <w:b w:val="0"/>
           <w:sz w:val="24"/>
           <w:szCs w:val="24"/>
         </w:rPr>
-        <w:t>Offcanvas</w:t>
-      </w:r>
-      <w:r>
-        <w:rPr>
-          <w:rFonts w:eastAsia="Times New Roman"/>
+        <w:t>Tabs</w:t>
+      </w:r>
+      <w:r>
+        <w:rPr>
+          <w:rStyle w:val="Strong"/>
           <w:sz w:val="24"/>
           <w:szCs w:val="24"/>
         </w:rPr>
@@ -5695,8 +5718,8 @@
       </w:r>
       <w:r>
         <w:rPr>
-          <w:rFonts w:eastAsia="Times New Roman"/>
-          <w:bCs/>
+          <w:rStyle w:val="Strong"/>
+          <w:b w:val="0"/>
           <w:sz w:val="24"/>
           <w:szCs w:val="24"/>
         </w:rPr>
@@ -5704,33 +5727,33 @@
       </w:r>
       <w:r>
         <w:rPr>
-          <w:rFonts w:eastAsia="Times New Roman"/>
+          <w:rStyle w:val="Strong"/>
           <w:sz w:val="24"/>
           <w:szCs w:val="24"/>
         </w:rPr>
-        <w:t xml:space="preserve">, </w:t>
-      </w:r>
-      <w:r>
-        <w:rPr>
-          <w:rFonts w:eastAsia="Times New Roman"/>
-          <w:bCs/>
+        <w:t xml:space="preserve"> </w:t>
+      </w:r>
+      <w:r>
+        <w:rPr>
+          <w:rStyle w:val="Strong"/>
+          <w:b w:val="0"/>
           <w:sz w:val="24"/>
           <w:szCs w:val="24"/>
         </w:rPr>
-        <w:t>Tabs</w:t>
-      </w:r>
-      <w:r>
-        <w:rPr>
-          <w:rFonts w:eastAsia="Times New Roman"/>
+        <w:t>và</w:t>
+      </w:r>
+      <w:r>
+        <w:rPr>
+          <w:rStyle w:val="Strong"/>
           <w:sz w:val="24"/>
           <w:szCs w:val="24"/>
         </w:rPr>
-        <w:t xml:space="preserve"> và </w:t>
-      </w:r>
-      <w:r>
-        <w:rPr>
-          <w:rFonts w:eastAsia="Times New Roman"/>
-          <w:bCs/>
+        <w:t xml:space="preserve"> </w:t>
+      </w:r>
+      <w:r>
+        <w:rPr>
+          <w:rStyle w:val="Strong"/>
+          <w:b w:val="0"/>
           <w:sz w:val="24"/>
           <w:szCs w:val="24"/>
         </w:rPr>
@@ -5738,7 +5761,6 @@
       </w:r>
       <w:r>
         <w:rPr>
-          <w:rFonts w:eastAsia="Times New Roman"/>
           <w:sz w:val="24"/>
           <w:szCs w:val="24"/>
         </w:rPr>
@@ -5749,109 +5771,112 @@
       <w:pPr>
         <w:numPr>
           <w:ilvl w:val="0"/>
-          <w:numId w:val="7"/>
+          <w:numId w:val="14"/>
         </w:numPr>
         <w:spacing w:before="100" w:beforeAutospacing="1" w:after="100" w:afterAutospacing="1"/>
         <w:rPr>
-          <w:rFonts w:eastAsia="Times New Roman"/>
           <w:sz w:val="24"/>
           <w:szCs w:val="24"/>
         </w:rPr>
       </w:pPr>
       <w:r>
         <w:rPr>
-          <w:rFonts w:eastAsia="Times New Roman"/>
           <w:sz w:val="24"/>
           <w:szCs w:val="24"/>
         </w:rPr>
-        <w:t xml:space="preserve">Một số giao diện vẫn cần tối ưu thêm về </w:t>
-      </w:r>
-      <w:r>
-        <w:rPr>
-          <w:rFonts w:eastAsia="Times New Roman"/>
-          <w:bCs/>
+        <w:t xml:space="preserve">Nâng cao kỹ năng kết hợp React-Bootstrap với CSS hoặc SCSS để xây dựng giao diện linh hoạt và dễ bảo trì. </w:t>
+      </w:r>
+    </w:p>
+    <w:p>
+      <w:pPr>
+        <w:numPr>
+          <w:ilvl w:val="0"/>
+          <w:numId w:val="14"/>
+        </w:numPr>
+        <w:spacing w:before="100" w:beforeAutospacing="1" w:after="100" w:afterAutospacing="1"/>
+        <w:rPr>
           <w:sz w:val="24"/>
           <w:szCs w:val="24"/>
         </w:rPr>
-        <w:t>UI/UX</w:t>
-      </w:r>
-      <w:r>
-        <w:rPr>
-          <w:rFonts w:eastAsia="Times New Roman"/>
+      </w:pPr>
+      <w:r>
+        <w:rPr>
           <w:sz w:val="24"/>
           <w:szCs w:val="24"/>
         </w:rPr>
-        <w:t xml:space="preserve">, đặc biệt là hiệu ứng chuyển trang, animation và khả năng hiển thị trên các thiết bị có màn hình nhỏ. </w:t>
+        <w:t xml:space="preserve">Tìm hiểu thêm về Responsive Design nhằm tối ưu giao diện trên nhiều kích thước màn hình. </w:t>
       </w:r>
     </w:p>
     <w:p>
       <w:pPr>
+        <w:pStyle w:val="Heading3"/>
+      </w:pPr>
+      <w:r>
+        <w:t>Hạn chế của hệ thống</w:t>
+      </w:r>
+    </w:p>
+    <w:p>
+      <w:pPr>
         <w:numPr>
           <w:ilvl w:val="0"/>
-          <w:numId w:val="7"/>
+          <w:numId w:val="15"/>
         </w:numPr>
         <w:spacing w:before="100" w:beforeAutospacing="1" w:after="100" w:afterAutospacing="1"/>
         <w:rPr>
-          <w:rFonts w:eastAsia="Times New Roman"/>
           <w:sz w:val="24"/>
           <w:szCs w:val="24"/>
         </w:rPr>
       </w:pPr>
       <w:r>
         <w:rPr>
-          <w:rFonts w:eastAsia="Times New Roman"/>
           <w:sz w:val="24"/>
           <w:szCs w:val="24"/>
         </w:rPr>
-        <w:t xml:space="preserve">Chưa xây dựng được </w:t>
-      </w:r>
-      <w:r>
-        <w:rPr>
-          <w:rFonts w:eastAsia="Times New Roman"/>
-          <w:bCs/>
+        <w:t xml:space="preserve">Một số giao diện vẫn cần cải thiện về trải nghiệm người dùng và khả năng hiển thị trên thiết bị di động. </w:t>
+      </w:r>
+    </w:p>
+    <w:p>
+      <w:pPr>
+        <w:numPr>
+          <w:ilvl w:val="0"/>
+          <w:numId w:val="15"/>
+        </w:numPr>
+        <w:spacing w:before="100" w:beforeAutospacing="1" w:after="100" w:afterAutospacing="1"/>
+        <w:rPr>
           <w:sz w:val="24"/>
           <w:szCs w:val="24"/>
         </w:rPr>
-        <w:t>Dark Mode</w:t>
-      </w:r>
-      <w:r>
-        <w:rPr>
-          <w:rFonts w:eastAsia="Times New Roman"/>
+      </w:pPr>
+      <w:r>
+        <w:rPr>
           <w:sz w:val="24"/>
           <w:szCs w:val="24"/>
         </w:rPr>
-        <w:t xml:space="preserve"> và chưa tối ưu hoàn toàn khả năng tái sử dụng (Reusable Components) cho toàn bộ giao diện. </w:t>
+        <w:t xml:space="preserve">Giao diện các chức năng như Select Tickets và Payment mới tập trung vào Front-end, chưa kết nối với dữ liệu thực tế từ Backend. </w:t>
       </w:r>
     </w:p>
     <w:p>
       <w:pPr>
         <w:numPr>
           <w:ilvl w:val="0"/>
-          <w:numId w:val="7"/>
+          <w:numId w:val="15"/>
         </w:numPr>
         <w:spacing w:before="100" w:beforeAutospacing="1" w:after="100" w:afterAutospacing="1"/>
         <w:rPr>
-          <w:rFonts w:eastAsia="Times New Roman"/>
           <w:sz w:val="24"/>
           <w:szCs w:val="24"/>
         </w:rPr>
       </w:pPr>
       <w:r>
         <w:rPr>
-          <w:rFonts w:eastAsia="Times New Roman"/>
-          <w:b/>
-          <w:bCs/>
           <w:sz w:val="24"/>
           <w:szCs w:val="24"/>
         </w:rPr>
-        <w:t xml:space="preserve">Câu hỏi cần hỏi giảng viên trong buổi học tiếp </w:t>
+        <w:t xml:space="preserve">Hiệu ứng chuyển trang và tương tác của giao diện còn đơn giản, sẽ tiếp tục được hoàn thiện ở các tuần tiếp </w:t>
       </w:r>
       <w:proofErr w:type="gramStart"/>
       <w:r>
         <w:rPr>
-          <w:rFonts w:eastAsia="Times New Roman"/>
-          <w:b/>
-          <w:bCs/>
           <w:sz w:val="24"/>
           <w:szCs w:val="24"/>
         </w:rPr>
@@ -5860,46 +5885,115 @@
       <w:proofErr w:type="gramEnd"/>
       <w:r>
         <w:rPr>
-          <w:rFonts w:eastAsia="Times New Roman"/>
-          <w:b/>
-          <w:bCs/>
           <w:sz w:val="24"/>
           <w:szCs w:val="24"/>
         </w:rPr>
-        <w:t>:</w:t>
-      </w:r>
-      <w:r>
-        <w:rPr>
-          <w:rFonts w:eastAsia="Times New Roman"/>
+        <w:t xml:space="preserve">. </w:t>
+      </w:r>
+    </w:p>
+    <w:p>
+      <w:pPr>
+        <w:pStyle w:val="Heading3"/>
+      </w:pPr>
+      <w:r>
+        <w:t>Câu hỏi cần trao đổi với giảng viên</w:t>
+      </w:r>
+    </w:p>
+    <w:p>
+      <w:pPr>
+        <w:numPr>
+          <w:ilvl w:val="0"/>
+          <w:numId w:val="16"/>
+        </w:numPr>
+        <w:spacing w:before="100" w:beforeAutospacing="1" w:after="100" w:afterAutospacing="1"/>
+        <w:rPr>
           <w:sz w:val="24"/>
           <w:szCs w:val="24"/>
         </w:rPr>
-        <w:t xml:space="preserve"> Làm thế nào để kết hợp React-Bootstrap với CSS hoặc SCSS một cách hiệu quả mà vẫn dễ bảo trì? Có nên tách Layout (Header, Footer, Sidebar) thành các component dùng </w:t>
-      </w:r>
-      <w:proofErr w:type="gramStart"/>
-      <w:r>
-        <w:rPr>
-          <w:rFonts w:eastAsia="Times New Roman"/>
+      </w:pPr>
+      <w:r>
+        <w:rPr>
           <w:sz w:val="24"/>
           <w:szCs w:val="24"/>
         </w:rPr>
-        <w:t>chung</w:t>
-      </w:r>
-      <w:proofErr w:type="gramEnd"/>
-      <w:r>
-        <w:rPr>
-          <w:rFonts w:eastAsia="Times New Roman"/>
+        <w:t xml:space="preserve">Làm thế nào để kết hợp React-Bootstrap với CSS hoặc SCSS một cách hiệu quả mà vẫn đảm bảo khả năng bảo trì? </w:t>
+      </w:r>
+    </w:p>
+    <w:p>
+      <w:pPr>
+        <w:numPr>
+          <w:ilvl w:val="0"/>
+          <w:numId w:val="16"/>
+        </w:numPr>
+        <w:spacing w:before="100" w:beforeAutospacing="1" w:after="100" w:afterAutospacing="1"/>
+        <w:rPr>
           <w:sz w:val="24"/>
           <w:szCs w:val="24"/>
         </w:rPr>
-        <w:t xml:space="preserve"> cho toàn bộ hệ thống để thuận tiện mở rộng trong các tuần tiếp theo hay không? </w:t>
+      </w:pPr>
+      <w:r>
+        <w:rPr>
+          <w:sz w:val="24"/>
+          <w:szCs w:val="24"/>
+        </w:rPr>
+        <w:t xml:space="preserve">Khi dự </w:t>
+      </w:r>
+      <w:proofErr w:type="gramStart"/>
+      <w:r>
+        <w:rPr>
+          <w:sz w:val="24"/>
+          <w:szCs w:val="24"/>
+        </w:rPr>
+        <w:t>án</w:t>
+      </w:r>
+      <w:proofErr w:type="gramEnd"/>
+      <w:r>
+        <w:rPr>
+          <w:sz w:val="24"/>
+          <w:szCs w:val="24"/>
+        </w:rPr>
+        <w:t xml:space="preserve"> phát triển lớn hơn, nên tổ chức các component giao diện (Header, Footer, Layout, Modal) như thế nào để dễ tái sử dụng? </w:t>
       </w:r>
     </w:p>
     <w:p>
       <w:pPr>
-        <w:pStyle w:val="ListParagraph"/>
+        <w:numPr>
+          <w:ilvl w:val="0"/>
+          <w:numId w:val="16"/>
+        </w:numPr>
+        <w:spacing w:before="100" w:beforeAutospacing="1" w:after="100" w:afterAutospacing="1"/>
+        <w:rPr>
+          <w:sz w:val="24"/>
+          <w:szCs w:val="24"/>
+        </w:rPr>
+      </w:pPr>
+      <w:r>
+        <w:rPr>
+          <w:sz w:val="24"/>
+          <w:szCs w:val="24"/>
+        </w:rPr>
+        <w:t xml:space="preserve">Có nên xây dựng một bộ component dùng </w:t>
+      </w:r>
+      <w:proofErr w:type="gramStart"/>
+      <w:r>
+        <w:rPr>
+          <w:sz w:val="24"/>
+          <w:szCs w:val="24"/>
+        </w:rPr>
+        <w:t>chung</w:t>
+      </w:r>
+      <w:proofErr w:type="gramEnd"/>
+      <w:r>
+        <w:rPr>
+          <w:sz w:val="24"/>
+          <w:szCs w:val="24"/>
+        </w:rPr>
+        <w:t xml:space="preserve"> (Reusable Components) cho toàn bộ hệ thống TicketNow để thuận tiện mở rộng và phát triển sau này? </w:t>
+      </w:r>
+    </w:p>
+    <w:p>
+      <w:pPr>
         <w:spacing w:before="40" w:after="40"/>
-        <w:ind w:left="720"/>
       </w:pPr>
     </w:p>
     <w:sectPr>
@@ -6272,6 +6366,304 @@
     </w:lvl>
   </w:abstractNum>
   <w:abstractNum w:abstractNumId="1">
+    <w:nsid w:val="0E9B7789"/>
+    <w:multiLevelType w:val="multilevel"/>
+    <w:tmpl w:val="2E7EDF44"/>
+    <w:lvl w:ilvl="0">
+      <w:start w:val="1"/>
+      <w:numFmt w:val="bullet"/>
+      <w:lvlText w:val=""/>
+      <w:lvlJc w:val="left"/>
+      <w:pPr>
+        <w:tabs>
+          <w:tab w:val="num" w:pos="720"/>
+        </w:tabs>
+        <w:ind w:left="720" w:hanging="360"/>
+      </w:pPr>
+      <w:rPr>
+        <w:rFonts w:ascii="Symbol" w:hAnsi="Symbol" w:hint="default"/>
+        <w:sz w:val="20"/>
+      </w:rPr>
+    </w:lvl>
+    <w:lvl w:ilvl="1" w:tentative="1">
+      <w:start w:val="1"/>
+      <w:numFmt w:val="bullet"/>
+      <w:lvlText w:val="o"/>
+      <w:lvlJc w:val="left"/>
+      <w:pPr>
+        <w:tabs>
+          <w:tab w:val="num" w:pos="1440"/>
+        </w:tabs>
+        <w:ind w:left="1440" w:hanging="360"/>
+      </w:pPr>
+      <w:rPr>
+        <w:rFonts w:ascii="Courier New" w:hAnsi="Courier New" w:hint="default"/>
+        <w:sz w:val="20"/>
+      </w:rPr>
+    </w:lvl>
+    <w:lvl w:ilvl="2" w:tentative="1">
+      <w:start w:val="1"/>
+      <w:numFmt w:val="bullet"/>
+      <w:lvlText w:val=""/>
+      <w:lvlJc w:val="left"/>
+      <w:pPr>
+        <w:tabs>
+          <w:tab w:val="num" w:pos="2160"/>
+        </w:tabs>
+        <w:ind w:left="2160" w:hanging="360"/>
+      </w:pPr>
+      <w:rPr>
+        <w:rFonts w:ascii="Wingdings" w:hAnsi="Wingdings" w:hint="default"/>
+        <w:sz w:val="20"/>
+      </w:rPr>
+    </w:lvl>
+    <w:lvl w:ilvl="3" w:tentative="1">
+      <w:start w:val="1"/>
+      <w:numFmt w:val="bullet"/>
+      <w:lvlText w:val=""/>
+      <w:lvlJc w:val="left"/>
+      <w:pPr>
+        <w:tabs>
+          <w:tab w:val="num" w:pos="2880"/>
+        </w:tabs>
+        <w:ind w:left="2880" w:hanging="360"/>
+      </w:pPr>
+      <w:rPr>
+        <w:rFonts w:ascii="Wingdings" w:hAnsi="Wingdings" w:hint="default"/>
+        <w:sz w:val="20"/>
+      </w:rPr>
+    </w:lvl>
+    <w:lvl w:ilvl="4" w:tentative="1">
+      <w:start w:val="1"/>
+      <w:numFmt w:val="bullet"/>
+      <w:lvlText w:val=""/>
+      <w:lvlJc w:val="left"/>
+      <w:pPr>
+        <w:tabs>
+          <w:tab w:val="num" w:pos="3600"/>
+        </w:tabs>
+        <w:ind w:left="3600" w:hanging="360"/>
+      </w:pPr>
+      <w:rPr>
+        <w:rFonts w:ascii="Wingdings" w:hAnsi="Wingdings" w:hint="default"/>
+        <w:sz w:val="20"/>
+      </w:rPr>
+    </w:lvl>
+    <w:lvl w:ilvl="5" w:tentative="1">
+      <w:start w:val="1"/>
+      <w:numFmt w:val="bullet"/>
+      <w:lvlText w:val=""/>
+      <w:lvlJc w:val="left"/>
+      <w:pPr>
+        <w:tabs>
+          <w:tab w:val="num" w:pos="4320"/>
+        </w:tabs>
+        <w:ind w:left="4320" w:hanging="360"/>
+      </w:pPr>
+      <w:rPr>
+        <w:rFonts w:ascii="Wingdings" w:hAnsi="Wingdings" w:hint="default"/>
+        <w:sz w:val="20"/>
+      </w:rPr>
+    </w:lvl>
+    <w:lvl w:ilvl="6" w:tentative="1">
+      <w:start w:val="1"/>
+      <w:numFmt w:val="bullet"/>
+      <w:lvlText w:val=""/>
+      <w:lvlJc w:val="left"/>
+      <w:pPr>
+        <w:tabs>
+          <w:tab w:val="num" w:pos="5040"/>
+        </w:tabs>
+        <w:ind w:left="5040" w:hanging="360"/>
+      </w:pPr>
+      <w:rPr>
+        <w:rFonts w:ascii="Wingdings" w:hAnsi="Wingdings" w:hint="default"/>
+        <w:sz w:val="20"/>
+      </w:rPr>
+    </w:lvl>
+    <w:lvl w:ilvl="7" w:tentative="1">
+      <w:start w:val="1"/>
+      <w:numFmt w:val="bullet"/>
+      <w:lvlText w:val=""/>
+      <w:lvlJc w:val="left"/>
+      <w:pPr>
+        <w:tabs>
+          <w:tab w:val="num" w:pos="5760"/>
+        </w:tabs>
+        <w:ind w:left="5760" w:hanging="360"/>
+      </w:pPr>
+      <w:rPr>
+        <w:rFonts w:ascii="Wingdings" w:hAnsi="Wingdings" w:hint="default"/>
+        <w:sz w:val="20"/>
+      </w:rPr>
+    </w:lvl>
+    <w:lvl w:ilvl="8" w:tentative="1">
+      <w:start w:val="1"/>
+      <w:numFmt w:val="bullet"/>
+      <w:lvlText w:val=""/>
+      <w:lvlJc w:val="left"/>
+      <w:pPr>
+        <w:tabs>
+          <w:tab w:val="num" w:pos="6480"/>
+        </w:tabs>
+        <w:ind w:left="6480" w:hanging="360"/>
+      </w:pPr>
+      <w:rPr>
+        <w:rFonts w:ascii="Wingdings" w:hAnsi="Wingdings" w:hint="default"/>
+        <w:sz w:val="20"/>
+      </w:rPr>
+    </w:lvl>
+  </w:abstractNum>
+  <w:abstractNum w:abstractNumId="2">
+    <w:nsid w:val="1CE062D5"/>
+    <w:multiLevelType w:val="multilevel"/>
+    <w:tmpl w:val="944E220C"/>
+    <w:lvl w:ilvl="0">
+      <w:start w:val="1"/>
+      <w:numFmt w:val="bullet"/>
+      <w:lvlText w:val=""/>
+      <w:lvlJc w:val="left"/>
+      <w:pPr>
+        <w:tabs>
+          <w:tab w:val="num" w:pos="720"/>
+        </w:tabs>
+        <w:ind w:left="720" w:hanging="360"/>
+      </w:pPr>
+      <w:rPr>
+        <w:rFonts w:ascii="Symbol" w:hAnsi="Symbol" w:hint="default"/>
+        <w:sz w:val="20"/>
+      </w:rPr>
+    </w:lvl>
+    <w:lvl w:ilvl="1" w:tentative="1">
+      <w:start w:val="1"/>
+      <w:numFmt w:val="bullet"/>
+      <w:lvlText w:val="o"/>
+      <w:lvlJc w:val="left"/>
+      <w:pPr>
+        <w:tabs>
+          <w:tab w:val="num" w:pos="1440"/>
+        </w:tabs>
+        <w:ind w:left="1440" w:hanging="360"/>
+      </w:pPr>
+      <w:rPr>
+        <w:rFonts w:ascii="Courier New" w:hAnsi="Courier New" w:hint="default"/>
+        <w:sz w:val="20"/>
+      </w:rPr>
+    </w:lvl>
+    <w:lvl w:ilvl="2" w:tentative="1">
+      <w:start w:val="1"/>
+      <w:numFmt w:val="bullet"/>
+      <w:lvlText w:val=""/>
+      <w:lvlJc w:val="left"/>
+      <w:pPr>
+        <w:tabs>
+          <w:tab w:val="num" w:pos="2160"/>
+        </w:tabs>
+        <w:ind w:left="2160" w:hanging="360"/>
+      </w:pPr>
+      <w:rPr>
+        <w:rFonts w:ascii="Wingdings" w:hAnsi="Wingdings" w:hint="default"/>
+        <w:sz w:val="20"/>
+      </w:rPr>
+    </w:lvl>
+    <w:lvl w:ilvl="3" w:tentative="1">
+      <w:start w:val="1"/>
+      <w:numFmt w:val="bullet"/>
+      <w:lvlText w:val=""/>
+      <w:lvlJc w:val="left"/>
+      <w:pPr>
+        <w:tabs>
+          <w:tab w:val="num" w:pos="2880"/>
+        </w:tabs>
+        <w:ind w:left="2880" w:hanging="360"/>
+      </w:pPr>
+      <w:rPr>
+        <w:rFonts w:ascii="Wingdings" w:hAnsi="Wingdings" w:hint="default"/>
+        <w:sz w:val="20"/>
+      </w:rPr>
+    </w:lvl>
+    <w:lvl w:ilvl="4" w:tentative="1">
+      <w:start w:val="1"/>
+      <w:numFmt w:val="bullet"/>
+      <w:lvlText w:val=""/>
+      <w:lvlJc w:val="left"/>
+      <w:pPr>
+        <w:tabs>
+          <w:tab w:val="num" w:pos="3600"/>
+        </w:tabs>
+        <w:ind w:left="3600" w:hanging="360"/>
+      </w:pPr>
+      <w:rPr>
+        <w:rFonts w:ascii="Wingdings" w:hAnsi="Wingdings" w:hint="default"/>
+        <w:sz w:val="20"/>
+      </w:rPr>
+    </w:lvl>
+    <w:lvl w:ilvl="5" w:tentative="1">
+      <w:start w:val="1"/>
+      <w:numFmt w:val="bullet"/>
+      <w:lvlText w:val=""/>
+      <w:lvlJc w:val="left"/>
+      <w:pPr>
+        <w:tabs>
+          <w:tab w:val="num" w:pos="4320"/>
+        </w:tabs>
+        <w:ind w:left="4320" w:hanging="360"/>
+      </w:pPr>
+      <w:rPr>
+        <w:rFonts w:ascii="Wingdings" w:hAnsi="Wingdings" w:hint="default"/>
+        <w:sz w:val="20"/>
+      </w:rPr>
+    </w:lvl>
+    <w:lvl w:ilvl="6" w:tentative="1">
+      <w:start w:val="1"/>
+      <w:numFmt w:val="bullet"/>
+      <w:lvlText w:val=""/>
+      <w:lvlJc w:val="left"/>
+      <w:pPr>
+        <w:tabs>
+          <w:tab w:val="num" w:pos="5040"/>
+        </w:tabs>
+        <w:ind w:left="5040" w:hanging="360"/>
+      </w:pPr>
+      <w:rPr>
+        <w:rFonts w:ascii="Wingdings" w:hAnsi="Wingdings" w:hint="default"/>
+        <w:sz w:val="20"/>
+      </w:rPr>
+    </w:lvl>
+    <w:lvl w:ilvl="7" w:tentative="1">
+      <w:start w:val="1"/>
+      <w:numFmt w:val="bullet"/>
+      <w:lvlText w:val=""/>
+      <w:lvlJc w:val="left"/>
+      <w:pPr>
+        <w:tabs>
+          <w:tab w:val="num" w:pos="5760"/>
+        </w:tabs>
+        <w:ind w:left="5760" w:hanging="360"/>
+      </w:pPr>
+      <w:rPr>
+        <w:rFonts w:ascii="Wingdings" w:hAnsi="Wingdings" w:hint="default"/>
+        <w:sz w:val="20"/>
+      </w:rPr>
+    </w:lvl>
+    <w:lvl w:ilvl="8" w:tentative="1">
+      <w:start w:val="1"/>
+      <w:numFmt w:val="bullet"/>
+      <w:lvlText w:val=""/>
+      <w:lvlJc w:val="left"/>
+      <w:pPr>
+        <w:tabs>
+          <w:tab w:val="num" w:pos="6480"/>
+        </w:tabs>
+        <w:ind w:left="6480" w:hanging="360"/>
+      </w:pPr>
+      <w:rPr>
+        <w:rFonts w:ascii="Wingdings" w:hAnsi="Wingdings" w:hint="default"/>
+        <w:sz w:val="20"/>
+      </w:rPr>
+    </w:lvl>
+  </w:abstractNum>
+  <w:abstractNum w:abstractNumId="3">
     <w:nsid w:val="24E35EA0"/>
     <w:multiLevelType w:val="multilevel"/>
     <w:tmpl w:val="C8284AF8"/>
@@ -6420,7 +6812,7 @@
       </w:rPr>
     </w:lvl>
   </w:abstractNum>
-  <w:abstractNum w:abstractNumId="2">
+  <w:abstractNum w:abstractNumId="4">
     <w:nsid w:val="31832A78"/>
     <w:multiLevelType w:val="hybridMultilevel"/>
     <w:tmpl w:val="D3AAE2DA"/>
@@ -6474,7 +6866,7 @@
       <w:lvlJc w:val="left"/>
     </w:lvl>
   </w:abstractNum>
-  <w:abstractNum w:abstractNumId="3">
+  <w:abstractNum w:abstractNumId="5">
     <w:nsid w:val="3F711E11"/>
     <w:multiLevelType w:val="hybridMultilevel"/>
     <w:tmpl w:val="4A400F2A"/>
@@ -6560,7 +6952,305 @@
       </w:pPr>
     </w:lvl>
   </w:abstractNum>
-  <w:abstractNum w:abstractNumId="4">
+  <w:abstractNum w:abstractNumId="6">
+    <w:nsid w:val="43F266C6"/>
+    <w:multiLevelType w:val="multilevel"/>
+    <w:tmpl w:val="1236F11E"/>
+    <w:lvl w:ilvl="0">
+      <w:start w:val="1"/>
+      <w:numFmt w:val="bullet"/>
+      <w:lvlText w:val=""/>
+      <w:lvlJc w:val="left"/>
+      <w:pPr>
+        <w:tabs>
+          <w:tab w:val="num" w:pos="720"/>
+        </w:tabs>
+        <w:ind w:left="720" w:hanging="360"/>
+      </w:pPr>
+      <w:rPr>
+        <w:rFonts w:ascii="Symbol" w:hAnsi="Symbol" w:hint="default"/>
+        <w:sz w:val="20"/>
+      </w:rPr>
+    </w:lvl>
+    <w:lvl w:ilvl="1" w:tentative="1">
+      <w:start w:val="1"/>
+      <w:numFmt w:val="bullet"/>
+      <w:lvlText w:val="o"/>
+      <w:lvlJc w:val="left"/>
+      <w:pPr>
+        <w:tabs>
+          <w:tab w:val="num" w:pos="1440"/>
+        </w:tabs>
+        <w:ind w:left="1440" w:hanging="360"/>
+      </w:pPr>
+      <w:rPr>
+        <w:rFonts w:ascii="Courier New" w:hAnsi="Courier New" w:hint="default"/>
+        <w:sz w:val="20"/>
+      </w:rPr>
+    </w:lvl>
+    <w:lvl w:ilvl="2" w:tentative="1">
+      <w:start w:val="1"/>
+      <w:numFmt w:val="bullet"/>
+      <w:lvlText w:val=""/>
+      <w:lvlJc w:val="left"/>
+      <w:pPr>
+        <w:tabs>
+          <w:tab w:val="num" w:pos="2160"/>
+        </w:tabs>
+        <w:ind w:left="2160" w:hanging="360"/>
+      </w:pPr>
+      <w:rPr>
+        <w:rFonts w:ascii="Wingdings" w:hAnsi="Wingdings" w:hint="default"/>
+        <w:sz w:val="20"/>
+      </w:rPr>
+    </w:lvl>
+    <w:lvl w:ilvl="3" w:tentative="1">
+      <w:start w:val="1"/>
+      <w:numFmt w:val="bullet"/>
+      <w:lvlText w:val=""/>
+      <w:lvlJc w:val="left"/>
+      <w:pPr>
+        <w:tabs>
+          <w:tab w:val="num" w:pos="2880"/>
+        </w:tabs>
+        <w:ind w:left="2880" w:hanging="360"/>
+      </w:pPr>
+      <w:rPr>
+        <w:rFonts w:ascii="Wingdings" w:hAnsi="Wingdings" w:hint="default"/>
+        <w:sz w:val="20"/>
+      </w:rPr>
+    </w:lvl>
+    <w:lvl w:ilvl="4" w:tentative="1">
+      <w:start w:val="1"/>
+      <w:numFmt w:val="bullet"/>
+      <w:lvlText w:val=""/>
+      <w:lvlJc w:val="left"/>
+      <w:pPr>
+        <w:tabs>
+          <w:tab w:val="num" w:pos="3600"/>
+        </w:tabs>
+        <w:ind w:left="3600" w:hanging="360"/>
+      </w:pPr>
+      <w:rPr>
+        <w:rFonts w:ascii="Wingdings" w:hAnsi="Wingdings" w:hint="default"/>
+        <w:sz w:val="20"/>
+      </w:rPr>
+    </w:lvl>
+    <w:lvl w:ilvl="5" w:tentative="1">
+      <w:start w:val="1"/>
+      <w:numFmt w:val="bullet"/>
+      <w:lvlText w:val=""/>
+      <w:lvlJc w:val="left"/>
+      <w:pPr>
+        <w:tabs>
+          <w:tab w:val="num" w:pos="4320"/>
+        </w:tabs>
+        <w:ind w:left="4320" w:hanging="360"/>
+      </w:pPr>
+      <w:rPr>
+        <w:rFonts w:ascii="Wingdings" w:hAnsi="Wingdings" w:hint="default"/>
+        <w:sz w:val="20"/>
+      </w:rPr>
+    </w:lvl>
+    <w:lvl w:ilvl="6" w:tentative="1">
+      <w:start w:val="1"/>
+      <w:numFmt w:val="bullet"/>
+      <w:lvlText w:val=""/>
+      <w:lvlJc w:val="left"/>
+      <w:pPr>
+        <w:tabs>
+          <w:tab w:val="num" w:pos="5040"/>
+        </w:tabs>
+        <w:ind w:left="5040" w:hanging="360"/>
+      </w:pPr>
+      <w:rPr>
+        <w:rFonts w:ascii="Wingdings" w:hAnsi="Wingdings" w:hint="default"/>
+        <w:sz w:val="20"/>
+      </w:rPr>
+    </w:lvl>
+    <w:lvl w:ilvl="7" w:tentative="1">
+      <w:start w:val="1"/>
+      <w:numFmt w:val="bullet"/>
+      <w:lvlText w:val=""/>
+      <w:lvlJc w:val="left"/>
+      <w:pPr>
+        <w:tabs>
+          <w:tab w:val="num" w:pos="5760"/>
+        </w:tabs>
+        <w:ind w:left="5760" w:hanging="360"/>
+      </w:pPr>
+      <w:rPr>
+        <w:rFonts w:ascii="Wingdings" w:hAnsi="Wingdings" w:hint="default"/>
+        <w:sz w:val="20"/>
+      </w:rPr>
+    </w:lvl>
+    <w:lvl w:ilvl="8" w:tentative="1">
+      <w:start w:val="1"/>
+      <w:numFmt w:val="bullet"/>
+      <w:lvlText w:val=""/>
+      <w:lvlJc w:val="left"/>
+      <w:pPr>
+        <w:tabs>
+          <w:tab w:val="num" w:pos="6480"/>
+        </w:tabs>
+        <w:ind w:left="6480" w:hanging="360"/>
+      </w:pPr>
+      <w:rPr>
+        <w:rFonts w:ascii="Wingdings" w:hAnsi="Wingdings" w:hint="default"/>
+        <w:sz w:val="20"/>
+      </w:rPr>
+    </w:lvl>
+  </w:abstractNum>
+  <w:abstractNum w:abstractNumId="7">
+    <w:nsid w:val="475B2054"/>
+    <w:multiLevelType w:val="multilevel"/>
+    <w:tmpl w:val="E3164E18"/>
+    <w:lvl w:ilvl="0">
+      <w:start w:val="1"/>
+      <w:numFmt w:val="bullet"/>
+      <w:lvlText w:val=""/>
+      <w:lvlJc w:val="left"/>
+      <w:pPr>
+        <w:tabs>
+          <w:tab w:val="num" w:pos="720"/>
+        </w:tabs>
+        <w:ind w:left="720" w:hanging="360"/>
+      </w:pPr>
+      <w:rPr>
+        <w:rFonts w:ascii="Symbol" w:hAnsi="Symbol" w:hint="default"/>
+        <w:sz w:val="20"/>
+      </w:rPr>
+    </w:lvl>
+    <w:lvl w:ilvl="1" w:tentative="1">
+      <w:start w:val="1"/>
+      <w:numFmt w:val="bullet"/>
+      <w:lvlText w:val="o"/>
+      <w:lvlJc w:val="left"/>
+      <w:pPr>
+        <w:tabs>
+          <w:tab w:val="num" w:pos="1440"/>
+        </w:tabs>
+        <w:ind w:left="1440" w:hanging="360"/>
+      </w:pPr>
+      <w:rPr>
+        <w:rFonts w:ascii="Courier New" w:hAnsi="Courier New" w:hint="default"/>
+        <w:sz w:val="20"/>
+      </w:rPr>
+    </w:lvl>
+    <w:lvl w:ilvl="2" w:tentative="1">
+      <w:start w:val="1"/>
+      <w:numFmt w:val="bullet"/>
+      <w:lvlText w:val=""/>
+      <w:lvlJc w:val="left"/>
+      <w:pPr>
+        <w:tabs>
+          <w:tab w:val="num" w:pos="2160"/>
+        </w:tabs>
+        <w:ind w:left="2160" w:hanging="360"/>
+      </w:pPr>
+      <w:rPr>
+        <w:rFonts w:ascii="Wingdings" w:hAnsi="Wingdings" w:hint="default"/>
+        <w:sz w:val="20"/>
+      </w:rPr>
+    </w:lvl>
+    <w:lvl w:ilvl="3" w:tentative="1">
+      <w:start w:val="1"/>
+      <w:numFmt w:val="bullet"/>
+      <w:lvlText w:val=""/>
+      <w:lvlJc w:val="left"/>
+      <w:pPr>
+        <w:tabs>
+          <w:tab w:val="num" w:pos="2880"/>
+        </w:tabs>
+        <w:ind w:left="2880" w:hanging="360"/>
+      </w:pPr>
+      <w:rPr>
+        <w:rFonts w:ascii="Wingdings" w:hAnsi="Wingdings" w:hint="default"/>
+        <w:sz w:val="20"/>
+      </w:rPr>
+    </w:lvl>
+    <w:lvl w:ilvl="4" w:tentative="1">
+      <w:start w:val="1"/>
+      <w:numFmt w:val="bullet"/>
+      <w:lvlText w:val=""/>
+      <w:lvlJc w:val="left"/>
+      <w:pPr>
+        <w:tabs>
+          <w:tab w:val="num" w:pos="3600"/>
+        </w:tabs>
+        <w:ind w:left="3600" w:hanging="360"/>
+      </w:pPr>
+      <w:rPr>
+        <w:rFonts w:ascii="Wingdings" w:hAnsi="Wingdings" w:hint="default"/>
+        <w:sz w:val="20"/>
+      </w:rPr>
+    </w:lvl>
+    <w:lvl w:ilvl="5" w:tentative="1">
+      <w:start w:val="1"/>
+      <w:numFmt w:val="bullet"/>
+      <w:lvlText w:val=""/>
+      <w:lvlJc w:val="left"/>
+      <w:pPr>
+        <w:tabs>
+          <w:tab w:val="num" w:pos="4320"/>
+        </w:tabs>
+        <w:ind w:left="4320" w:hanging="360"/>
+      </w:pPr>
+      <w:rPr>
+        <w:rFonts w:ascii="Wingdings" w:hAnsi="Wingdings" w:hint="default"/>
+        <w:sz w:val="20"/>
+      </w:rPr>
+    </w:lvl>
+    <w:lvl w:ilvl="6" w:tentative="1">
+      <w:start w:val="1"/>
+      <w:numFmt w:val="bullet"/>
+      <w:lvlText w:val=""/>
+      <w:lvlJc w:val="left"/>
+      <w:pPr>
+        <w:tabs>
+          <w:tab w:val="num" w:pos="5040"/>
+        </w:tabs>
+        <w:ind w:left="5040" w:hanging="360"/>
+      </w:pPr>
+      <w:rPr>
+        <w:rFonts w:ascii="Wingdings" w:hAnsi="Wingdings" w:hint="default"/>
+        <w:sz w:val="20"/>
+      </w:rPr>
+    </w:lvl>
+    <w:lvl w:ilvl="7" w:tentative="1">
+      <w:start w:val="1"/>
+      <w:numFmt w:val="bullet"/>
+      <w:lvlText w:val=""/>
+      <w:lvlJc w:val="left"/>
+      <w:pPr>
+        <w:tabs>
+          <w:tab w:val="num" w:pos="5760"/>
+        </w:tabs>
+        <w:ind w:left="5760" w:hanging="360"/>
+      </w:pPr>
+      <w:rPr>
+        <w:rFonts w:ascii="Wingdings" w:hAnsi="Wingdings" w:hint="default"/>
+        <w:sz w:val="20"/>
+      </w:rPr>
+    </w:lvl>
+    <w:lvl w:ilvl="8" w:tentative="1">
+      <w:start w:val="1"/>
+      <w:numFmt w:val="bullet"/>
+      <w:lvlText w:val=""/>
+      <w:lvlJc w:val="left"/>
+      <w:pPr>
+        <w:tabs>
+          <w:tab w:val="num" w:pos="6480"/>
+        </w:tabs>
+        <w:ind w:left="6480" w:hanging="360"/>
+      </w:pPr>
+      <w:rPr>
+        <w:rFonts w:ascii="Wingdings" w:hAnsi="Wingdings" w:hint="default"/>
+        <w:sz w:val="20"/>
+      </w:rPr>
+    </w:lvl>
+  </w:abstractNum>
+  <w:abstractNum w:abstractNumId="8">
     <w:nsid w:val="50615651"/>
     <w:multiLevelType w:val="multilevel"/>
     <w:tmpl w:val="5208901E"/>
@@ -6709,7 +7399,7 @@
       </w:rPr>
     </w:lvl>
   </w:abstractNum>
-  <w:abstractNum w:abstractNumId="5">
+  <w:abstractNum w:abstractNumId="9">
     <w:nsid w:val="55607908"/>
     <w:multiLevelType w:val="multilevel"/>
     <w:tmpl w:val="0B2879BA"/>
@@ -6858,7 +7548,305 @@
       </w:rPr>
     </w:lvl>
   </w:abstractNum>
-  <w:abstractNum w:abstractNumId="6">
+  <w:abstractNum w:abstractNumId="10">
+    <w:nsid w:val="573B3606"/>
+    <w:multiLevelType w:val="multilevel"/>
+    <w:tmpl w:val="88CA4816"/>
+    <w:lvl w:ilvl="0">
+      <w:start w:val="1"/>
+      <w:numFmt w:val="bullet"/>
+      <w:lvlText w:val=""/>
+      <w:lvlJc w:val="left"/>
+      <w:pPr>
+        <w:tabs>
+          <w:tab w:val="num" w:pos="720"/>
+        </w:tabs>
+        <w:ind w:left="720" w:hanging="360"/>
+      </w:pPr>
+      <w:rPr>
+        <w:rFonts w:ascii="Symbol" w:hAnsi="Symbol" w:hint="default"/>
+        <w:sz w:val="20"/>
+      </w:rPr>
+    </w:lvl>
+    <w:lvl w:ilvl="1" w:tentative="1">
+      <w:start w:val="1"/>
+      <w:numFmt w:val="bullet"/>
+      <w:lvlText w:val="o"/>
+      <w:lvlJc w:val="left"/>
+      <w:pPr>
+        <w:tabs>
+          <w:tab w:val="num" w:pos="1440"/>
+        </w:tabs>
+        <w:ind w:left="1440" w:hanging="360"/>
+      </w:pPr>
+      <w:rPr>
+        <w:rFonts w:ascii="Courier New" w:hAnsi="Courier New" w:hint="default"/>
+        <w:sz w:val="20"/>
+      </w:rPr>
+    </w:lvl>
+    <w:lvl w:ilvl="2" w:tentative="1">
+      <w:start w:val="1"/>
+      <w:numFmt w:val="bullet"/>
+      <w:lvlText w:val=""/>
+      <w:lvlJc w:val="left"/>
+      <w:pPr>
+        <w:tabs>
+          <w:tab w:val="num" w:pos="2160"/>
+        </w:tabs>
+        <w:ind w:left="2160" w:hanging="360"/>
+      </w:pPr>
+      <w:rPr>
+        <w:rFonts w:ascii="Wingdings" w:hAnsi="Wingdings" w:hint="default"/>
+        <w:sz w:val="20"/>
+      </w:rPr>
+    </w:lvl>
+    <w:lvl w:ilvl="3" w:tentative="1">
+      <w:start w:val="1"/>
+      <w:numFmt w:val="bullet"/>
+      <w:lvlText w:val=""/>
+      <w:lvlJc w:val="left"/>
+      <w:pPr>
+        <w:tabs>
+          <w:tab w:val="num" w:pos="2880"/>
+        </w:tabs>
+        <w:ind w:left="2880" w:hanging="360"/>
+      </w:pPr>
+      <w:rPr>
+        <w:rFonts w:ascii="Wingdings" w:hAnsi="Wingdings" w:hint="default"/>
+        <w:sz w:val="20"/>
+      </w:rPr>
+    </w:lvl>
+    <w:lvl w:ilvl="4" w:tentative="1">
+      <w:start w:val="1"/>
+      <w:numFmt w:val="bullet"/>
+      <w:lvlText w:val=""/>
+      <w:lvlJc w:val="left"/>
+      <w:pPr>
+        <w:tabs>
+          <w:tab w:val="num" w:pos="3600"/>
+        </w:tabs>
+        <w:ind w:left="3600" w:hanging="360"/>
+      </w:pPr>
+      <w:rPr>
+        <w:rFonts w:ascii="Wingdings" w:hAnsi="Wingdings" w:hint="default"/>
+        <w:sz w:val="20"/>
+      </w:rPr>
+    </w:lvl>
+    <w:lvl w:ilvl="5" w:tentative="1">
+      <w:start w:val="1"/>
+      <w:numFmt w:val="bullet"/>
+      <w:lvlText w:val=""/>
+      <w:lvlJc w:val="left"/>
+      <w:pPr>
+        <w:tabs>
+          <w:tab w:val="num" w:pos="4320"/>
+        </w:tabs>
+        <w:ind w:left="4320" w:hanging="360"/>
+      </w:pPr>
+      <w:rPr>
+        <w:rFonts w:ascii="Wingdings" w:hAnsi="Wingdings" w:hint="default"/>
+        <w:sz w:val="20"/>
+      </w:rPr>
+    </w:lvl>
+    <w:lvl w:ilvl="6" w:tentative="1">
+      <w:start w:val="1"/>
+      <w:numFmt w:val="bullet"/>
+      <w:lvlText w:val=""/>
+      <w:lvlJc w:val="left"/>
+      <w:pPr>
+        <w:tabs>
+          <w:tab w:val="num" w:pos="5040"/>
+        </w:tabs>
+        <w:ind w:left="5040" w:hanging="360"/>
+      </w:pPr>
+      <w:rPr>
+        <w:rFonts w:ascii="Wingdings" w:hAnsi="Wingdings" w:hint="default"/>
+        <w:sz w:val="20"/>
+      </w:rPr>
+    </w:lvl>
+    <w:lvl w:ilvl="7" w:tentative="1">
+      <w:start w:val="1"/>
+      <w:numFmt w:val="bullet"/>
+      <w:lvlText w:val=""/>
+      <w:lvlJc w:val="left"/>
+      <w:pPr>
+        <w:tabs>
+          <w:tab w:val="num" w:pos="5760"/>
+        </w:tabs>
+        <w:ind w:left="5760" w:hanging="360"/>
+      </w:pPr>
+      <w:rPr>
+        <w:rFonts w:ascii="Wingdings" w:hAnsi="Wingdings" w:hint="default"/>
+        <w:sz w:val="20"/>
+      </w:rPr>
+    </w:lvl>
+    <w:lvl w:ilvl="8" w:tentative="1">
+      <w:start w:val="1"/>
+      <w:numFmt w:val="bullet"/>
+      <w:lvlText w:val=""/>
+      <w:lvlJc w:val="left"/>
+      <w:pPr>
+        <w:tabs>
+          <w:tab w:val="num" w:pos="6480"/>
+        </w:tabs>
+        <w:ind w:left="6480" w:hanging="360"/>
+      </w:pPr>
+      <w:rPr>
+        <w:rFonts w:ascii="Wingdings" w:hAnsi="Wingdings" w:hint="default"/>
+        <w:sz w:val="20"/>
+      </w:rPr>
+    </w:lvl>
+  </w:abstractNum>
+  <w:abstractNum w:abstractNumId="11">
+    <w:nsid w:val="61E12E07"/>
+    <w:multiLevelType w:val="multilevel"/>
+    <w:tmpl w:val="F90E2740"/>
+    <w:lvl w:ilvl="0">
+      <w:start w:val="1"/>
+      <w:numFmt w:val="bullet"/>
+      <w:lvlText w:val=""/>
+      <w:lvlJc w:val="left"/>
+      <w:pPr>
+        <w:tabs>
+          <w:tab w:val="num" w:pos="720"/>
+        </w:tabs>
+        <w:ind w:left="720" w:hanging="360"/>
+      </w:pPr>
+      <w:rPr>
+        <w:rFonts w:ascii="Symbol" w:hAnsi="Symbol" w:hint="default"/>
+        <w:sz w:val="20"/>
+      </w:rPr>
+    </w:lvl>
+    <w:lvl w:ilvl="1" w:tentative="1">
+      <w:start w:val="1"/>
+      <w:numFmt w:val="bullet"/>
+      <w:lvlText w:val="o"/>
+      <w:lvlJc w:val="left"/>
+      <w:pPr>
+        <w:tabs>
+          <w:tab w:val="num" w:pos="1440"/>
+        </w:tabs>
+        <w:ind w:left="1440" w:hanging="360"/>
+      </w:pPr>
+      <w:rPr>
+        <w:rFonts w:ascii="Courier New" w:hAnsi="Courier New" w:hint="default"/>
+        <w:sz w:val="20"/>
+      </w:rPr>
+    </w:lvl>
+    <w:lvl w:ilvl="2" w:tentative="1">
+      <w:start w:val="1"/>
+      <w:numFmt w:val="bullet"/>
+      <w:lvlText w:val=""/>
+      <w:lvlJc w:val="left"/>
+      <w:pPr>
+        <w:tabs>
+          <w:tab w:val="num" w:pos="2160"/>
+        </w:tabs>
+        <w:ind w:left="2160" w:hanging="360"/>
+      </w:pPr>
+      <w:rPr>
+        <w:rFonts w:ascii="Wingdings" w:hAnsi="Wingdings" w:hint="default"/>
+        <w:sz w:val="20"/>
+      </w:rPr>
+    </w:lvl>
+    <w:lvl w:ilvl="3" w:tentative="1">
+      <w:start w:val="1"/>
+      <w:numFmt w:val="bullet"/>
+      <w:lvlText w:val=""/>
+      <w:lvlJc w:val="left"/>
+      <w:pPr>
+        <w:tabs>
+          <w:tab w:val="num" w:pos="2880"/>
+        </w:tabs>
+        <w:ind w:left="2880" w:hanging="360"/>
+      </w:pPr>
+      <w:rPr>
+        <w:rFonts w:ascii="Wingdings" w:hAnsi="Wingdings" w:hint="default"/>
+        <w:sz w:val="20"/>
+      </w:rPr>
+    </w:lvl>
+    <w:lvl w:ilvl="4" w:tentative="1">
+      <w:start w:val="1"/>
+      <w:numFmt w:val="bullet"/>
+      <w:lvlText w:val=""/>
+      <w:lvlJc w:val="left"/>
+      <w:pPr>
+        <w:tabs>
+          <w:tab w:val="num" w:pos="3600"/>
+        </w:tabs>
+        <w:ind w:left="3600" w:hanging="360"/>
+      </w:pPr>
+      <w:rPr>
+        <w:rFonts w:ascii="Wingdings" w:hAnsi="Wingdings" w:hint="default"/>
+        <w:sz w:val="20"/>
+      </w:rPr>
+    </w:lvl>
+    <w:lvl w:ilvl="5" w:tentative="1">
+      <w:start w:val="1"/>
+      <w:numFmt w:val="bullet"/>
+      <w:lvlText w:val=""/>
+      <w:lvlJc w:val="left"/>
+      <w:pPr>
+        <w:tabs>
+          <w:tab w:val="num" w:pos="4320"/>
+        </w:tabs>
+        <w:ind w:left="4320" w:hanging="360"/>
+      </w:pPr>
+      <w:rPr>
+        <w:rFonts w:ascii="Wingdings" w:hAnsi="Wingdings" w:hint="default"/>
+        <w:sz w:val="20"/>
+      </w:rPr>
+    </w:lvl>
+    <w:lvl w:ilvl="6" w:tentative="1">
+      <w:start w:val="1"/>
+      <w:numFmt w:val="bullet"/>
+      <w:lvlText w:val=""/>
+      <w:lvlJc w:val="left"/>
+      <w:pPr>
+        <w:tabs>
+          <w:tab w:val="num" w:pos="5040"/>
+        </w:tabs>
+        <w:ind w:left="5040" w:hanging="360"/>
+      </w:pPr>
+      <w:rPr>
+        <w:rFonts w:ascii="Wingdings" w:hAnsi="Wingdings" w:hint="default"/>
+        <w:sz w:val="20"/>
+      </w:rPr>
+    </w:lvl>
+    <w:lvl w:ilvl="7" w:tentative="1">
+      <w:start w:val="1"/>
+      <w:numFmt w:val="bullet"/>
+      <w:lvlText w:val=""/>
+      <w:lvlJc w:val="left"/>
+      <w:pPr>
+        <w:tabs>
+          <w:tab w:val="num" w:pos="5760"/>
+        </w:tabs>
+        <w:ind w:left="5760" w:hanging="360"/>
+      </w:pPr>
+      <w:rPr>
+        <w:rFonts w:ascii="Wingdings" w:hAnsi="Wingdings" w:hint="default"/>
+        <w:sz w:val="20"/>
+      </w:rPr>
+    </w:lvl>
+    <w:lvl w:ilvl="8" w:tentative="1">
+      <w:start w:val="1"/>
+      <w:numFmt w:val="bullet"/>
+      <w:lvlText w:val=""/>
+      <w:lvlJc w:val="left"/>
+      <w:pPr>
+        <w:tabs>
+          <w:tab w:val="num" w:pos="6480"/>
+        </w:tabs>
+        <w:ind w:left="6480" w:hanging="360"/>
+      </w:pPr>
+      <w:rPr>
+        <w:rFonts w:ascii="Wingdings" w:hAnsi="Wingdings" w:hint="default"/>
+        <w:sz w:val="20"/>
+      </w:rPr>
+    </w:lvl>
+  </w:abstractNum>
+  <w:abstractNum w:abstractNumId="12">
     <w:nsid w:val="66A643FC"/>
     <w:multiLevelType w:val="hybridMultilevel"/>
     <w:tmpl w:val="AEC8CE86"/>
@@ -6912,7 +7900,156 @@
       <w:lvlJc w:val="left"/>
     </w:lvl>
   </w:abstractNum>
-  <w:abstractNum w:abstractNumId="7">
+  <w:abstractNum w:abstractNumId="13">
+    <w:nsid w:val="68571F30"/>
+    <w:multiLevelType w:val="multilevel"/>
+    <w:tmpl w:val="578861B4"/>
+    <w:lvl w:ilvl="0">
+      <w:start w:val="1"/>
+      <w:numFmt w:val="bullet"/>
+      <w:lvlText w:val=""/>
+      <w:lvlJc w:val="left"/>
+      <w:pPr>
+        <w:tabs>
+          <w:tab w:val="num" w:pos="720"/>
+        </w:tabs>
+        <w:ind w:left="720" w:hanging="360"/>
+      </w:pPr>
+      <w:rPr>
+        <w:rFonts w:ascii="Symbol" w:hAnsi="Symbol" w:hint="default"/>
+        <w:sz w:val="20"/>
+      </w:rPr>
+    </w:lvl>
+    <w:lvl w:ilvl="1" w:tentative="1">
+      <w:start w:val="1"/>
+      <w:numFmt w:val="bullet"/>
+      <w:lvlText w:val="o"/>
+      <w:lvlJc w:val="left"/>
+      <w:pPr>
+        <w:tabs>
+          <w:tab w:val="num" w:pos="1440"/>
+        </w:tabs>
+        <w:ind w:left="1440" w:hanging="360"/>
+      </w:pPr>
+      <w:rPr>
+        <w:rFonts w:ascii="Courier New" w:hAnsi="Courier New" w:hint="default"/>
+        <w:sz w:val="20"/>
+      </w:rPr>
+    </w:lvl>
+    <w:lvl w:ilvl="2" w:tentative="1">
+      <w:start w:val="1"/>
+      <w:numFmt w:val="bullet"/>
+      <w:lvlText w:val=""/>
+      <w:lvlJc w:val="left"/>
+      <w:pPr>
+        <w:tabs>
+          <w:tab w:val="num" w:pos="2160"/>
+        </w:tabs>
+        <w:ind w:left="2160" w:hanging="360"/>
+      </w:pPr>
+      <w:rPr>
+        <w:rFonts w:ascii="Wingdings" w:hAnsi="Wingdings" w:hint="default"/>
+        <w:sz w:val="20"/>
+      </w:rPr>
+    </w:lvl>
+    <w:lvl w:ilvl="3" w:tentative="1">
+      <w:start w:val="1"/>
+      <w:numFmt w:val="bullet"/>
+      <w:lvlText w:val=""/>
+      <w:lvlJc w:val="left"/>
+      <w:pPr>
+        <w:tabs>
+          <w:tab w:val="num" w:pos="2880"/>
+        </w:tabs>
+        <w:ind w:left="2880" w:hanging="360"/>
+      </w:pPr>
+      <w:rPr>
+        <w:rFonts w:ascii="Wingdings" w:hAnsi="Wingdings" w:hint="default"/>
+        <w:sz w:val="20"/>
+      </w:rPr>
+    </w:lvl>
+    <w:lvl w:ilvl="4" w:tentative="1">
+      <w:start w:val="1"/>
+      <w:numFmt w:val="bullet"/>
+      <w:lvlText w:val=""/>
+      <w:lvlJc w:val="left"/>
+      <w:pPr>
+        <w:tabs>
+          <w:tab w:val="num" w:pos="3600"/>
+        </w:tabs>
+        <w:ind w:left="3600" w:hanging="360"/>
+      </w:pPr>
+      <w:rPr>
+        <w:rFonts w:ascii="Wingdings" w:hAnsi="Wingdings" w:hint="default"/>
+        <w:sz w:val="20"/>
+      </w:rPr>
+    </w:lvl>
+    <w:lvl w:ilvl="5" w:tentative="1">
+      <w:start w:val="1"/>
+      <w:numFmt w:val="bullet"/>
+      <w:lvlText w:val=""/>
+      <w:lvlJc w:val="left"/>
+      <w:pPr>
+        <w:tabs>
+          <w:tab w:val="num" w:pos="4320"/>
+        </w:tabs>
+        <w:ind w:left="4320" w:hanging="360"/>
+      </w:pPr>
+      <w:rPr>
+        <w:rFonts w:ascii="Wingdings" w:hAnsi="Wingdings" w:hint="default"/>
+        <w:sz w:val="20"/>
+      </w:rPr>
+    </w:lvl>
+    <w:lvl w:ilvl="6" w:tentative="1">
+      <w:start w:val="1"/>
+      <w:numFmt w:val="bullet"/>
+      <w:lvlText w:val=""/>
+      <w:lvlJc w:val="left"/>
+      <w:pPr>
+        <w:tabs>
+          <w:tab w:val="num" w:pos="5040"/>
+        </w:tabs>
+        <w:ind w:left="5040" w:hanging="360"/>
+      </w:pPr>
+      <w:rPr>
+        <w:rFonts w:ascii="Wingdings" w:hAnsi="Wingdings" w:hint="default"/>
+        <w:sz w:val="20"/>
+      </w:rPr>
+    </w:lvl>
+    <w:lvl w:ilvl="7" w:tentative="1">
+      <w:start w:val="1"/>
+      <w:numFmt w:val="bullet"/>
+      <w:lvlText w:val=""/>
+      <w:lvlJc w:val="left"/>
+      <w:pPr>
+        <w:tabs>
+          <w:tab w:val="num" w:pos="5760"/>
+        </w:tabs>
+        <w:ind w:left="5760" w:hanging="360"/>
+      </w:pPr>
+      <w:rPr>
+        <w:rFonts w:ascii="Wingdings" w:hAnsi="Wingdings" w:hint="default"/>
+        <w:sz w:val="20"/>
+      </w:rPr>
+    </w:lvl>
+    <w:lvl w:ilvl="8" w:tentative="1">
+      <w:start w:val="1"/>
+      <w:numFmt w:val="bullet"/>
+      <w:lvlText w:val=""/>
+      <w:lvlJc w:val="left"/>
+      <w:pPr>
+        <w:tabs>
+          <w:tab w:val="num" w:pos="6480"/>
+        </w:tabs>
+        <w:ind w:left="6480" w:hanging="360"/>
+      </w:pPr>
+      <w:rPr>
+        <w:rFonts w:ascii="Wingdings" w:hAnsi="Wingdings" w:hint="default"/>
+        <w:sz w:val="20"/>
+      </w:rPr>
+    </w:lvl>
+  </w:abstractNum>
+  <w:abstractNum w:abstractNumId="14">
     <w:nsid w:val="6AF86B7B"/>
     <w:multiLevelType w:val="multilevel"/>
     <w:tmpl w:val="1A7444C4"/>
@@ -7061,37 +8198,210 @@
       </w:rPr>
     </w:lvl>
   </w:abstractNum>
+  <w:abstractNum w:abstractNumId="15">
+    <w:nsid w:val="6C43181D"/>
+    <w:multiLevelType w:val="multilevel"/>
+    <w:tmpl w:val="8BC47140"/>
+    <w:lvl w:ilvl="0">
+      <w:start w:val="1"/>
+      <w:numFmt w:val="bullet"/>
+      <w:lvlText w:val=""/>
+      <w:lvlJc w:val="left"/>
+      <w:pPr>
+        <w:tabs>
+          <w:tab w:val="num" w:pos="720"/>
+        </w:tabs>
+        <w:ind w:left="720" w:hanging="360"/>
+      </w:pPr>
+      <w:rPr>
+        <w:rFonts w:ascii="Symbol" w:hAnsi="Symbol" w:hint="default"/>
+        <w:sz w:val="20"/>
+      </w:rPr>
+    </w:lvl>
+    <w:lvl w:ilvl="1" w:tentative="1">
+      <w:start w:val="1"/>
+      <w:numFmt w:val="bullet"/>
+      <w:lvlText w:val="o"/>
+      <w:lvlJc w:val="left"/>
+      <w:pPr>
+        <w:tabs>
+          <w:tab w:val="num" w:pos="1440"/>
+        </w:tabs>
+        <w:ind w:left="1440" w:hanging="360"/>
+      </w:pPr>
+      <w:rPr>
+        <w:rFonts w:ascii="Courier New" w:hAnsi="Courier New" w:hint="default"/>
+        <w:sz w:val="20"/>
+      </w:rPr>
+    </w:lvl>
+    <w:lvl w:ilvl="2" w:tentative="1">
+      <w:start w:val="1"/>
+      <w:numFmt w:val="bullet"/>
+      <w:lvlText w:val=""/>
+      <w:lvlJc w:val="left"/>
+      <w:pPr>
+        <w:tabs>
+          <w:tab w:val="num" w:pos="2160"/>
+        </w:tabs>
+        <w:ind w:left="2160" w:hanging="360"/>
+      </w:pPr>
+      <w:rPr>
+        <w:rFonts w:ascii="Wingdings" w:hAnsi="Wingdings" w:hint="default"/>
+        <w:sz w:val="20"/>
+      </w:rPr>
+    </w:lvl>
+    <w:lvl w:ilvl="3" w:tentative="1">
+      <w:start w:val="1"/>
+      <w:numFmt w:val="bullet"/>
+      <w:lvlText w:val=""/>
+      <w:lvlJc w:val="left"/>
+      <w:pPr>
+        <w:tabs>
+          <w:tab w:val="num" w:pos="2880"/>
+        </w:tabs>
+        <w:ind w:left="2880" w:hanging="360"/>
+      </w:pPr>
+      <w:rPr>
+        <w:rFonts w:ascii="Wingdings" w:hAnsi="Wingdings" w:hint="default"/>
+        <w:sz w:val="20"/>
+      </w:rPr>
+    </w:lvl>
+    <w:lvl w:ilvl="4" w:tentative="1">
+      <w:start w:val="1"/>
+      <w:numFmt w:val="bullet"/>
+      <w:lvlText w:val=""/>
+      <w:lvlJc w:val="left"/>
+      <w:pPr>
+        <w:tabs>
+          <w:tab w:val="num" w:pos="3600"/>
+        </w:tabs>
+        <w:ind w:left="3600" w:hanging="360"/>
+      </w:pPr>
+      <w:rPr>
+        <w:rFonts w:ascii="Wingdings" w:hAnsi="Wingdings" w:hint="default"/>
+        <w:sz w:val="20"/>
+      </w:rPr>
+    </w:lvl>
+    <w:lvl w:ilvl="5" w:tentative="1">
+      <w:start w:val="1"/>
+      <w:numFmt w:val="bullet"/>
+      <w:lvlText w:val=""/>
+      <w:lvlJc w:val="left"/>
+      <w:pPr>
+        <w:tabs>
+          <w:tab w:val="num" w:pos="4320"/>
+        </w:tabs>
+        <w:ind w:left="4320" w:hanging="360"/>
+      </w:pPr>
+      <w:rPr>
+        <w:rFonts w:ascii="Wingdings" w:hAnsi="Wingdings" w:hint="default"/>
+        <w:sz w:val="20"/>
+      </w:rPr>
+    </w:lvl>
+    <w:lvl w:ilvl="6" w:tentative="1">
+      <w:start w:val="1"/>
+      <w:numFmt w:val="bullet"/>
+      <w:lvlText w:val=""/>
+      <w:lvlJc w:val="left"/>
+      <w:pPr>
+        <w:tabs>
+          <w:tab w:val="num" w:pos="5040"/>
+        </w:tabs>
+        <w:ind w:left="5040" w:hanging="360"/>
+      </w:pPr>
+      <w:rPr>
+        <w:rFonts w:ascii="Wingdings" w:hAnsi="Wingdings" w:hint="default"/>
+        <w:sz w:val="20"/>
+      </w:rPr>
+    </w:lvl>
+    <w:lvl w:ilvl="7" w:tentative="1">
+      <w:start w:val="1"/>
+      <w:numFmt w:val="bullet"/>
+      <w:lvlText w:val=""/>
+      <w:lvlJc w:val="left"/>
+      <w:pPr>
+        <w:tabs>
+          <w:tab w:val="num" w:pos="5760"/>
+        </w:tabs>
+        <w:ind w:left="5760" w:hanging="360"/>
+      </w:pPr>
+      <w:rPr>
+        <w:rFonts w:ascii="Wingdings" w:hAnsi="Wingdings" w:hint="default"/>
+        <w:sz w:val="20"/>
+      </w:rPr>
+    </w:lvl>
+    <w:lvl w:ilvl="8" w:tentative="1">
+      <w:start w:val="1"/>
+      <w:numFmt w:val="bullet"/>
+      <w:lvlText w:val=""/>
+      <w:lvlJc w:val="left"/>
+      <w:pPr>
+        <w:tabs>
+          <w:tab w:val="num" w:pos="6480"/>
+        </w:tabs>
+        <w:ind w:left="6480" w:hanging="360"/>
+      </w:pPr>
+      <w:rPr>
+        <w:rFonts w:ascii="Wingdings" w:hAnsi="Wingdings" w:hint="default"/>
+        <w:sz w:val="20"/>
+      </w:rPr>
+    </w:lvl>
+  </w:abstractNum>
   <w:num w:numId="1">
-    <w:abstractNumId w:val="3"/>
+    <w:abstractNumId w:val="5"/>
     <w:lvlOverride w:ilvl="0">
       <w:startOverride w:val="1"/>
     </w:lvlOverride>
   </w:num>
   <w:num w:numId="2">
-    <w:abstractNumId w:val="2"/>
+    <w:abstractNumId w:val="4"/>
     <w:lvlOverride w:ilvl="0">
       <w:startOverride w:val="1"/>
     </w:lvlOverride>
   </w:num>
   <w:num w:numId="3">
-    <w:abstractNumId w:val="6"/>
+    <w:abstractNumId w:val="12"/>
     <w:lvlOverride w:ilvl="0">
       <w:startOverride w:val="1"/>
     </w:lvlOverride>
   </w:num>
   <w:num w:numId="4">
-    <w:abstractNumId w:val="7"/>
+    <w:abstractNumId w:val="14"/>
   </w:num>
   <w:num w:numId="5">
-    <w:abstractNumId w:val="4"/>
+    <w:abstractNumId w:val="8"/>
   </w:num>
   <w:num w:numId="6">
-    <w:abstractNumId w:val="5"/>
+    <w:abstractNumId w:val="9"/>
   </w:num>
   <w:num w:numId="7">
     <w:abstractNumId w:val="0"/>
   </w:num>
   <w:num w:numId="8">
+    <w:abstractNumId w:val="3"/>
+  </w:num>
+  <w:num w:numId="9">
+    <w:abstractNumId w:val="11"/>
+  </w:num>
+  <w:num w:numId="10">
+    <w:abstractNumId w:val="2"/>
+  </w:num>
+  <w:num w:numId="11">
+    <w:abstractNumId w:val="6"/>
+  </w:num>
+  <w:num w:numId="12">
+    <w:abstractNumId w:val="13"/>
+  </w:num>
+  <w:num w:numId="13">
+    <w:abstractNumId w:val="7"/>
+  </w:num>
+  <w:num w:numId="14">
+    <w:abstractNumId w:val="10"/>
+  </w:num>
+  <w:num w:numId="15">
+    <w:abstractNumId w:val="15"/>
+  </w:num>
+  <w:num w:numId="16">
     <w:abstractNumId w:val="1"/>
   </w:num>
 </w:numbering>
